--- a/docs/word/ws4-pattern-c-hybrid-dynamic-tiering.docx
+++ b/docs/word/ws4-pattern-c-hybrid-dynamic-tiering.docx
@@ -9,7 +9,7 @@
         <w:keepLines w:val="1"/>
         <w:rPr/>
       </w:pPr>
-      <w:bookmarkStart w:colFirst="0" w:colLast="0" w:name="_zb7srqxti677" w:id="0"/>
+      <w:bookmarkStart w:colFirst="0" w:colLast="0" w:name="_ars6pdq94cfw" w:id="0"/>
       <w:bookmarkEnd w:id="0"/>
       <w:r>
         <w:rPr>
@@ -529,7 +529,7 @@
         <w:shd w:fill="auto" w:val="clear"/>
         <w:rPr/>
       </w:pPr>
-      <w:bookmarkStart w:colFirst="0" w:colLast="0" w:name="_56zxuu5p2n7y" w:id="1"/>
+      <w:bookmarkStart w:colFirst="0" w:colLast="0" w:name="_6alh004ixdrw" w:id="1"/>
       <w:bookmarkEnd w:id="1"/>
       <w:r>
         <w:rPr>
@@ -540,6 +540,233 @@
     </w:p>
     <w:p>
       <w:pPr>
+        <w:keepLines w:val="1"/>
+        <w:pBdr>
+          <w:top w:color="d2e3fc" w:space="6" w:sz="4" w:val="single"/>
+          <w:left w:color="1a73e8" w:space="8" w:sz="24" w:val="single"/>
+          <w:bottom w:color="d2e3fc" w:space="6" w:sz="4" w:val="single"/>
+          <w:right w:color="d2e3fc" w:space="6" w:sz="4" w:val="single"/>
+        </w:pBdr>
+        <w:shd w:fill="e8f0fe" w:val="clear"/>
+        <w:spacing w:after="160" w:before="120" w:lineRule="auto"/>
+        <w:ind w:left="240" w:right="240" w:firstLine="0"/>
+        <w:rPr/>
+      </w:pPr>
+      <w:r>
+        <w:rPr>
+          <w:b w:val="1"/>
+          <w:bCs w:val="1"/>
+          <w:color w:val="174ea6"/>
+          <w:rtl w:val="0"/>
+        </w:rPr>
+        <w:t xml:space="preserve">Note: </w:t>
+      </w:r>
+      <w:r>
+        <w:rPr>
+          <w:b w:val="1"/>
+          <w:bCs w:val="1"/>
+          <w:rtl w:val="0"/>
+        </w:rPr>
+        <w:t xml:space="preserve">Companion Cloud Architecture Assets:</w:t>
+      </w:r>
+      <w:r>
+        <w:rPr>
+          <w:rtl w:val="0"/>
+        </w:rPr>
+        <w:br w:type="textWrapping"/>
+      </w:r>
+      <w:r>
+        <w:rPr>
+          <w:rtl w:val="0"/>
+        </w:rPr>
+        <w:t xml:space="preserve">• 📊 </w:t>
+      </w:r>
+      <w:r>
+        <w:rPr>
+          <w:b w:val="1"/>
+          <w:bCs w:val="1"/>
+          <w:rtl w:val="0"/>
+        </w:rPr>
+        <w:t xml:space="preserve">Google Slides</w:t>
+      </w:r>
+      <w:r>
+        <w:rPr>
+          <w:rtl w:val="0"/>
+        </w:rPr>
+        <w:t xml:space="preserve">: </w:t>
+      </w:r>
+      <w:hyperlink r:id="rId10">
+        <w:r>
+          <w:rPr>
+            <w:rFonts w:ascii="Arial Unicode MS" w:cs="Arial Unicode MS" w:eastAsia="Arial Unicode MS" w:hAnsi="Arial Unicode MS"/>
+            <w:color w:val="1155cc"/>
+            <w:u w:val="single"/>
+            <w:rtl w:val="0"/>
+          </w:rPr>
+          <w:t xml:space="preserve">Open WS4 12-Slide Canonical Deck (Google Slides ↗)</w:t>
+        </w:r>
+      </w:hyperlink>
+      <w:r>
+        <w:rPr>
+          <w:rtl w:val="0"/>
+        </w:rPr>
+        <w:t xml:space="preserve"> • </w:t>
+      </w:r>
+      <w:hyperlink r:id="rId11">
+        <w:r>
+          <w:rPr>
+            <w:color w:val="1155cc"/>
+            <w:u w:val="single"/>
+            <w:rtl w:val="0"/>
+          </w:rPr>
+          <w:t xml:space="preserve">Download 12-Slide Canonical (.pptx)</w:t>
+        </w:r>
+      </w:hyperlink>
+      <w:r>
+        <w:rPr>
+          <w:rtl w:val="0"/>
+        </w:rPr>
+        <w:br w:type="textWrapping"/>
+      </w:r>
+      <w:r>
+        <w:rPr>
+          <w:rtl w:val="0"/>
+        </w:rPr>
+        <w:t xml:space="preserve">• 📄 </w:t>
+      </w:r>
+      <w:r>
+        <w:rPr>
+          <w:b w:val="1"/>
+          <w:bCs w:val="1"/>
+          <w:rtl w:val="0"/>
+        </w:rPr>
+        <w:t xml:space="preserve">Google Docs &amp; Word</w:t>
+      </w:r>
+      <w:r>
+        <w:rPr>
+          <w:rtl w:val="0"/>
+        </w:rPr>
+        <w:t xml:space="preserve">: </w:t>
+      </w:r>
+      <w:hyperlink r:id="rId12">
+        <w:r>
+          <w:rPr>
+            <w:rFonts w:ascii="Arial Unicode MS" w:cs="Arial Unicode MS" w:eastAsia="Arial Unicode MS" w:hAnsi="Arial Unicode MS"/>
+            <w:color w:val="1155cc"/>
+            <w:u w:val="single"/>
+            <w:rtl w:val="0"/>
+          </w:rPr>
+          <w:t xml:space="preserve">Open WS4 GCP-Branded Google Doc ↗</w:t>
+        </w:r>
+      </w:hyperlink>
+      <w:r>
+        <w:rPr>
+          <w:rtl w:val="0"/>
+        </w:rPr>
+        <w:t xml:space="preserve"> • </w:t>
+      </w:r>
+      <w:hyperlink r:id="rId13">
+        <w:r>
+          <w:rPr>
+            <w:color w:val="1155cc"/>
+            <w:u w:val="single"/>
+            <w:rtl w:val="0"/>
+          </w:rPr>
+          <w:t xml:space="preserve">Download Microsoft Word (.docx)</w:t>
+        </w:r>
+      </w:hyperlink>
+      <w:r>
+        <w:rPr>
+          <w:rtl w:val="0"/>
+        </w:rPr>
+        <w:br w:type="textWrapping"/>
+      </w:r>
+      <w:r>
+        <w:rPr>
+          <w:rtl w:val="0"/>
+        </w:rPr>
+        <w:t xml:space="preserve">• 📐 </w:t>
+      </w:r>
+      <w:r>
+        <w:rPr>
+          <w:b w:val="1"/>
+          <w:bCs w:val="1"/>
+          <w:rtl w:val="0"/>
+        </w:rPr>
+        <w:t xml:space="preserve">Official Draw.io Blueprints</w:t>
+      </w:r>
+      <w:r>
+        <w:rPr>
+          <w:rtl w:val="0"/>
+        </w:rPr>
+        <w:t xml:space="preserve">: </w:t>
+      </w:r>
+      <w:hyperlink r:id="rId14">
+        <w:r>
+          <w:rPr>
+            <w:color w:val="1155cc"/>
+            <w:u w:val="single"/>
+            <w:rtl w:val="0"/>
+          </w:rPr>
+          <w:t xml:space="preserve">Figure 1 Dynamic Hybrid (.drawio)</w:t>
+        </w:r>
+      </w:hyperlink>
+      <w:r>
+        <w:rPr>
+          <w:rtl w:val="0"/>
+        </w:rPr>
+        <w:t xml:space="preserve"> • </w:t>
+      </w:r>
+      <w:hyperlink r:id="rId15">
+        <w:r>
+          <w:rPr>
+            <w:color w:val="1155cc"/>
+            <w:u w:val="single"/>
+            <w:rtl w:val="0"/>
+          </w:rPr>
+          <w:t xml:space="preserve">Figure 2 Hub &amp; Spoke (.drawio)</w:t>
+        </w:r>
+      </w:hyperlink>
+      <w:r>
+        <w:rPr>
+          <w:rtl w:val="0"/>
+        </w:rPr>
+        <w:t xml:space="preserve"> • </w:t>
+      </w:r>
+      <w:hyperlink r:id="rId16">
+        <w:r>
+          <w:rPr>
+            <w:color w:val="1155cc"/>
+            <w:u w:val="single"/>
+            <w:rtl w:val="0"/>
+          </w:rPr>
+          <w:t xml:space="preserve">Figure 3 Zero-Downtime Upgrade (.drawio)</w:t>
+        </w:r>
+      </w:hyperlink>
+      <w:r>
+        <w:rPr>
+          <w:rtl w:val="0"/>
+        </w:rPr>
+        <w:t xml:space="preserve"> • </w:t>
+      </w:r>
+      <w:hyperlink r:id="rId17">
+        <w:r>
+          <w:rPr>
+            <w:color w:val="1155cc"/>
+            <w:u w:val="single"/>
+            <w:rtl w:val="0"/>
+          </w:rPr>
+          <w:t xml:space="preserve">Figure 4 Terraform Hybrid (.drawio)</w:t>
+        </w:r>
+      </w:hyperlink>
+      <w:r>
+        <w:rPr>
+          <w:rtl w:val="0"/>
+        </w:rPr>
+      </w:r>
+    </w:p>
+    <w:p>
+      <w:pPr>
         <w:spacing w:after="200" w:lineRule="auto"/>
         <w:rPr/>
       </w:pPr>
@@ -563,7 +790,7 @@
         </w:rPr>
         <w:t xml:space="preserve"> for building and operating a multi-tiered agentic AI SaaS platform on Google Cloud. Pattern C combines the high-density unit economics of </w:t>
       </w:r>
-      <w:hyperlink r:id="rId10">
+      <w:hyperlink r:id="rId18">
         <w:r>
           <w:rPr>
             <w:color w:val="1155cc"/>
@@ -579,7 +806,7 @@
         </w:rPr>
         <w:t xml:space="preserve"> with the physical project and encryption isolation of </w:t>
       </w:r>
-      <w:hyperlink r:id="rId11">
+      <w:hyperlink r:id="rId19">
         <w:r>
           <w:rPr>
             <w:color w:val="1155cc"/>
@@ -609,7 +836,7 @@
         </w:rPr>
         <w:t xml:space="preserve">). A tenant-aware </w:t>
       </w:r>
-      <w:hyperlink r:id="rId12">
+      <w:hyperlink r:id="rId20">
         <w:r>
           <w:rPr>
             <w:color w:val="1155cc"/>
@@ -625,7 +852,7 @@
         </w:rPr>
         <w:t xml:space="preserve"> router directs Standard-tier customers to a shared pooled runtime while bridging regulated Enterprise-tier customers across </w:t>
       </w:r>
-      <w:hyperlink r:id="rId13">
+      <w:hyperlink r:id="rId21">
         <w:r>
           <w:rPr>
             <w:color w:val="1155cc"/>
@@ -653,7 +880,7 @@
         </w:rPr>
         <w:t xml:space="preserve">This document is part 4 of a 5-part series extending the official Google Cloud </w:t>
       </w:r>
-      <w:hyperlink r:id="rId14">
+      <w:hyperlink r:id="rId22">
         <w:r>
           <w:rPr>
             <w:color w:val="1155cc"/>
@@ -669,7 +896,7 @@
         </w:rPr>
         <w:t xml:space="preserve"> reference architecture (introduced in </w:t>
       </w:r>
-      <w:hyperlink r:id="rId15">
+      <w:hyperlink r:id="rId23">
         <w:r>
           <w:rPr>
             <w:color w:val="1155cc"/>
@@ -779,7 +1006,7 @@
         <w:keepLines w:val="1"/>
         <w:rPr/>
       </w:pPr>
-      <w:bookmarkStart w:colFirst="0" w:colLast="0" w:name="_6wvi2z5vmbj2" w:id="2"/>
+      <w:bookmarkStart w:colFirst="0" w:colLast="0" w:name="_m1llydk1vubz" w:id="2"/>
       <w:bookmarkEnd w:id="2"/>
       <w:r>
         <w:rPr>
@@ -859,7 +1086,7 @@
         </w:rPr>
         <w:t xml:space="preserve"> for Enterprise spokes behind a single URL—using the four foundational series primitives (</w:t>
       </w:r>
-      <w:hyperlink r:id="rId16">
+      <w:hyperlink r:id="rId24">
         <w:r>
           <w:rPr>
             <w:color w:val="1155cc"/>
@@ -894,7 +1121,7 @@
       <w:pPr>
         <w:numPr>
           <w:ilvl w:val="0"/>
-          <w:numId w:val="15"/>
+          <w:numId w:val="9"/>
         </w:numPr>
         <w:spacing w:after="0" w:afterAutospacing="0" w:lineRule="auto"/>
         <w:ind w:left="720" w:hanging="360"/>
@@ -934,7 +1161,7 @@
         </w:rPr>
         <w:t xml:space="preserve"> The invariant 80% reusable Python runtime (</w:t>
       </w:r>
-      <w:hyperlink r:id="rId17">
+      <w:hyperlink r:id="rId25">
         <w:r>
           <w:rPr>
             <w:rFonts w:ascii="Roboto Mono" w:cs="Roboto Mono" w:eastAsia="Roboto Mono" w:hAnsi="Roboto Mono"/>
@@ -984,7 +1211,7 @@
       <w:pPr>
         <w:numPr>
           <w:ilvl w:val="0"/>
-          <w:numId w:val="15"/>
+          <w:numId w:val="9"/>
         </w:numPr>
         <w:spacing w:after="0" w:afterAutospacing="0" w:lineRule="auto"/>
         <w:ind w:left="720" w:hanging="360"/>
@@ -1024,7 +1251,7 @@
         </w:rPr>
         <w:t xml:space="preserve"> The Hop 2 Federated Agent Catalog Policy Decision Point (</w:t>
       </w:r>
-      <w:hyperlink r:id="rId18">
+      <w:hyperlink r:id="rId26">
         <w:r>
           <w:rPr>
             <w:rFonts w:ascii="Roboto Mono" w:cs="Roboto Mono" w:eastAsia="Roboto Mono" w:hAnsi="Roboto Mono"/>
@@ -1074,7 +1301,7 @@
       <w:pPr>
         <w:numPr>
           <w:ilvl w:val="0"/>
-          <w:numId w:val="15"/>
+          <w:numId w:val="9"/>
         </w:numPr>
         <w:spacing w:after="0" w:afterAutospacing="0" w:lineRule="auto"/>
         <w:ind w:left="720" w:hanging="360"/>
@@ -1114,7 +1341,7 @@
         </w:rPr>
         <w:t xml:space="preserve"> The tool-invocation protocol brokering DPoP-bound 3LO SaaS calls and live AWS Bedrock AgentCore targets across both pooled and PSC-routed turns (</w:t>
       </w:r>
-      <w:hyperlink r:id="rId19">
+      <w:hyperlink r:id="rId27">
         <w:r>
           <w:rPr>
             <w:rFonts w:ascii="Roboto Mono" w:cs="Roboto Mono" w:eastAsia="Roboto Mono" w:hAnsi="Roboto Mono"/>
@@ -1136,7 +1363,7 @@
       <w:pPr>
         <w:numPr>
           <w:ilvl w:val="0"/>
-          <w:numId w:val="15"/>
+          <w:numId w:val="9"/>
         </w:numPr>
         <w:spacing w:after="200" w:lineRule="auto"/>
         <w:ind w:left="720" w:hanging="360"/>
@@ -1899,7 +2126,7 @@
                 <w:szCs w:val="19"/>
               </w:rPr>
             </w:pPr>
-            <w:hyperlink r:id="rId20">
+            <w:hyperlink r:id="rId28">
               <w:r>
                 <w:rPr>
                   <w:rFonts w:ascii="Roboto Mono" w:cs="Roboto Mono" w:eastAsia="Roboto Mono" w:hAnsi="Roboto Mono"/>
@@ -2232,7 +2459,7 @@
                 <w:szCs w:val="19"/>
               </w:rPr>
             </w:pPr>
-            <w:hyperlink r:id="rId21">
+            <w:hyperlink r:id="rId29">
               <w:r>
                 <w:rPr>
                   <w:rFonts w:ascii="Roboto Mono" w:cs="Roboto Mono" w:eastAsia="Roboto Mono" w:hAnsi="Roboto Mono"/>
@@ -2547,7 +2774,7 @@
                 <w:szCs w:val="19"/>
               </w:rPr>
             </w:pPr>
-            <w:hyperlink r:id="rId22">
+            <w:hyperlink r:id="rId30">
               <w:r>
                 <w:rPr>
                   <w:rFonts w:ascii="Roboto Mono" w:cs="Roboto Mono" w:eastAsia="Roboto Mono" w:hAnsi="Roboto Mono"/>
@@ -2826,7 +3053,7 @@
                 <w:szCs w:val="19"/>
               </w:rPr>
             </w:pPr>
-            <w:hyperlink r:id="rId23">
+            <w:hyperlink r:id="rId31">
               <w:r>
                 <w:rPr>
                   <w:rFonts w:ascii="Roboto Mono" w:cs="Roboto Mono" w:eastAsia="Roboto Mono" w:hAnsi="Roboto Mono"/>
@@ -3123,7 +3350,7 @@
                 <w:szCs w:val="19"/>
               </w:rPr>
             </w:pPr>
-            <w:hyperlink r:id="rId24">
+            <w:hyperlink r:id="rId32">
               <w:r>
                 <w:rPr>
                   <w:rFonts w:ascii="Roboto Mono" w:cs="Roboto Mono" w:eastAsia="Roboto Mono" w:hAnsi="Roboto Mono"/>
@@ -3175,7 +3402,7 @@
         <w:spacing w:before="360" w:lineRule="auto"/>
         <w:rPr/>
       </w:pPr>
-      <w:bookmarkStart w:colFirst="0" w:colLast="0" w:name="_pg7ko3f9689a" w:id="3"/>
+      <w:bookmarkStart w:colFirst="0" w:colLast="0" w:name="_8lpszg56r03e" w:id="3"/>
       <w:bookmarkEnd w:id="3"/>
       <w:r>
         <w:rPr>
@@ -3195,7 +3422,7 @@
         </w:rPr>
         <w:t xml:space="preserve">Pattern C is the recommended production architecture for multi-tiered B2B SaaS platforms (</w:t>
       </w:r>
-      <w:hyperlink r:id="rId25">
+      <w:hyperlink r:id="rId33">
         <w:r>
           <w:rPr>
             <w:color w:val="1155cc"/>
@@ -3398,7 +3625,7 @@
         <w:keepLines w:val="1"/>
         <w:rPr/>
       </w:pPr>
-      <w:bookmarkStart w:colFirst="0" w:colLast="0" w:name="_6zm602qlr3re" w:id="4"/>
+      <w:bookmarkStart w:colFirst="0" w:colLast="0" w:name="_88o4upfrlsm4" w:id="4"/>
       <w:bookmarkEnd w:id="4"/>
       <w:r>
         <w:rPr>
@@ -3414,7 +3641,7 @@
         <w:keepLines w:val="1"/>
         <w:rPr/>
       </w:pPr>
-      <w:bookmarkStart w:colFirst="0" w:colLast="0" w:name="_2s5btr49doan" w:id="5"/>
+      <w:bookmarkStart w:colFirst="0" w:colLast="0" w:name="_pcq5d5frru67" w:id="5"/>
       <w:bookmarkEnd w:id="5"/>
       <w:r>
         <w:rPr>
@@ -3448,7 +3675,7 @@
         </w:rPr>
         <w:t xml:space="preserve"> introduced in </w:t>
       </w:r>
-      <w:hyperlink r:id="rId26">
+      <w:hyperlink r:id="rId34">
         <w:r>
           <w:rPr>
             <w:color w:val="1155cc"/>
@@ -3469,7 +3696,7 @@
       <w:pPr>
         <w:numPr>
           <w:ilvl w:val="0"/>
-          <w:numId w:val="8"/>
+          <w:numId w:val="16"/>
         </w:numPr>
         <w:spacing w:after="0" w:afterAutospacing="0" w:lineRule="auto"/>
         <w:ind w:left="720" w:hanging="360"/>
@@ -3505,7 +3732,7 @@
         </w:rPr>
         <w:t xml:space="preserve">), where </w:t>
       </w:r>
-      <w:hyperlink r:id="rId27">
+      <w:hyperlink r:id="rId35">
         <w:r>
           <w:rPr>
             <w:rFonts w:ascii="Roboto Mono" w:cs="Roboto Mono" w:eastAsia="Roboto Mono" w:hAnsi="Roboto Mono"/>
@@ -3536,7 +3763,7 @@
         </w:rPr>
         <w:t xml:space="preserve"> and </w:t>
       </w:r>
-      <w:hyperlink r:id="rId28">
+      <w:hyperlink r:id="rId36">
         <w:r>
           <w:rPr>
             <w:rFonts w:ascii="Roboto Mono" w:cs="Roboto Mono" w:eastAsia="Roboto Mono" w:hAnsi="Roboto Mono"/>
@@ -3572,7 +3799,7 @@
       <w:pPr>
         <w:numPr>
           <w:ilvl w:val="0"/>
-          <w:numId w:val="8"/>
+          <w:numId w:val="16"/>
         </w:numPr>
         <w:spacing w:after="0" w:afterAutospacing="0" w:lineRule="auto"/>
         <w:ind w:left="720" w:hanging="360"/>
@@ -3630,7 +3857,7 @@
         </w:rPr>
         <w:t xml:space="preserve"> </w:t>
       </w:r>
-      <w:hyperlink r:id="rId29">
+      <w:hyperlink r:id="rId37">
         <w:r>
           <w:rPr>
             <w:rFonts w:ascii="Roboto Mono" w:cs="Roboto Mono" w:eastAsia="Roboto Mono" w:hAnsi="Roboto Mono"/>
@@ -3680,7 +3907,7 @@
       <w:pPr>
         <w:numPr>
           <w:ilvl w:val="0"/>
-          <w:numId w:val="8"/>
+          <w:numId w:val="16"/>
         </w:numPr>
         <w:spacing w:after="200" w:lineRule="auto"/>
         <w:ind w:left="720" w:hanging="360"/>
@@ -3702,7 +3929,7 @@
         </w:rPr>
         <w:t xml:space="preserve"> Both tiers enforce </w:t>
       </w:r>
-      <w:hyperlink r:id="rId30">
+      <w:hyperlink r:id="rId38">
         <w:r>
           <w:rPr>
             <w:rFonts w:ascii="Roboto Mono" w:cs="Roboto Mono" w:eastAsia="Roboto Mono" w:hAnsi="Roboto Mono"/>
@@ -3719,7 +3946,7 @@
         </w:rPr>
         <w:t xml:space="preserve">, </w:t>
       </w:r>
-      <w:hyperlink r:id="rId31">
+      <w:hyperlink r:id="rId39">
         <w:r>
           <w:rPr>
             <w:rFonts w:ascii="Roboto Mono" w:cs="Roboto Mono" w:eastAsia="Roboto Mono" w:hAnsi="Roboto Mono"/>
@@ -3736,7 +3963,7 @@
         </w:rPr>
         <w:t xml:space="preserve">, and </w:t>
       </w:r>
-      <w:hyperlink r:id="rId32">
+      <w:hyperlink r:id="rId40">
         <w:r>
           <w:rPr>
             <w:rFonts w:ascii="Roboto Mono" w:cs="Roboto Mono" w:eastAsia="Roboto Mono" w:hAnsi="Roboto Mono"/>
@@ -3761,7 +3988,7 @@
         <w:keepLines w:val="1"/>
         <w:rPr/>
       </w:pPr>
-      <w:bookmarkStart w:colFirst="0" w:colLast="0" w:name="_woet5ej0a5ug" w:id="6"/>
+      <w:bookmarkStart w:colFirst="0" w:colLast="0" w:name="_vl2w8ws9df5" w:id="6"/>
       <w:bookmarkEnd w:id="6"/>
       <w:r>
         <w:rPr>
@@ -3781,7 +4008,7 @@
         </w:rPr>
         <w:t xml:space="preserve">A critical architectural decision in Pattern C is how the central routing hub communicates with dozens or hundreds of isolated Enterprise tenant projects (</w:t>
       </w:r>
-      <w:hyperlink r:id="rId33">
+      <w:hyperlink r:id="rId41">
         <w:r>
           <w:rPr>
             <w:color w:val="1155cc"/>
@@ -4760,7 +4987,7 @@
         <w:spacing w:before="360" w:lineRule="auto"/>
         <w:rPr/>
       </w:pPr>
-      <w:bookmarkStart w:colFirst="0" w:colLast="0" w:name="_4tnnpnw5pd2w" w:id="7"/>
+      <w:bookmarkStart w:colFirst="0" w:colLast="0" w:name="_ucbzrmdvq1f" w:id="7"/>
       <w:bookmarkEnd w:id="7"/>
       <w:r>
         <w:rPr>
@@ -4780,7 +5007,7 @@
         </w:rPr>
         <w:t xml:space="preserve">Every Pattern C deployment is verified using the automated test suite (</w:t>
       </w:r>
-      <w:hyperlink r:id="rId34">
+      <w:hyperlink r:id="rId42">
         <w:r>
           <w:rPr>
             <w:rFonts w:ascii="Roboto Mono" w:cs="Roboto Mono" w:eastAsia="Roboto Mono" w:hAnsi="Roboto Mono"/>
@@ -5898,7 +6125,7 @@
         <w:spacing w:before="360" w:lineRule="auto"/>
         <w:rPr/>
       </w:pPr>
-      <w:bookmarkStart w:colFirst="0" w:colLast="0" w:name="_u09z6l419xhu" w:id="8"/>
+      <w:bookmarkStart w:colFirst="0" w:colLast="0" w:name="_gw1553sppo3z" w:id="8"/>
       <w:bookmarkEnd w:id="8"/>
       <w:r>
         <w:rPr>
@@ -5933,7 +6160,7 @@
           <wp:inline distB="114300" distT="114300" distL="114300" distR="114300">
             <wp:extent cx="6731000" cy="7905563"/>
             <wp:effectExtent b="0" l="0" r="0" t="0"/>
-            <wp:docPr id="7" name="image8.png"/>
+            <wp:docPr id="1" name="image8.png"/>
             <a:graphic>
               <a:graphicData uri="http://schemas.openxmlformats.org/drawingml/2006/picture">
                 <pic:pic>
@@ -5942,7 +6169,7 @@
                     <pic:cNvPicPr preferRelativeResize="0"/>
                   </pic:nvPicPr>
                   <pic:blipFill>
-                    <a:blip r:embed="rId35"/>
+                    <a:blip r:embed="rId43"/>
                     <a:srcRect b="0" l="0" r="0" t="0"/>
                     <a:stretch>
                       <a:fillRect/>
@@ -6038,7 +6265,7 @@
         </w:rPr>
         <w:t xml:space="preserve">). Editable assets: </w:t>
       </w:r>
-      <w:hyperlink r:id="rId36">
+      <w:hyperlink r:id="rId44">
         <w:r>
           <w:rPr>
             <w:i w:val="1"/>
@@ -6058,7 +6285,7 @@
         </w:rPr>
         <w:t xml:space="preserve"> | </w:t>
       </w:r>
-      <w:hyperlink r:id="rId37">
+      <w:hyperlink r:id="rId45">
         <w:r>
           <w:rPr>
             <w:i w:val="1"/>
@@ -6078,7 +6305,7 @@
         </w:rPr>
         <w:t xml:space="preserve"> | </w:t>
       </w:r>
-      <w:hyperlink r:id="rId38">
+      <w:hyperlink r:id="rId46">
         <w:r>
           <w:rPr>
             <w:i w:val="1"/>
@@ -6098,7 +6325,7 @@
         </w:rPr>
         <w:t xml:space="preserve"> | </w:t>
       </w:r>
-      <w:hyperlink r:id="rId39">
+      <w:hyperlink r:id="rId47">
         <w:r>
           <w:rPr>
             <w:i w:val="1"/>
@@ -6135,7 +6362,7 @@
       <w:pPr>
         <w:numPr>
           <w:ilvl w:val="0"/>
-          <w:numId w:val="14"/>
+          <w:numId w:val="23"/>
         </w:numPr>
         <w:spacing w:after="0" w:afterAutospacing="0" w:lineRule="auto"/>
         <w:ind w:left="720" w:hanging="360"/>
@@ -6240,7 +6467,7 @@
       <w:pPr>
         <w:numPr>
           <w:ilvl w:val="0"/>
-          <w:numId w:val="14"/>
+          <w:numId w:val="23"/>
         </w:numPr>
         <w:spacing w:after="0" w:afterAutospacing="0" w:lineRule="auto"/>
         <w:ind w:left="720" w:hanging="360"/>
@@ -6341,7 +6568,7 @@
       <w:pPr>
         <w:numPr>
           <w:ilvl w:val="0"/>
-          <w:numId w:val="14"/>
+          <w:numId w:val="23"/>
         </w:numPr>
         <w:spacing w:after="0" w:afterAutospacing="0" w:lineRule="auto"/>
         <w:ind w:left="720" w:hanging="360"/>
@@ -6460,7 +6687,7 @@
       <w:pPr>
         <w:numPr>
           <w:ilvl w:val="0"/>
-          <w:numId w:val="14"/>
+          <w:numId w:val="23"/>
         </w:numPr>
         <w:spacing w:after="200" w:lineRule="auto"/>
         <w:ind w:left="720" w:hanging="360"/>
@@ -6782,7 +7009,7 @@
         </w:rPr>
         <w:t xml:space="preserve"> in </w:t>
       </w:r>
-      <w:hyperlink r:id="rId40">
+      <w:hyperlink r:id="rId48">
         <w:r>
           <w:rPr>
             <w:rFonts w:ascii="Roboto Mono" w:cs="Roboto Mono" w:eastAsia="Roboto Mono" w:hAnsi="Roboto Mono"/>
@@ -6804,7 +7031,7 @@
       <w:pPr>
         <w:numPr>
           <w:ilvl w:val="0"/>
-          <w:numId w:val="11"/>
+          <w:numId w:val="10"/>
         </w:numPr>
         <w:spacing w:after="0" w:afterAutospacing="0" w:lineRule="auto"/>
         <w:ind w:left="720" w:hanging="360"/>
@@ -6905,7 +7132,7 @@
       <w:pPr>
         <w:numPr>
           <w:ilvl w:val="0"/>
-          <w:numId w:val="11"/>
+          <w:numId w:val="10"/>
         </w:numPr>
         <w:spacing w:after="0" w:afterAutospacing="0" w:lineRule="auto"/>
         <w:ind w:left="720" w:hanging="360"/>
@@ -6973,7 +7200,7 @@
         </w:rPr>
         <w:t xml:space="preserve"> (</w:t>
       </w:r>
-      <w:hyperlink r:id="rId41">
+      <w:hyperlink r:id="rId49">
         <w:r>
           <w:rPr>
             <w:rFonts w:ascii="Roboto Mono" w:cs="Roboto Mono" w:eastAsia="Roboto Mono" w:hAnsi="Roboto Mono"/>
@@ -7023,7 +7250,7 @@
       <w:pPr>
         <w:numPr>
           <w:ilvl w:val="0"/>
-          <w:numId w:val="11"/>
+          <w:numId w:val="10"/>
         </w:numPr>
         <w:spacing w:after="0" w:afterAutospacing="0" w:lineRule="auto"/>
         <w:ind w:left="720" w:hanging="360"/>
@@ -7081,7 +7308,7 @@
         </w:rPr>
         <w:t xml:space="preserve"> The Cloud Run Hybrid Router (</w:t>
       </w:r>
-      <w:hyperlink r:id="rId42">
+      <w:hyperlink r:id="rId50">
         <w:r>
           <w:rPr>
             <w:rFonts w:ascii="Roboto Mono" w:cs="Roboto Mono" w:eastAsia="Roboto Mono" w:hAnsi="Roboto Mono"/>
@@ -7187,7 +7414,7 @@
       <w:pPr>
         <w:numPr>
           <w:ilvl w:val="0"/>
-          <w:numId w:val="11"/>
+          <w:numId w:val="10"/>
         </w:numPr>
         <w:spacing w:after="0" w:afterAutospacing="0" w:lineRule="auto"/>
         <w:ind w:left="720" w:hanging="360"/>
@@ -7241,7 +7468,7 @@
         </w:rPr>
         <w:t xml:space="preserve"> (</w:t>
       </w:r>
-      <w:hyperlink r:id="rId43">
+      <w:hyperlink r:id="rId51">
         <w:r>
           <w:rPr>
             <w:rFonts w:ascii="Roboto Mono" w:cs="Roboto Mono" w:eastAsia="Roboto Mono" w:hAnsi="Roboto Mono"/>
@@ -7277,7 +7504,7 @@
       <w:pPr>
         <w:numPr>
           <w:ilvl w:val="0"/>
-          <w:numId w:val="11"/>
+          <w:numId w:val="10"/>
         </w:numPr>
         <w:spacing w:after="0" w:afterAutospacing="0" w:lineRule="auto"/>
         <w:ind w:left="720" w:hanging="360"/>
@@ -7506,7 +7733,7 @@
       <w:pPr>
         <w:numPr>
           <w:ilvl w:val="0"/>
-          <w:numId w:val="11"/>
+          <w:numId w:val="10"/>
         </w:numPr>
         <w:spacing w:after="0" w:afterAutospacing="0" w:lineRule="auto"/>
         <w:ind w:left="720" w:hanging="360"/>
@@ -7607,7 +7834,7 @@
       <w:pPr>
         <w:numPr>
           <w:ilvl w:val="0"/>
-          <w:numId w:val="11"/>
+          <w:numId w:val="10"/>
         </w:numPr>
         <w:spacing w:after="200" w:lineRule="auto"/>
         <w:ind w:left="720" w:hanging="360"/>
@@ -7729,7 +7956,7 @@
         <w:keepLines w:val="1"/>
         <w:rPr/>
       </w:pPr>
-      <w:bookmarkStart w:colFirst="0" w:colLast="0" w:name="_pmse19a6i2sq" w:id="9"/>
+      <w:bookmarkStart w:colFirst="0" w:colLast="0" w:name="_7ucndrv2e6fn" w:id="9"/>
       <w:bookmarkEnd w:id="9"/>
       <w:r>
         <w:rPr>
@@ -7752,1363 +7979,12 @@
           <wp:inline distB="114300" distT="114300" distL="114300" distR="114300">
             <wp:extent cx="6731000" cy="7905563"/>
             <wp:effectExtent b="0" l="0" r="0" t="0"/>
-            <wp:docPr id="9" name="image10.png"/>
+            <wp:docPr id="7" name="image10.png"/>
             <a:graphic>
               <a:graphicData uri="http://schemas.openxmlformats.org/drawingml/2006/picture">
                 <pic:pic>
                   <pic:nvPicPr>
                     <pic:cNvPr id="0" name="image10.png"/>
-                    <pic:cNvPicPr preferRelativeResize="0"/>
-                  </pic:nvPicPr>
-                  <pic:blipFill>
-                    <a:blip r:embed="rId44"/>
-                    <a:srcRect b="0" l="0" r="0" t="0"/>
-                    <a:stretch>
-                      <a:fillRect/>
-                    </a:stretch>
-                  </pic:blipFill>
-                  <pic:spPr>
-                    <a:xfrm>
-                      <a:off x="0" y="0"/>
-                      <a:ext cx="6731000" cy="7905563"/>
-                    </a:xfrm>
-                    <a:prstGeom prst="rect"/>
-                    <a:ln/>
-                  </pic:spPr>
-                </pic:pic>
-              </a:graphicData>
-            </a:graphic>
-          </wp:inline>
-        </w:drawing>
-      </w:r>
-      <w:r>
-        <w:rPr>
-          <w:rtl w:val="0"/>
-        </w:rPr>
-      </w:r>
-    </w:p>
-    <w:p>
-      <w:pPr>
-        <w:spacing w:after="200" w:lineRule="auto"/>
-        <w:rPr>
-          <w:i w:val="1"/>
-          <w:iCs w:val="1"/>
-        </w:rPr>
-      </w:pPr>
-      <w:r>
-        <w:rPr>
-          <w:i w:val="1"/>
-          <w:iCs w:val="1"/>
-          <w:rtl w:val="0"/>
-        </w:rPr>
-        <w:t xml:space="preserve">Figure 2. Cross-project network architecture (</w:t>
-      </w:r>
-      <w:r>
-        <w:rPr>
-          <w:rFonts w:ascii="Roboto Mono" w:cs="Roboto Mono" w:eastAsia="Roboto Mono" w:hAnsi="Roboto Mono"/>
-          <w:i w:val="1"/>
-          <w:iCs w:val="1"/>
-          <w:color w:val="188038"/>
-          <w:rtl w:val="0"/>
-        </w:rPr>
-        <w:t xml:space="preserve">workstream-4-pattern-c-hybrid/4.2-hub-and-spoke-demo-env-setup.md</w:t>
-      </w:r>
-      <w:r>
-        <w:rPr>
-          <w:i w:val="1"/>
-          <w:iCs w:val="1"/>
-          <w:rtl w:val="0"/>
-        </w:rPr>
-        <w:t xml:space="preserve">) showing consumer PSC endpoints in </w:t>
-      </w:r>
-      <w:r>
-        <w:rPr>
-          <w:rFonts w:ascii="Roboto Mono" w:cs="Roboto Mono" w:eastAsia="Roboto Mono" w:hAnsi="Roboto Mono"/>
-          <w:i w:val="1"/>
-          <w:iCs w:val="1"/>
-          <w:color w:val="188038"/>
-          <w:rtl w:val="0"/>
-        </w:rPr>
-        <w:t xml:space="preserve">cymbal-hybrid-hub-prod</w:t>
-      </w:r>
-      <w:r>
-        <w:rPr>
-          <w:i w:val="1"/>
-          <w:iCs w:val="1"/>
-          <w:rtl w:val="0"/>
-        </w:rPr>
-        <w:t xml:space="preserve"> connecting to producer </w:t>
-      </w:r>
-      <w:r>
-        <w:rPr>
-          <w:rFonts w:ascii="Roboto Mono" w:cs="Roboto Mono" w:eastAsia="Roboto Mono" w:hAnsi="Roboto Mono"/>
-          <w:i w:val="1"/>
-          <w:iCs w:val="1"/>
-          <w:color w:val="188038"/>
-          <w:rtl w:val="0"/>
-        </w:rPr>
-        <w:t xml:space="preserve">ServiceAttachment</w:t>
-      </w:r>
-      <w:r>
-        <w:rPr>
-          <w:i w:val="1"/>
-          <w:iCs w:val="1"/>
-          <w:rtl w:val="0"/>
-        </w:rPr>
-        <w:t xml:space="preserve"> resources in isolated Enterprise spoke projects without CIDR overlap. Editable assets: </w:t>
-      </w:r>
-      <w:hyperlink r:id="rId45">
-        <w:r>
-          <w:rPr>
-            <w:i w:val="1"/>
-            <w:iCs w:val="1"/>
-            <w:color w:val="1155cc"/>
-            <w:u w:val="single"/>
-            <w:rtl w:val="0"/>
-          </w:rPr>
-          <w:t xml:space="preserve">Draw.io source</w:t>
-        </w:r>
-      </w:hyperlink>
-      <w:r>
-        <w:rPr>
-          <w:i w:val="1"/>
-          <w:iCs w:val="1"/>
-          <w:rtl w:val="0"/>
-        </w:rPr>
-        <w:t xml:space="preserve"> | </w:t>
-      </w:r>
-      <w:hyperlink r:id="rId46">
-        <w:r>
-          <w:rPr>
-            <w:i w:val="1"/>
-            <w:iCs w:val="1"/>
-            <w:color w:val="1155cc"/>
-            <w:u w:val="single"/>
-            <w:rtl w:val="0"/>
-          </w:rPr>
-          <w:t xml:space="preserve">Google Slides (.pptx)</w:t>
-        </w:r>
-      </w:hyperlink>
-      <w:r>
-        <w:rPr>
-          <w:i w:val="1"/>
-          <w:iCs w:val="1"/>
-          <w:rtl w:val="0"/>
-        </w:rPr>
-        <w:t xml:space="preserve"> | </w:t>
-      </w:r>
-      <w:hyperlink r:id="rId47">
-        <w:r>
-          <w:rPr>
-            <w:i w:val="1"/>
-            <w:iCs w:val="1"/>
-            <w:color w:val="1155cc"/>
-            <w:u w:val="single"/>
-            <w:rtl w:val="0"/>
-          </w:rPr>
-          <w:t xml:space="preserve">Architecture Center SVG</w:t>
-        </w:r>
-      </w:hyperlink>
-      <w:r>
-        <w:rPr>
-          <w:i w:val="1"/>
-          <w:iCs w:val="1"/>
-          <w:rtl w:val="0"/>
-        </w:rPr>
-        <w:t xml:space="preserve"> | </w:t>
-      </w:r>
-      <w:hyperlink r:id="rId48">
-        <w:r>
-          <w:rPr>
-            <w:i w:val="1"/>
-            <w:iCs w:val="1"/>
-            <w:color w:val="1155cc"/>
-            <w:u w:val="single"/>
-            <w:rtl w:val="0"/>
-          </w:rPr>
-          <w:t xml:space="preserve">Vision AST</w:t>
-        </w:r>
-      </w:hyperlink>
-      <w:r>
-        <w:rPr>
-          <w:i w:val="1"/>
-          <w:iCs w:val="1"/>
-          <w:rtl w:val="0"/>
-        </w:rPr>
-        <w:t xml:space="preserve">.</w:t>
-      </w:r>
-    </w:p>
-    <w:p>
-      <w:pPr>
-        <w:spacing w:after="200" w:lineRule="auto"/>
-        <w:rPr/>
-      </w:pPr>
-      <w:r>
-        <w:rPr>
-          <w:rtl w:val="0"/>
-        </w:rPr>
-        <w:t xml:space="preserve">Figure 2 illustrates the network architecture detailed in </w:t>
-      </w:r>
-      <w:hyperlink r:id="rId49">
-        <w:r>
-          <w:rPr>
-            <w:color w:val="1155cc"/>
-            <w:u w:val="single"/>
-            <w:rtl w:val="0"/>
-          </w:rPr>
-          <w:t xml:space="preserve">4.2 Hub-and-Spoke Demo Environment Setup</w:t>
-        </w:r>
-      </w:hyperlink>
-      <w:r>
-        <w:rPr>
-          <w:rtl w:val="0"/>
-        </w:rPr>
-        <w:t xml:space="preserve">:</w:t>
-      </w:r>
-    </w:p>
-    <w:p>
-      <w:pPr>
-        <w:numPr>
-          <w:ilvl w:val="0"/>
-          <w:numId w:val="23"/>
-        </w:numPr>
-        <w:spacing w:after="0" w:afterAutospacing="0" w:lineRule="auto"/>
-        <w:ind w:left="720" w:hanging="360"/>
-        <w:rPr>
-          <w:u w:val="none"/>
-        </w:rPr>
-      </w:pPr>
-      <w:r>
-        <w:rPr>
-          <w:b w:val="1"/>
-          <w:bCs w:val="1"/>
-          <w:rtl w:val="0"/>
-        </w:rPr>
-        <w:t xml:space="preserve">Hub VPC and Cloud Run Direct VPC Egress (</w:t>
-      </w:r>
-      <w:r>
-        <w:rPr>
-          <w:rFonts w:ascii="Roboto Mono" w:cs="Roboto Mono" w:eastAsia="Roboto Mono" w:hAnsi="Roboto Mono"/>
-          <w:b w:val="1"/>
-          <w:bCs w:val="1"/>
-          <w:color w:val="188038"/>
-          <w:rtl w:val="0"/>
-        </w:rPr>
-        <w:t xml:space="preserve">10.10.0.0/20</w:t>
-      </w:r>
-      <w:r>
-        <w:rPr>
-          <w:b w:val="1"/>
-          <w:bCs w:val="1"/>
-          <w:rtl w:val="0"/>
-        </w:rPr>
-        <w:t xml:space="preserve">) (Zone 1 — Blue container </w:t>
-      </w:r>
-      <w:r>
-        <w:rPr>
-          <w:rFonts w:ascii="Roboto Mono" w:cs="Roboto Mono" w:eastAsia="Roboto Mono" w:hAnsi="Roboto Mono"/>
-          <w:b w:val="1"/>
-          <w:bCs w:val="1"/>
-          <w:color w:val="188038"/>
-          <w:rtl w:val="0"/>
-        </w:rPr>
-        <w:t xml:space="preserve">#aecbfa</w:t>
-      </w:r>
-      <w:r>
-        <w:rPr>
-          <w:b w:val="1"/>
-          <w:bCs w:val="1"/>
-          <w:rtl w:val="0"/>
-        </w:rPr>
-        <w:t xml:space="preserve">):</w:t>
-      </w:r>
-      <w:r>
-        <w:rPr>
-          <w:rtl w:val="0"/>
-        </w:rPr>
-        <w:t xml:space="preserve"> Hosts the Cloud Run Hybrid Router with Direct VPC Egress to internal consumer PSC forwarding rules (</w:t>
-      </w:r>
-      <w:r>
-        <w:rPr>
-          <w:rFonts w:ascii="Roboto Mono" w:cs="Roboto Mono" w:eastAsia="Roboto Mono" w:hAnsi="Roboto Mono"/>
-          <w:color w:val="188038"/>
-          <w:rtl w:val="0"/>
-        </w:rPr>
-        <w:t xml:space="preserve">10.10.0.50</w:t>
-      </w:r>
-      <w:r>
-        <w:rPr>
-          <w:rtl w:val="0"/>
-        </w:rPr>
-        <w:t xml:space="preserve">, </w:t>
-      </w:r>
-      <w:r>
-        <w:rPr>
-          <w:rFonts w:ascii="Roboto Mono" w:cs="Roboto Mono" w:eastAsia="Roboto Mono" w:hAnsi="Roboto Mono"/>
-          <w:color w:val="188038"/>
-          <w:rtl w:val="0"/>
-        </w:rPr>
-        <w:t xml:space="preserve">10.10.0.51</w:t>
-      </w:r>
-      <w:r>
-        <w:rPr>
-          <w:rtl w:val="0"/>
-        </w:rPr>
-        <w:t xml:space="preserve">).</w:t>
-      </w:r>
-    </w:p>
-    <w:p>
-      <w:pPr>
-        <w:numPr>
-          <w:ilvl w:val="0"/>
-          <w:numId w:val="23"/>
-        </w:numPr>
-        <w:spacing w:after="0" w:afterAutospacing="0" w:lineRule="auto"/>
-        <w:ind w:left="720" w:hanging="360"/>
-        <w:rPr>
-          <w:u w:val="none"/>
-        </w:rPr>
-      </w:pPr>
-      <w:r>
-        <w:rPr>
-          <w:b w:val="1"/>
-          <w:bCs w:val="1"/>
-          <w:rtl w:val="0"/>
-        </w:rPr>
-        <w:t xml:space="preserve">PSC Producer-Consumer Handshake and VPC-SC Ingress Bridge (Zone 2 — Green container </w:t>
-      </w:r>
-      <w:r>
-        <w:rPr>
-          <w:rFonts w:ascii="Roboto Mono" w:cs="Roboto Mono" w:eastAsia="Roboto Mono" w:hAnsi="Roboto Mono"/>
-          <w:b w:val="1"/>
-          <w:bCs w:val="1"/>
-          <w:color w:val="188038"/>
-          <w:rtl w:val="0"/>
-        </w:rPr>
-        <w:t xml:space="preserve">#ceead6</w:t>
-      </w:r>
-      <w:r>
-        <w:rPr>
-          <w:b w:val="1"/>
-          <w:bCs w:val="1"/>
-          <w:rtl w:val="0"/>
-        </w:rPr>
-        <w:t xml:space="preserve">):</w:t>
-      </w:r>
-      <w:r>
-        <w:rPr>
-          <w:rtl w:val="0"/>
-        </w:rPr>
-        <w:t xml:space="preserve"> Enforces </w:t>
-      </w:r>
-      <w:r>
-        <w:rPr>
-          <w:rFonts w:ascii="Roboto Mono" w:cs="Roboto Mono" w:eastAsia="Roboto Mono" w:hAnsi="Roboto Mono"/>
-          <w:color w:val="188038"/>
-          <w:rtl w:val="0"/>
-        </w:rPr>
-        <w:t xml:space="preserve">ACCEPT_MANUAL</w:t>
-      </w:r>
-      <w:r>
-        <w:rPr>
-          <w:rtl w:val="0"/>
-        </w:rPr>
-        <w:t xml:space="preserve"> consumer accept lists on each spoke </w:t>
-      </w:r>
-      <w:r>
-        <w:rPr>
-          <w:rFonts w:ascii="Roboto Mono" w:cs="Roboto Mono" w:eastAsia="Roboto Mono" w:hAnsi="Roboto Mono"/>
-          <w:color w:val="188038"/>
-          <w:rtl w:val="0"/>
-        </w:rPr>
-        <w:t xml:space="preserve">ServiceAttachment</w:t>
-      </w:r>
-      <w:r>
-        <w:rPr>
-          <w:rtl w:val="0"/>
-        </w:rPr>
-        <w:t xml:space="preserve"> and binds VPC-SC ingress rules exclusively to the hub router service account.</w:t>
-      </w:r>
-    </w:p>
-    <w:p>
-      <w:pPr>
-        <w:numPr>
-          <w:ilvl w:val="0"/>
-          <w:numId w:val="23"/>
-        </w:numPr>
-        <w:spacing w:after="0" w:afterAutospacing="0" w:lineRule="auto"/>
-        <w:ind w:left="720" w:hanging="360"/>
-        <w:rPr>
-          <w:u w:val="none"/>
-        </w:rPr>
-      </w:pPr>
-      <w:r>
-        <w:rPr>
-          <w:b w:val="1"/>
-          <w:bCs w:val="1"/>
-          <w:rtl w:val="0"/>
-        </w:rPr>
-        <w:t xml:space="preserve">FinVault Enterprise PSC Spoke (</w:t>
-      </w:r>
-      <w:r>
-        <w:rPr>
-          <w:rFonts w:ascii="Roboto Mono" w:cs="Roboto Mono" w:eastAsia="Roboto Mono" w:hAnsi="Roboto Mono"/>
-          <w:b w:val="1"/>
-          <w:bCs w:val="1"/>
-          <w:color w:val="188038"/>
-          <w:rtl w:val="0"/>
-        </w:rPr>
-        <w:t xml:space="preserve">10.40.0.0/20</w:t>
-      </w:r>
-      <w:r>
-        <w:rPr>
-          <w:b w:val="1"/>
-          <w:bCs w:val="1"/>
-          <w:rtl w:val="0"/>
-        </w:rPr>
-        <w:t xml:space="preserve">) (Zone 3 — Left amber container </w:t>
-      </w:r>
-      <w:r>
-        <w:rPr>
-          <w:rFonts w:ascii="Roboto Mono" w:cs="Roboto Mono" w:eastAsia="Roboto Mono" w:hAnsi="Roboto Mono"/>
-          <w:b w:val="1"/>
-          <w:bCs w:val="1"/>
-          <w:color w:val="188038"/>
-          <w:rtl w:val="0"/>
-        </w:rPr>
-        <w:t xml:space="preserve">#feefc3</w:t>
-      </w:r>
-      <w:r>
-        <w:rPr>
-          <w:b w:val="1"/>
-          <w:bCs w:val="1"/>
-          <w:rtl w:val="0"/>
-        </w:rPr>
-        <w:t xml:space="preserve">):</w:t>
-      </w:r>
-      <w:r>
-        <w:rPr>
-          <w:rtl w:val="0"/>
-        </w:rPr>
-        <w:t xml:space="preserve"> Dedicated spoke project publishing </w:t>
-      </w:r>
-      <w:r>
-        <w:rPr>
-          <w:rFonts w:ascii="Roboto Mono" w:cs="Roboto Mono" w:eastAsia="Roboto Mono" w:hAnsi="Roboto Mono"/>
-          <w:color w:val="188038"/>
-          <w:rtl w:val="0"/>
-        </w:rPr>
-        <w:t xml:space="preserve">finvault-agent-spoke-psc</w:t>
-      </w:r>
-      <w:r>
-        <w:rPr>
-          <w:rtl w:val="0"/>
-        </w:rPr>
-        <w:t xml:space="preserve"> in front of an Internal Application Load Balancer, Agent Engine runtime, and CMEK AlloyDB.</w:t>
-      </w:r>
-    </w:p>
-    <w:p>
-      <w:pPr>
-        <w:numPr>
-          <w:ilvl w:val="0"/>
-          <w:numId w:val="23"/>
-        </w:numPr>
-        <w:spacing w:after="200" w:lineRule="auto"/>
-        <w:ind w:left="720" w:hanging="360"/>
-        <w:rPr>
-          <w:u w:val="none"/>
-        </w:rPr>
-      </w:pPr>
-      <w:r>
-        <w:rPr>
-          <w:b w:val="1"/>
-          <w:bCs w:val="1"/>
-          <w:rtl w:val="0"/>
-        </w:rPr>
-        <w:t xml:space="preserve">RetailStream Promoted Enterprise PSC Spoke (</w:t>
-      </w:r>
-      <w:r>
-        <w:rPr>
-          <w:rFonts w:ascii="Roboto Mono" w:cs="Roboto Mono" w:eastAsia="Roboto Mono" w:hAnsi="Roboto Mono"/>
-          <w:b w:val="1"/>
-          <w:bCs w:val="1"/>
-          <w:color w:val="188038"/>
-          <w:rtl w:val="0"/>
-        </w:rPr>
-        <w:t xml:space="preserve">10.40.0.0/20</w:t>
-      </w:r>
-      <w:r>
-        <w:rPr>
-          <w:b w:val="1"/>
-          <w:bCs w:val="1"/>
-          <w:rtl w:val="0"/>
-        </w:rPr>
-        <w:t xml:space="preserve"> reused) (Zone 4 — Right coral container </w:t>
-      </w:r>
-      <w:r>
-        <w:rPr>
-          <w:rFonts w:ascii="Roboto Mono" w:cs="Roboto Mono" w:eastAsia="Roboto Mono" w:hAnsi="Roboto Mono"/>
-          <w:b w:val="1"/>
-          <w:bCs w:val="1"/>
-          <w:color w:val="188038"/>
-          <w:rtl w:val="0"/>
-        </w:rPr>
-        <w:t xml:space="preserve">#fad2cf</w:t>
-      </w:r>
-      <w:r>
-        <w:rPr>
-          <w:b w:val="1"/>
-          <w:bCs w:val="1"/>
-          <w:rtl w:val="0"/>
-        </w:rPr>
-        <w:t xml:space="preserve">):</w:t>
-      </w:r>
-      <w:r>
-        <w:rPr>
-          <w:rtl w:val="0"/>
-        </w:rPr>
-        <w:t xml:space="preserve"> Demonstrates non-overlapping CIDR reuse: because PSC uses source NAT (</w:t>
-      </w:r>
-      <w:r>
-        <w:rPr>
-          <w:rFonts w:ascii="Roboto Mono" w:cs="Roboto Mono" w:eastAsia="Roboto Mono" w:hAnsi="Roboto Mono"/>
-          <w:color w:val="188038"/>
-          <w:rtl w:val="0"/>
-        </w:rPr>
-        <w:t xml:space="preserve">/28</w:t>
-      </w:r>
-      <w:r>
-        <w:rPr>
-          <w:rtl w:val="0"/>
-        </w:rPr>
-        <w:t xml:space="preserve"> subnet </w:t>
-      </w:r>
-      <w:r>
-        <w:rPr>
-          <w:rFonts w:ascii="Roboto Mono" w:cs="Roboto Mono" w:eastAsia="Roboto Mono" w:hAnsi="Roboto Mono"/>
-          <w:color w:val="188038"/>
-          <w:rtl w:val="0"/>
-        </w:rPr>
-        <w:t xml:space="preserve">10.240.0.0/28</w:t>
-      </w:r>
-      <w:r>
-        <w:rPr>
-          <w:rtl w:val="0"/>
-        </w:rPr>
-        <w:t xml:space="preserve">), every enterprise spoke can reuse </w:t>
-      </w:r>
-      <w:r>
-        <w:rPr>
-          <w:rFonts w:ascii="Roboto Mono" w:cs="Roboto Mono" w:eastAsia="Roboto Mono" w:hAnsi="Roboto Mono"/>
-          <w:color w:val="188038"/>
-          <w:rtl w:val="0"/>
-        </w:rPr>
-        <w:t xml:space="preserve">10.40.0.0/20</w:t>
-      </w:r>
-      <w:r>
-        <w:rPr>
-          <w:rtl w:val="0"/>
-        </w:rPr>
-        <w:t xml:space="preserve"> without IP exhaustion.</w:t>
-      </w:r>
-    </w:p>
-    <w:p>
-      <w:pPr>
-        <w:spacing w:after="200" w:lineRule="auto"/>
-        <w:rPr/>
-      </w:pPr>
-      <w:r>
-        <w:rPr>
-          <w:rtl w:val="0"/>
-        </w:rPr>
-        <w:t xml:space="preserve">The seven numbered badges (</w:t>
-      </w:r>
-      <w:r>
-        <w:rPr>
-          <w:rFonts w:ascii="Roboto Mono" w:cs="Roboto Mono" w:eastAsia="Roboto Mono" w:hAnsi="Roboto Mono"/>
-          <w:color w:val="188038"/>
-          <w:rtl w:val="0"/>
-        </w:rPr>
-        <w:t xml:space="preserve">1</w:t>
-      </w:r>
-      <w:r>
-        <w:rPr>
-          <w:rtl w:val="0"/>
-        </w:rPr>
-        <w:t xml:space="preserve">–</w:t>
-      </w:r>
-      <w:r>
-        <w:rPr>
-          <w:rFonts w:ascii="Roboto Mono" w:cs="Roboto Mono" w:eastAsia="Roboto Mono" w:hAnsi="Roboto Mono"/>
-          <w:color w:val="188038"/>
-          <w:rtl w:val="0"/>
-        </w:rPr>
-        <w:t xml:space="preserve">7</w:t>
-      </w:r>
-      <w:r>
-        <w:rPr>
-          <w:rtl w:val="0"/>
-        </w:rPr>
-        <w:t xml:space="preserve">) on Figure 2 trace packet flow and setup across the Private Service Connect boundary:</w:t>
-      </w:r>
-    </w:p>
-    <w:p>
-      <w:pPr>
-        <w:numPr>
-          <w:ilvl w:val="0"/>
-          <w:numId w:val="19"/>
-        </w:numPr>
-        <w:spacing w:after="0" w:afterAutospacing="0" w:lineRule="auto"/>
-        <w:ind w:left="720" w:hanging="360"/>
-        <w:rPr>
-          <w:u w:val="none"/>
-        </w:rPr>
-      </w:pPr>
-      <w:r>
-        <w:rPr>
-          <w:b w:val="1"/>
-          <w:bCs w:val="1"/>
-          <w:rtl w:val="0"/>
-        </w:rPr>
-        <w:t xml:space="preserve">Badge 1 (</w:t>
-      </w:r>
-      <w:r>
-        <w:rPr>
-          <w:rFonts w:ascii="Roboto Mono" w:cs="Roboto Mono" w:eastAsia="Roboto Mono" w:hAnsi="Roboto Mono"/>
-          <w:b w:val="1"/>
-          <w:bCs w:val="1"/>
-          <w:color w:val="188038"/>
-          <w:rtl w:val="0"/>
-        </w:rPr>
-        <w:t xml:space="preserve">1 Provision</w:t>
-      </w:r>
-      <w:r>
-        <w:rPr>
-          <w:b w:val="1"/>
-          <w:bCs w:val="1"/>
-          <w:rtl w:val="0"/>
-        </w:rPr>
-        <w:t xml:space="preserve">) — Provision hub VPC and Direct VPC Egress (</w:t>
-      </w:r>
-      <w:r>
-        <w:rPr>
-          <w:rFonts w:ascii="Roboto Mono" w:cs="Roboto Mono" w:eastAsia="Roboto Mono" w:hAnsi="Roboto Mono"/>
-          <w:b w:val="1"/>
-          <w:bCs w:val="1"/>
-          <w:color w:val="188038"/>
-          <w:rtl w:val="0"/>
-        </w:rPr>
-        <w:t xml:space="preserve">10.10.0.0/20</w:t>
-      </w:r>
-      <w:r>
-        <w:rPr>
-          <w:b w:val="1"/>
-          <w:bCs w:val="1"/>
-          <w:rtl w:val="0"/>
-        </w:rPr>
-        <w:t xml:space="preserve">):</w:t>
-      </w:r>
-      <w:r>
-        <w:rPr>
-          <w:rtl w:val="0"/>
-        </w:rPr>
-        <w:t xml:space="preserve"> Provision </w:t>
-      </w:r>
-      <w:r>
-        <w:rPr>
-          <w:rFonts w:ascii="Roboto Mono" w:cs="Roboto Mono" w:eastAsia="Roboto Mono" w:hAnsi="Roboto Mono"/>
-          <w:color w:val="188038"/>
-          <w:rtl w:val="0"/>
-        </w:rPr>
-        <w:t xml:space="preserve">cymbal-hybrid-hub-prod</w:t>
-      </w:r>
-      <w:r>
-        <w:rPr>
-          <w:rtl w:val="0"/>
-        </w:rPr>
-        <w:t xml:space="preserve">, Cloud Armor, IAP, and the Cloud Run Hybrid Router (</w:t>
-      </w:r>
-      <w:r>
-        <w:rPr>
-          <w:rFonts w:ascii="Roboto Mono" w:cs="Roboto Mono" w:eastAsia="Roboto Mono" w:hAnsi="Roboto Mono"/>
-          <w:color w:val="188038"/>
-          <w:rtl w:val="0"/>
-        </w:rPr>
-        <w:t xml:space="preserve">4.2-hub-and-spoke-demo-env-setup.md</w:t>
-      </w:r>
-      <w:r>
-        <w:rPr>
-          <w:rtl w:val="0"/>
-        </w:rPr>
-        <w:t xml:space="preserve">).</w:t>
-      </w:r>
-    </w:p>
-    <w:p>
-      <w:pPr>
-        <w:numPr>
-          <w:ilvl w:val="0"/>
-          <w:numId w:val="19"/>
-        </w:numPr>
-        <w:spacing w:after="0" w:afterAutospacing="0" w:lineRule="auto"/>
-        <w:ind w:left="720" w:hanging="360"/>
-        <w:rPr>
-          <w:u w:val="none"/>
-        </w:rPr>
-      </w:pPr>
-      <w:r>
-        <w:rPr>
-          <w:b w:val="1"/>
-          <w:bCs w:val="1"/>
-          <w:rtl w:val="0"/>
-        </w:rPr>
-        <w:t xml:space="preserve">Badge 2 (</w:t>
-      </w:r>
-      <w:r>
-        <w:rPr>
-          <w:rFonts w:ascii="Roboto Mono" w:cs="Roboto Mono" w:eastAsia="Roboto Mono" w:hAnsi="Roboto Mono"/>
-          <w:b w:val="1"/>
-          <w:bCs w:val="1"/>
-          <w:color w:val="188038"/>
-          <w:rtl w:val="0"/>
-        </w:rPr>
-        <w:t xml:space="preserve">2 Provision</w:t>
-      </w:r>
-      <w:r>
-        <w:rPr>
-          <w:b w:val="1"/>
-          <w:bCs w:val="1"/>
-          <w:rtl w:val="0"/>
-        </w:rPr>
-        <w:t xml:space="preserve">) — Provision isolated Enterprise spoke VPCs (</w:t>
-      </w:r>
-      <w:r>
-        <w:rPr>
-          <w:rFonts w:ascii="Roboto Mono" w:cs="Roboto Mono" w:eastAsia="Roboto Mono" w:hAnsi="Roboto Mono"/>
-          <w:b w:val="1"/>
-          <w:bCs w:val="1"/>
-          <w:color w:val="188038"/>
-          <w:rtl w:val="0"/>
-        </w:rPr>
-        <w:t xml:space="preserve">10.40.0.0/20</w:t>
-      </w:r>
-      <w:r>
-        <w:rPr>
-          <w:b w:val="1"/>
-          <w:bCs w:val="1"/>
-          <w:rtl w:val="0"/>
-        </w:rPr>
-        <w:t xml:space="preserve"> reused):</w:t>
-      </w:r>
-      <w:r>
-        <w:rPr>
-          <w:rtl w:val="0"/>
-        </w:rPr>
-        <w:t xml:space="preserve"> Provision </w:t>
-      </w:r>
-      <w:r>
-        <w:rPr>
-          <w:rFonts w:ascii="Roboto Mono" w:cs="Roboto Mono" w:eastAsia="Roboto Mono" w:hAnsi="Roboto Mono"/>
-          <w:color w:val="188038"/>
-          <w:rtl w:val="0"/>
-        </w:rPr>
-        <w:t xml:space="preserve">cymbal-finvault-silo-prod</w:t>
-      </w:r>
-      <w:r>
-        <w:rPr>
-          <w:rtl w:val="0"/>
-        </w:rPr>
-        <w:t xml:space="preserve"> and </w:t>
-      </w:r>
-      <w:r>
-        <w:rPr>
-          <w:rFonts w:ascii="Roboto Mono" w:cs="Roboto Mono" w:eastAsia="Roboto Mono" w:hAnsi="Roboto Mono"/>
-          <w:color w:val="188038"/>
-          <w:rtl w:val="0"/>
-        </w:rPr>
-        <w:t xml:space="preserve">cymbal-retailstream-spoke-prod</w:t>
-      </w:r>
-      <w:r>
-        <w:rPr>
-          <w:rtl w:val="0"/>
-        </w:rPr>
-        <w:t xml:space="preserve">, each reusing </w:t>
-      </w:r>
-      <w:r>
-        <w:rPr>
-          <w:rFonts w:ascii="Roboto Mono" w:cs="Roboto Mono" w:eastAsia="Roboto Mono" w:hAnsi="Roboto Mono"/>
-          <w:color w:val="188038"/>
-          <w:rtl w:val="0"/>
-        </w:rPr>
-        <w:t xml:space="preserve">10.40.0.0/20</w:t>
-      </w:r>
-      <w:r>
-        <w:rPr>
-          <w:rtl w:val="0"/>
-        </w:rPr>
-        <w:t xml:space="preserve"> behind a </w:t>
-      </w:r>
-      <w:r>
-        <w:rPr>
-          <w:rFonts w:ascii="Roboto Mono" w:cs="Roboto Mono" w:eastAsia="Roboto Mono" w:hAnsi="Roboto Mono"/>
-          <w:color w:val="188038"/>
-          <w:rtl w:val="0"/>
-        </w:rPr>
-        <w:t xml:space="preserve">/28</w:t>
-      </w:r>
-      <w:r>
-        <w:rPr>
-          <w:rtl w:val="0"/>
-        </w:rPr>
-        <w:t xml:space="preserve"> PSC NAT subnet (</w:t>
-      </w:r>
-      <w:r>
-        <w:rPr>
-          <w:rFonts w:ascii="Roboto Mono" w:cs="Roboto Mono" w:eastAsia="Roboto Mono" w:hAnsi="Roboto Mono"/>
-          <w:color w:val="188038"/>
-          <w:rtl w:val="0"/>
-        </w:rPr>
-        <w:t xml:space="preserve">10.240.0.0/28</w:t>
-      </w:r>
-      <w:r>
-        <w:rPr>
-          <w:rtl w:val="0"/>
-        </w:rPr>
-        <w:t xml:space="preserve">).</w:t>
-      </w:r>
-    </w:p>
-    <w:p>
-      <w:pPr>
-        <w:numPr>
-          <w:ilvl w:val="0"/>
-          <w:numId w:val="19"/>
-        </w:numPr>
-        <w:spacing w:after="0" w:afterAutospacing="0" w:lineRule="auto"/>
-        <w:ind w:left="720" w:hanging="360"/>
-        <w:rPr>
-          <w:u w:val="none"/>
-        </w:rPr>
-      </w:pPr>
-      <w:r>
-        <w:rPr>
-          <w:b w:val="1"/>
-          <w:bCs w:val="1"/>
-          <w:rtl w:val="0"/>
-        </w:rPr>
-        <w:t xml:space="preserve">Badge 3 (</w:t>
-      </w:r>
-      <w:r>
-        <w:rPr>
-          <w:rFonts w:ascii="Roboto Mono" w:cs="Roboto Mono" w:eastAsia="Roboto Mono" w:hAnsi="Roboto Mono"/>
-          <w:b w:val="1"/>
-          <w:bCs w:val="1"/>
-          <w:color w:val="188038"/>
-          <w:rtl w:val="0"/>
-        </w:rPr>
-        <w:t xml:space="preserve">3 Reserve IP &amp; bind attachment</w:t>
-      </w:r>
-      <w:r>
-        <w:rPr>
-          <w:b w:val="1"/>
-          <w:bCs w:val="1"/>
-          <w:rtl w:val="0"/>
-        </w:rPr>
-        <w:t xml:space="preserve">) — Bind consumer PSC endpoints (</w:t>
-      </w:r>
-      <w:r>
-        <w:rPr>
-          <w:rFonts w:ascii="Roboto Mono" w:cs="Roboto Mono" w:eastAsia="Roboto Mono" w:hAnsi="Roboto Mono"/>
-          <w:b w:val="1"/>
-          <w:bCs w:val="1"/>
-          <w:color w:val="188038"/>
-          <w:rtl w:val="0"/>
-        </w:rPr>
-        <w:t xml:space="preserve">10.10.0.50</w:t>
-      </w:r>
-      <w:r>
-        <w:rPr>
-          <w:b w:val="1"/>
-          <w:bCs w:val="1"/>
-          <w:rtl w:val="0"/>
-        </w:rPr>
-        <w:t xml:space="preserve">, </w:t>
-      </w:r>
-      <w:r>
-        <w:rPr>
-          <w:rFonts w:ascii="Roboto Mono" w:cs="Roboto Mono" w:eastAsia="Roboto Mono" w:hAnsi="Roboto Mono"/>
-          <w:b w:val="1"/>
-          <w:bCs w:val="1"/>
-          <w:color w:val="188038"/>
-          <w:rtl w:val="0"/>
-        </w:rPr>
-        <w:t xml:space="preserve">10.10.0.51</w:t>
-      </w:r>
-      <w:r>
-        <w:rPr>
-          <w:b w:val="1"/>
-          <w:bCs w:val="1"/>
-          <w:rtl w:val="0"/>
-        </w:rPr>
-        <w:t xml:space="preserve">) to producer </w:t>
-      </w:r>
-      <w:r>
-        <w:rPr>
-          <w:rFonts w:ascii="Roboto Mono" w:cs="Roboto Mono" w:eastAsia="Roboto Mono" w:hAnsi="Roboto Mono"/>
-          <w:b w:val="1"/>
-          <w:bCs w:val="1"/>
-          <w:color w:val="188038"/>
-          <w:rtl w:val="0"/>
-        </w:rPr>
-        <w:t xml:space="preserve">ServiceAttachment</w:t>
-      </w:r>
-      <w:r>
-        <w:rPr>
-          <w:b w:val="1"/>
-          <w:bCs w:val="1"/>
-          <w:rtl w:val="0"/>
-        </w:rPr>
-        <w:t xml:space="preserve"> URIs:</w:t>
-      </w:r>
-      <w:r>
-        <w:rPr>
-          <w:rtl w:val="0"/>
-        </w:rPr>
-        <w:t xml:space="preserve"> Reserve static internal IPs in the hub VPC and attach them to </w:t>
-      </w:r>
-      <w:r>
-        <w:rPr>
-          <w:rFonts w:ascii="Roboto Mono" w:cs="Roboto Mono" w:eastAsia="Roboto Mono" w:hAnsi="Roboto Mono"/>
-          <w:color w:val="188038"/>
-          <w:rtl w:val="0"/>
-        </w:rPr>
-        <w:t xml:space="preserve">finvault-agent-spoke-psc</w:t>
-      </w:r>
-      <w:r>
-        <w:rPr>
-          <w:rtl w:val="0"/>
-        </w:rPr>
-        <w:t xml:space="preserve"> and </w:t>
-      </w:r>
-      <w:r>
-        <w:rPr>
-          <w:rFonts w:ascii="Roboto Mono" w:cs="Roboto Mono" w:eastAsia="Roboto Mono" w:hAnsi="Roboto Mono"/>
-          <w:color w:val="188038"/>
-          <w:rtl w:val="0"/>
-        </w:rPr>
-        <w:t xml:space="preserve">retailstream-agent-spoke-psc</w:t>
-      </w:r>
-      <w:r>
-        <w:rPr>
-          <w:rtl w:val="0"/>
-        </w:rPr>
-        <w:t xml:space="preserve"> with </w:t>
-      </w:r>
-      <w:r>
-        <w:rPr>
-          <w:rFonts w:ascii="Roboto Mono" w:cs="Roboto Mono" w:eastAsia="Roboto Mono" w:hAnsi="Roboto Mono"/>
-          <w:color w:val="188038"/>
-          <w:rtl w:val="0"/>
-        </w:rPr>
-        <w:t xml:space="preserve">ACCEPT_MANUAL</w:t>
-      </w:r>
-      <w:r>
-        <w:rPr>
-          <w:rtl w:val="0"/>
-        </w:rPr>
-        <w:t xml:space="preserve">.</w:t>
-      </w:r>
-    </w:p>
-    <w:p>
-      <w:pPr>
-        <w:numPr>
-          <w:ilvl w:val="0"/>
-          <w:numId w:val="19"/>
-        </w:numPr>
-        <w:spacing w:after="0" w:afterAutospacing="0" w:lineRule="auto"/>
-        <w:ind w:left="720" w:hanging="360"/>
-        <w:rPr>
-          <w:u w:val="none"/>
-        </w:rPr>
-      </w:pPr>
-      <w:r>
-        <w:rPr>
-          <w:b w:val="1"/>
-          <w:bCs w:val="1"/>
-          <w:rtl w:val="0"/>
-        </w:rPr>
-        <w:t xml:space="preserve">Badge 4 (</w:t>
-      </w:r>
-      <w:r>
-        <w:rPr>
-          <w:rFonts w:ascii="Roboto Mono" w:cs="Roboto Mono" w:eastAsia="Roboto Mono" w:hAnsi="Roboto Mono"/>
-          <w:b w:val="1"/>
-          <w:bCs w:val="1"/>
-          <w:color w:val="188038"/>
-          <w:rtl w:val="0"/>
-        </w:rPr>
-        <w:t xml:space="preserve">4 Route Standard</w:t>
-      </w:r>
-      <w:r>
-        <w:rPr>
-          <w:b w:val="1"/>
-          <w:bCs w:val="1"/>
-          <w:rtl w:val="0"/>
-        </w:rPr>
-        <w:t xml:space="preserve">) — Lookup active tenant route in Firestore (</w:t>
-      </w:r>
-      <w:r>
-        <w:rPr>
-          <w:rFonts w:ascii="Roboto Mono" w:cs="Roboto Mono" w:eastAsia="Roboto Mono" w:hAnsi="Roboto Mono"/>
-          <w:b w:val="1"/>
-          <w:bCs w:val="1"/>
-          <w:color w:val="188038"/>
-          <w:rtl w:val="0"/>
-        </w:rPr>
-        <w:t xml:space="preserve">pool://</w:t>
-      </w:r>
-      <w:r>
-        <w:rPr>
-          <w:b w:val="1"/>
-          <w:bCs w:val="1"/>
-          <w:rtl w:val="0"/>
-        </w:rPr>
-        <w:t xml:space="preserve"> vs </w:t>
-      </w:r>
-      <w:r>
-        <w:rPr>
-          <w:rFonts w:ascii="Roboto Mono" w:cs="Roboto Mono" w:eastAsia="Roboto Mono" w:hAnsi="Roboto Mono"/>
-          <w:b w:val="1"/>
-          <w:bCs w:val="1"/>
-          <w:color w:val="188038"/>
-          <w:rtl w:val="0"/>
-        </w:rPr>
-        <w:t xml:space="preserve">psc://</w:t>
-      </w:r>
-      <w:r>
-        <w:rPr>
-          <w:b w:val="1"/>
-          <w:bCs w:val="1"/>
-          <w:rtl w:val="0"/>
-        </w:rPr>
-        <w:t xml:space="preserve">):</w:t>
-      </w:r>
-      <w:r>
-        <w:rPr>
-          <w:rtl w:val="0"/>
-        </w:rPr>
-        <w:t xml:space="preserve"> The Cloud Run Hybrid Router queries </w:t>
-      </w:r>
-      <w:r>
-        <w:rPr>
-          <w:rFonts w:ascii="Roboto Mono" w:cs="Roboto Mono" w:eastAsia="Roboto Mono" w:hAnsi="Roboto Mono"/>
-          <w:color w:val="188038"/>
-          <w:rtl w:val="0"/>
-        </w:rPr>
-        <w:t xml:space="preserve">tenant_routing_table</w:t>
-      </w:r>
-      <w:r>
-        <w:rPr>
-          <w:rtl w:val="0"/>
-        </w:rPr>
-        <w:t xml:space="preserve"> for the verified </w:t>
-      </w:r>
-      <w:r>
-        <w:rPr>
-          <w:rFonts w:ascii="Roboto Mono" w:cs="Roboto Mono" w:eastAsia="Roboto Mono" w:hAnsi="Roboto Mono"/>
-          <w:color w:val="188038"/>
-          <w:rtl w:val="0"/>
-        </w:rPr>
-        <w:t xml:space="preserve">ctx.tenant_id</w:t>
-      </w:r>
-      <w:r>
-        <w:rPr>
-          <w:rtl w:val="0"/>
-        </w:rPr>
-        <w:t xml:space="preserve"> (</w:t>
-      </w:r>
-      <w:hyperlink r:id="rId50">
-        <w:r>
-          <w:rPr>
-            <w:rFonts w:ascii="Roboto Mono" w:cs="Roboto Mono" w:eastAsia="Roboto Mono" w:hAnsi="Roboto Mono"/>
-            <w:color w:val="1155cc"/>
-            <w:u w:val="single"/>
-            <w:rtl w:val="0"/>
-          </w:rPr>
-          <w:t xml:space="preserve">pattern_c_hybrid_router_and_migrator.py:L138-L185</w:t>
-        </w:r>
-      </w:hyperlink>
-      <w:r>
-        <w:rPr>
-          <w:rtl w:val="0"/>
-        </w:rPr>
-        <w:t xml:space="preserve">).</w:t>
-      </w:r>
-    </w:p>
-    <w:p>
-      <w:pPr>
-        <w:numPr>
-          <w:ilvl w:val="0"/>
-          <w:numId w:val="19"/>
-        </w:numPr>
-        <w:spacing w:after="0" w:afterAutospacing="0" w:lineRule="auto"/>
-        <w:ind w:left="720" w:hanging="360"/>
-        <w:rPr>
-          <w:u w:val="none"/>
-        </w:rPr>
-      </w:pPr>
-      <w:r>
-        <w:rPr>
-          <w:b w:val="1"/>
-          <w:bCs w:val="1"/>
-          <w:rtl w:val="0"/>
-        </w:rPr>
-        <w:t xml:space="preserve">Badge 5 (</w:t>
-      </w:r>
-      <w:r>
-        <w:rPr>
-          <w:rFonts w:ascii="Roboto Mono" w:cs="Roboto Mono" w:eastAsia="Roboto Mono" w:hAnsi="Roboto Mono"/>
-          <w:b w:val="1"/>
-          <w:bCs w:val="1"/>
-          <w:color w:val="188038"/>
-          <w:rtl w:val="0"/>
-        </w:rPr>
-        <w:t xml:space="preserve">5 Pooled inference</w:t>
-      </w:r>
-      <w:r>
-        <w:rPr>
-          <w:b w:val="1"/>
-          <w:bCs w:val="1"/>
-          <w:rtl w:val="0"/>
-        </w:rPr>
-        <w:t xml:space="preserve"> / </w:t>
-      </w:r>
-      <w:r>
-        <w:rPr>
-          <w:rFonts w:ascii="Roboto Mono" w:cs="Roboto Mono" w:eastAsia="Roboto Mono" w:hAnsi="Roboto Mono"/>
-          <w:b w:val="1"/>
-          <w:bCs w:val="1"/>
-          <w:color w:val="188038"/>
-          <w:rtl w:val="0"/>
-        </w:rPr>
-        <w:t xml:space="preserve">Spoke ILB &amp; Agent Engine</w:t>
-      </w:r>
-      <w:r>
-        <w:rPr>
-          <w:b w:val="1"/>
-          <w:bCs w:val="1"/>
-          <w:rtl w:val="0"/>
-        </w:rPr>
-        <w:t xml:space="preserve">) — Execute in Shared Pool or traverse unidirectional PSC NAT into Spoke ILB:</w:t>
-      </w:r>
-      <w:r>
-        <w:rPr>
-          <w:rtl w:val="0"/>
-        </w:rPr>
-        <w:t xml:space="preserve"> Standard traffic runs locally in the shared pool; Enterprise traffic traverses </w:t>
-      </w:r>
-      <w:r>
-        <w:rPr>
-          <w:rFonts w:ascii="Roboto Mono" w:cs="Roboto Mono" w:eastAsia="Roboto Mono" w:hAnsi="Roboto Mono"/>
-          <w:color w:val="188038"/>
-          <w:rtl w:val="0"/>
-        </w:rPr>
-        <w:t xml:space="preserve">10.10.0.50</w:t>
-      </w:r>
-      <w:r>
-        <w:rPr>
-          <w:rtl w:val="0"/>
-        </w:rPr>
-        <w:t xml:space="preserve">/</w:t>
-      </w:r>
-      <w:r>
-        <w:rPr>
-          <w:rFonts w:ascii="Roboto Mono" w:cs="Roboto Mono" w:eastAsia="Roboto Mono" w:hAnsi="Roboto Mono"/>
-          <w:color w:val="188038"/>
-          <w:rtl w:val="0"/>
-        </w:rPr>
-        <w:t xml:space="preserve">10.10.0.51</w:t>
-      </w:r>
-      <w:r>
-        <w:rPr>
-          <w:rtl w:val="0"/>
-        </w:rPr>
-        <w:t xml:space="preserve"> across Google Andromeda PSC NAT to the spoke Internal ALB and Agent Engine runtime.</w:t>
-      </w:r>
-    </w:p>
-    <w:p>
-      <w:pPr>
-        <w:numPr>
-          <w:ilvl w:val="0"/>
-          <w:numId w:val="19"/>
-        </w:numPr>
-        <w:spacing w:after="0" w:afterAutospacing="0" w:lineRule="auto"/>
-        <w:ind w:left="720" w:hanging="360"/>
-        <w:rPr>
-          <w:u w:val="none"/>
-        </w:rPr>
-      </w:pPr>
-      <w:r>
-        <w:rPr>
-          <w:b w:val="1"/>
-          <w:bCs w:val="1"/>
-          <w:rtl w:val="0"/>
-        </w:rPr>
-        <w:t xml:space="preserve">Badge 6 (</w:t>
-      </w:r>
-      <w:r>
-        <w:rPr>
-          <w:rFonts w:ascii="Roboto Mono" w:cs="Roboto Mono" w:eastAsia="Roboto Mono" w:hAnsi="Roboto Mono"/>
-          <w:b w:val="1"/>
-          <w:bCs w:val="1"/>
-          <w:color w:val="188038"/>
-          <w:rtl w:val="0"/>
-        </w:rPr>
-        <w:t xml:space="preserve">6 Pooled response</w:t>
-      </w:r>
-      <w:r>
-        <w:rPr>
-          <w:b w:val="1"/>
-          <w:bCs w:val="1"/>
-          <w:rtl w:val="0"/>
-        </w:rPr>
-        <w:t xml:space="preserve"> / </w:t>
-      </w:r>
-      <w:r>
-        <w:rPr>
-          <w:rFonts w:ascii="Roboto Mono" w:cs="Roboto Mono" w:eastAsia="Roboto Mono" w:hAnsi="Roboto Mono"/>
-          <w:b w:val="1"/>
-          <w:bCs w:val="1"/>
-          <w:color w:val="188038"/>
-          <w:rtl w:val="0"/>
-        </w:rPr>
-        <w:t xml:space="preserve">Spoke response</w:t>
-      </w:r>
-      <w:r>
-        <w:rPr>
-          <w:b w:val="1"/>
-          <w:bCs w:val="1"/>
-          <w:rtl w:val="0"/>
-        </w:rPr>
-        <w:t xml:space="preserve">) — Enforce tier-isolated AlloyDB persistence and CMEK checks:</w:t>
-      </w:r>
-      <w:r>
-        <w:rPr>
-          <w:rtl w:val="0"/>
-        </w:rPr>
-        <w:t xml:space="preserve"> Standard turns persist in shared AlloyDB RLS; Enterprise turns persist in spoke-local CMEK AlloyDB inside the spoke VPC-SC perimeter.</w:t>
-      </w:r>
-    </w:p>
-    <w:p>
-      <w:pPr>
-        <w:numPr>
-          <w:ilvl w:val="0"/>
-          <w:numId w:val="19"/>
-        </w:numPr>
-        <w:spacing w:after="200" w:lineRule="auto"/>
-        <w:ind w:left="720" w:hanging="360"/>
-        <w:rPr>
-          <w:u w:val="none"/>
-        </w:rPr>
-      </w:pPr>
-      <w:r>
-        <w:rPr>
-          <w:b w:val="1"/>
-          <w:bCs w:val="1"/>
-          <w:rtl w:val="0"/>
-        </w:rPr>
-        <w:t xml:space="preserve">Badge 7 (</w:t>
-      </w:r>
-      <w:r>
-        <w:rPr>
-          <w:rFonts w:ascii="Roboto Mono" w:cs="Roboto Mono" w:eastAsia="Roboto Mono" w:hAnsi="Roboto Mono"/>
-          <w:b w:val="1"/>
-          <w:bCs w:val="1"/>
-          <w:color w:val="188038"/>
-          <w:rtl w:val="0"/>
-        </w:rPr>
-        <w:t xml:space="preserve">7 Hybrid routing verified (4/4 PASS)</w:t>
-      </w:r>
-      <w:r>
-        <w:rPr>
-          <w:b w:val="1"/>
-          <w:bCs w:val="1"/>
-          <w:rtl w:val="0"/>
-        </w:rPr>
-        <w:t xml:space="preserve">) — Return synchronous response and emit hub OTel FinOps span:</w:t>
-      </w:r>
-      <w:r>
-        <w:rPr>
-          <w:rtl w:val="0"/>
-        </w:rPr>
-        <w:t xml:space="preserve"> Responses return through the hub router and pass all </w:t>
-      </w:r>
-      <w:r>
-        <w:rPr>
-          <w:rFonts w:ascii="Roboto Mono" w:cs="Roboto Mono" w:eastAsia="Roboto Mono" w:hAnsi="Roboto Mono"/>
-          <w:color w:val="188038"/>
-          <w:rtl w:val="0"/>
-        </w:rPr>
-        <w:t xml:space="preserve">4/4</w:t>
-      </w:r>
-      <w:r>
-        <w:rPr>
-          <w:rtl w:val="0"/>
-        </w:rPr>
-        <w:t xml:space="preserve"> hybrid verification assertions in </w:t>
-      </w:r>
-      <w:hyperlink r:id="rId51">
-        <w:r>
-          <w:rPr>
-            <w:rFonts w:ascii="Roboto Mono" w:cs="Roboto Mono" w:eastAsia="Roboto Mono" w:hAnsi="Roboto Mono"/>
-            <w:color w:val="1155cc"/>
-            <w:u w:val="single"/>
-            <w:rtl w:val="0"/>
-          </w:rPr>
-          <w:t xml:space="preserve">run_tier_migration_suite.py</w:t>
-        </w:r>
-      </w:hyperlink>
-      <w:r>
-        <w:rPr>
-          <w:rtl w:val="0"/>
-        </w:rPr>
-        <w:t xml:space="preserve">.</w:t>
-      </w:r>
-    </w:p>
-    <w:p>
-      <w:pPr>
-        <w:pStyle w:val="Heading3"/>
-        <w:keepNext w:val="1"/>
-        <w:keepLines w:val="1"/>
-        <w:rPr/>
-      </w:pPr>
-      <w:bookmarkStart w:colFirst="0" w:colLast="0" w:name="_h79954bed4vh" w:id="10"/>
-      <w:bookmarkEnd w:id="10"/>
-      <w:r>
-        <w:rPr>
-          <w:rtl w:val="0"/>
-        </w:rPr>
-        <w:t xml:space="preserve">3-phase zero-downtime live tier upgrade sequence (Figure 3)</w:t>
-      </w:r>
-    </w:p>
-    <w:p>
-      <w:pPr>
-        <w:keepNext w:val="1"/>
-        <w:keepLines w:val="1"/>
-        <w:spacing w:after="120" w:before="120" w:lineRule="auto"/>
-        <w:jc w:val="center"/>
-        <w:rPr/>
-      </w:pPr>
-      <w:r>
-        <w:rPr/>
-        <w:drawing>
-          <wp:inline distB="114300" distT="114300" distL="114300" distR="114300">
-            <wp:extent cx="6731000" cy="7905563"/>
-            <wp:effectExtent b="0" l="0" r="0" t="0"/>
-            <wp:docPr id="8" name="image9.png"/>
-            <a:graphic>
-              <a:graphicData uri="http://schemas.openxmlformats.org/drawingml/2006/picture">
-                <pic:pic>
-                  <pic:nvPicPr>
-                    <pic:cNvPr id="0" name="image9.png"/>
                     <pic:cNvPicPr preferRelativeResize="0"/>
                   </pic:nvPicPr>
                   <pic:blipFill>
@@ -9152,7 +8028,7 @@
           <w:iCs w:val="1"/>
           <w:rtl w:val="0"/>
         </w:rPr>
-        <w:t xml:space="preserve">Figure 3. Three-phase live migration state machine (</w:t>
+        <w:t xml:space="preserve">Figure 2. Cross-project network architecture (</w:t>
       </w:r>
       <w:r>
         <w:rPr>
@@ -9162,7 +8038,7 @@
           <w:color w:val="188038"/>
           <w:rtl w:val="0"/>
         </w:rPr>
-        <w:t xml:space="preserve">SHADOW_SYNC -&gt; ATOMIC_CUTOVER -&gt; DRAIN_AND_VERIFY</w:t>
+        <w:t xml:space="preserve">workstream-4-pattern-c-hybrid/4.2-hub-and-spoke-demo-env-setup.md</w:t>
       </w:r>
       <w:r>
         <w:rPr>
@@ -9170,7 +8046,7 @@
           <w:iCs w:val="1"/>
           <w:rtl w:val="0"/>
         </w:rPr>
-        <w:t xml:space="preserve">) promoting </w:t>
+        <w:t xml:space="preserve">) showing consumer PSC endpoints in </w:t>
       </w:r>
       <w:r>
         <w:rPr>
@@ -9180,7 +8056,7 @@
           <w:color w:val="188038"/>
           <w:rtl w:val="0"/>
         </w:rPr>
-        <w:t xml:space="preserve">RetailStream Corp</w:t>
+        <w:t xml:space="preserve">cymbal-hybrid-hub-prod</w:t>
       </w:r>
       <w:r>
         <w:rPr>
@@ -9188,7 +8064,7 @@
           <w:iCs w:val="1"/>
           <w:rtl w:val="0"/>
         </w:rPr>
-        <w:t xml:space="preserve"> from the shared Pattern A pool into a dedicated Enterprise PSC spoke (</w:t>
+        <w:t xml:space="preserve"> connecting to producer </w:t>
       </w:r>
       <w:r>
         <w:rPr>
@@ -9198,7 +8074,7 @@
           <w:color w:val="188038"/>
           <w:rtl w:val="0"/>
         </w:rPr>
-        <w:t xml:space="preserve">cymbal-retailstream-spoke-prod</w:t>
+        <w:t xml:space="preserve">ServiceAttachment</w:t>
       </w:r>
       <w:r>
         <w:rPr>
@@ -9206,25 +8082,7 @@
           <w:iCs w:val="1"/>
           <w:rtl w:val="0"/>
         </w:rPr>
-        <w:t xml:space="preserve">) with </w:t>
-      </w:r>
-      <w:r>
-        <w:rPr>
-          <w:rFonts w:ascii="Roboto Mono" w:cs="Roboto Mono" w:eastAsia="Roboto Mono" w:hAnsi="Roboto Mono"/>
-          <w:i w:val="1"/>
-          <w:iCs w:val="1"/>
-          <w:color w:val="188038"/>
-          <w:rtl w:val="0"/>
-        </w:rPr>
-        <w:t xml:space="preserve">0</w:t>
-      </w:r>
-      <w:r>
-        <w:rPr>
-          <w:i w:val="1"/>
-          <w:iCs w:val="1"/>
-          <w:rtl w:val="0"/>
-        </w:rPr>
-        <w:t xml:space="preserve"> dropped turns. Editable assets: </w:t>
+        <w:t xml:space="preserve"> resources in isolated Enterprise spoke projects without CIDR overlap. Editable assets: </w:t>
       </w:r>
       <w:hyperlink r:id="rId53">
         <w:r>
@@ -9316,9 +8174,885 @@
         <w:rPr>
           <w:rtl w:val="0"/>
         </w:rPr>
-        <w:t xml:space="preserve">Figure 3 details the live migration state machine implemented in </w:t>
+        <w:t xml:space="preserve">Figure 2 illustrates the network architecture detailed in </w:t>
       </w:r>
       <w:hyperlink r:id="rId57">
+        <w:r>
+          <w:rPr>
+            <w:color w:val="1155cc"/>
+            <w:u w:val="single"/>
+            <w:rtl w:val="0"/>
+          </w:rPr>
+          <w:t xml:space="preserve">4.2 Hub-and-Spoke Demo Environment Setup</w:t>
+        </w:r>
+      </w:hyperlink>
+      <w:r>
+        <w:rPr>
+          <w:rtl w:val="0"/>
+        </w:rPr>
+        <w:t xml:space="preserve">:</w:t>
+      </w:r>
+    </w:p>
+    <w:p>
+      <w:pPr>
+        <w:numPr>
+          <w:ilvl w:val="0"/>
+          <w:numId w:val="14"/>
+        </w:numPr>
+        <w:spacing w:after="0" w:afterAutospacing="0" w:lineRule="auto"/>
+        <w:ind w:left="720" w:hanging="360"/>
+        <w:rPr>
+          <w:u w:val="none"/>
+        </w:rPr>
+      </w:pPr>
+      <w:r>
+        <w:rPr>
+          <w:b w:val="1"/>
+          <w:bCs w:val="1"/>
+          <w:rtl w:val="0"/>
+        </w:rPr>
+        <w:t xml:space="preserve">Hub VPC and Cloud Run Direct VPC Egress (</w:t>
+      </w:r>
+      <w:r>
+        <w:rPr>
+          <w:rFonts w:ascii="Roboto Mono" w:cs="Roboto Mono" w:eastAsia="Roboto Mono" w:hAnsi="Roboto Mono"/>
+          <w:b w:val="1"/>
+          <w:bCs w:val="1"/>
+          <w:color w:val="188038"/>
+          <w:rtl w:val="0"/>
+        </w:rPr>
+        <w:t xml:space="preserve">10.10.0.0/20</w:t>
+      </w:r>
+      <w:r>
+        <w:rPr>
+          <w:b w:val="1"/>
+          <w:bCs w:val="1"/>
+          <w:rtl w:val="0"/>
+        </w:rPr>
+        <w:t xml:space="preserve">) (Zone 1 — Blue container </w:t>
+      </w:r>
+      <w:r>
+        <w:rPr>
+          <w:rFonts w:ascii="Roboto Mono" w:cs="Roboto Mono" w:eastAsia="Roboto Mono" w:hAnsi="Roboto Mono"/>
+          <w:b w:val="1"/>
+          <w:bCs w:val="1"/>
+          <w:color w:val="188038"/>
+          <w:rtl w:val="0"/>
+        </w:rPr>
+        <w:t xml:space="preserve">#aecbfa</w:t>
+      </w:r>
+      <w:r>
+        <w:rPr>
+          <w:b w:val="1"/>
+          <w:bCs w:val="1"/>
+          <w:rtl w:val="0"/>
+        </w:rPr>
+        <w:t xml:space="preserve">):</w:t>
+      </w:r>
+      <w:r>
+        <w:rPr>
+          <w:rtl w:val="0"/>
+        </w:rPr>
+        <w:t xml:space="preserve"> Hosts the Cloud Run Hybrid Router with Direct VPC Egress to internal consumer PSC forwarding rules (</w:t>
+      </w:r>
+      <w:r>
+        <w:rPr>
+          <w:rFonts w:ascii="Roboto Mono" w:cs="Roboto Mono" w:eastAsia="Roboto Mono" w:hAnsi="Roboto Mono"/>
+          <w:color w:val="188038"/>
+          <w:rtl w:val="0"/>
+        </w:rPr>
+        <w:t xml:space="preserve">10.10.0.50</w:t>
+      </w:r>
+      <w:r>
+        <w:rPr>
+          <w:rtl w:val="0"/>
+        </w:rPr>
+        <w:t xml:space="preserve">, </w:t>
+      </w:r>
+      <w:r>
+        <w:rPr>
+          <w:rFonts w:ascii="Roboto Mono" w:cs="Roboto Mono" w:eastAsia="Roboto Mono" w:hAnsi="Roboto Mono"/>
+          <w:color w:val="188038"/>
+          <w:rtl w:val="0"/>
+        </w:rPr>
+        <w:t xml:space="preserve">10.10.0.51</w:t>
+      </w:r>
+      <w:r>
+        <w:rPr>
+          <w:rtl w:val="0"/>
+        </w:rPr>
+        <w:t xml:space="preserve">).</w:t>
+      </w:r>
+    </w:p>
+    <w:p>
+      <w:pPr>
+        <w:numPr>
+          <w:ilvl w:val="0"/>
+          <w:numId w:val="14"/>
+        </w:numPr>
+        <w:spacing w:after="0" w:afterAutospacing="0" w:lineRule="auto"/>
+        <w:ind w:left="720" w:hanging="360"/>
+        <w:rPr>
+          <w:u w:val="none"/>
+        </w:rPr>
+      </w:pPr>
+      <w:r>
+        <w:rPr>
+          <w:b w:val="1"/>
+          <w:bCs w:val="1"/>
+          <w:rtl w:val="0"/>
+        </w:rPr>
+        <w:t xml:space="preserve">PSC Producer-Consumer Handshake and VPC-SC Ingress Bridge (Zone 2 — Green container </w:t>
+      </w:r>
+      <w:r>
+        <w:rPr>
+          <w:rFonts w:ascii="Roboto Mono" w:cs="Roboto Mono" w:eastAsia="Roboto Mono" w:hAnsi="Roboto Mono"/>
+          <w:b w:val="1"/>
+          <w:bCs w:val="1"/>
+          <w:color w:val="188038"/>
+          <w:rtl w:val="0"/>
+        </w:rPr>
+        <w:t xml:space="preserve">#ceead6</w:t>
+      </w:r>
+      <w:r>
+        <w:rPr>
+          <w:b w:val="1"/>
+          <w:bCs w:val="1"/>
+          <w:rtl w:val="0"/>
+        </w:rPr>
+        <w:t xml:space="preserve">):</w:t>
+      </w:r>
+      <w:r>
+        <w:rPr>
+          <w:rtl w:val="0"/>
+        </w:rPr>
+        <w:t xml:space="preserve"> Enforces </w:t>
+      </w:r>
+      <w:r>
+        <w:rPr>
+          <w:rFonts w:ascii="Roboto Mono" w:cs="Roboto Mono" w:eastAsia="Roboto Mono" w:hAnsi="Roboto Mono"/>
+          <w:color w:val="188038"/>
+          <w:rtl w:val="0"/>
+        </w:rPr>
+        <w:t xml:space="preserve">ACCEPT_MANUAL</w:t>
+      </w:r>
+      <w:r>
+        <w:rPr>
+          <w:rtl w:val="0"/>
+        </w:rPr>
+        <w:t xml:space="preserve"> consumer accept lists on each spoke </w:t>
+      </w:r>
+      <w:r>
+        <w:rPr>
+          <w:rFonts w:ascii="Roboto Mono" w:cs="Roboto Mono" w:eastAsia="Roboto Mono" w:hAnsi="Roboto Mono"/>
+          <w:color w:val="188038"/>
+          <w:rtl w:val="0"/>
+        </w:rPr>
+        <w:t xml:space="preserve">ServiceAttachment</w:t>
+      </w:r>
+      <w:r>
+        <w:rPr>
+          <w:rtl w:val="0"/>
+        </w:rPr>
+        <w:t xml:space="preserve"> and binds VPC-SC ingress rules exclusively to the hub router service account.</w:t>
+      </w:r>
+    </w:p>
+    <w:p>
+      <w:pPr>
+        <w:numPr>
+          <w:ilvl w:val="0"/>
+          <w:numId w:val="14"/>
+        </w:numPr>
+        <w:spacing w:after="0" w:afterAutospacing="0" w:lineRule="auto"/>
+        <w:ind w:left="720" w:hanging="360"/>
+        <w:rPr>
+          <w:u w:val="none"/>
+        </w:rPr>
+      </w:pPr>
+      <w:r>
+        <w:rPr>
+          <w:b w:val="1"/>
+          <w:bCs w:val="1"/>
+          <w:rtl w:val="0"/>
+        </w:rPr>
+        <w:t xml:space="preserve">FinVault Enterprise PSC Spoke (</w:t>
+      </w:r>
+      <w:r>
+        <w:rPr>
+          <w:rFonts w:ascii="Roboto Mono" w:cs="Roboto Mono" w:eastAsia="Roboto Mono" w:hAnsi="Roboto Mono"/>
+          <w:b w:val="1"/>
+          <w:bCs w:val="1"/>
+          <w:color w:val="188038"/>
+          <w:rtl w:val="0"/>
+        </w:rPr>
+        <w:t xml:space="preserve">10.40.0.0/20</w:t>
+      </w:r>
+      <w:r>
+        <w:rPr>
+          <w:b w:val="1"/>
+          <w:bCs w:val="1"/>
+          <w:rtl w:val="0"/>
+        </w:rPr>
+        <w:t xml:space="preserve">) (Zone 3 — Left amber container </w:t>
+      </w:r>
+      <w:r>
+        <w:rPr>
+          <w:rFonts w:ascii="Roboto Mono" w:cs="Roboto Mono" w:eastAsia="Roboto Mono" w:hAnsi="Roboto Mono"/>
+          <w:b w:val="1"/>
+          <w:bCs w:val="1"/>
+          <w:color w:val="188038"/>
+          <w:rtl w:val="0"/>
+        </w:rPr>
+        <w:t xml:space="preserve">#feefc3</w:t>
+      </w:r>
+      <w:r>
+        <w:rPr>
+          <w:b w:val="1"/>
+          <w:bCs w:val="1"/>
+          <w:rtl w:val="0"/>
+        </w:rPr>
+        <w:t xml:space="preserve">):</w:t>
+      </w:r>
+      <w:r>
+        <w:rPr>
+          <w:rtl w:val="0"/>
+        </w:rPr>
+        <w:t xml:space="preserve"> Dedicated spoke project publishing </w:t>
+      </w:r>
+      <w:r>
+        <w:rPr>
+          <w:rFonts w:ascii="Roboto Mono" w:cs="Roboto Mono" w:eastAsia="Roboto Mono" w:hAnsi="Roboto Mono"/>
+          <w:color w:val="188038"/>
+          <w:rtl w:val="0"/>
+        </w:rPr>
+        <w:t xml:space="preserve">finvault-agent-spoke-psc</w:t>
+      </w:r>
+      <w:r>
+        <w:rPr>
+          <w:rtl w:val="0"/>
+        </w:rPr>
+        <w:t xml:space="preserve"> in front of an Internal Application Load Balancer, Agent Engine runtime, and CMEK AlloyDB.</w:t>
+      </w:r>
+    </w:p>
+    <w:p>
+      <w:pPr>
+        <w:numPr>
+          <w:ilvl w:val="0"/>
+          <w:numId w:val="14"/>
+        </w:numPr>
+        <w:spacing w:after="200" w:lineRule="auto"/>
+        <w:ind w:left="720" w:hanging="360"/>
+        <w:rPr>
+          <w:u w:val="none"/>
+        </w:rPr>
+      </w:pPr>
+      <w:r>
+        <w:rPr>
+          <w:b w:val="1"/>
+          <w:bCs w:val="1"/>
+          <w:rtl w:val="0"/>
+        </w:rPr>
+        <w:t xml:space="preserve">RetailStream Promoted Enterprise PSC Spoke (</w:t>
+      </w:r>
+      <w:r>
+        <w:rPr>
+          <w:rFonts w:ascii="Roboto Mono" w:cs="Roboto Mono" w:eastAsia="Roboto Mono" w:hAnsi="Roboto Mono"/>
+          <w:b w:val="1"/>
+          <w:bCs w:val="1"/>
+          <w:color w:val="188038"/>
+          <w:rtl w:val="0"/>
+        </w:rPr>
+        <w:t xml:space="preserve">10.40.0.0/20</w:t>
+      </w:r>
+      <w:r>
+        <w:rPr>
+          <w:b w:val="1"/>
+          <w:bCs w:val="1"/>
+          <w:rtl w:val="0"/>
+        </w:rPr>
+        <w:t xml:space="preserve"> reused) (Zone 4 — Right coral container </w:t>
+      </w:r>
+      <w:r>
+        <w:rPr>
+          <w:rFonts w:ascii="Roboto Mono" w:cs="Roboto Mono" w:eastAsia="Roboto Mono" w:hAnsi="Roboto Mono"/>
+          <w:b w:val="1"/>
+          <w:bCs w:val="1"/>
+          <w:color w:val="188038"/>
+          <w:rtl w:val="0"/>
+        </w:rPr>
+        <w:t xml:space="preserve">#fad2cf</w:t>
+      </w:r>
+      <w:r>
+        <w:rPr>
+          <w:b w:val="1"/>
+          <w:bCs w:val="1"/>
+          <w:rtl w:val="0"/>
+        </w:rPr>
+        <w:t xml:space="preserve">):</w:t>
+      </w:r>
+      <w:r>
+        <w:rPr>
+          <w:rtl w:val="0"/>
+        </w:rPr>
+        <w:t xml:space="preserve"> Demonstrates non-overlapping CIDR reuse: because PSC uses source NAT (</w:t>
+      </w:r>
+      <w:r>
+        <w:rPr>
+          <w:rFonts w:ascii="Roboto Mono" w:cs="Roboto Mono" w:eastAsia="Roboto Mono" w:hAnsi="Roboto Mono"/>
+          <w:color w:val="188038"/>
+          <w:rtl w:val="0"/>
+        </w:rPr>
+        <w:t xml:space="preserve">/28</w:t>
+      </w:r>
+      <w:r>
+        <w:rPr>
+          <w:rtl w:val="0"/>
+        </w:rPr>
+        <w:t xml:space="preserve"> subnet </w:t>
+      </w:r>
+      <w:r>
+        <w:rPr>
+          <w:rFonts w:ascii="Roboto Mono" w:cs="Roboto Mono" w:eastAsia="Roboto Mono" w:hAnsi="Roboto Mono"/>
+          <w:color w:val="188038"/>
+          <w:rtl w:val="0"/>
+        </w:rPr>
+        <w:t xml:space="preserve">10.240.0.0/28</w:t>
+      </w:r>
+      <w:r>
+        <w:rPr>
+          <w:rtl w:val="0"/>
+        </w:rPr>
+        <w:t xml:space="preserve">), every enterprise spoke can reuse </w:t>
+      </w:r>
+      <w:r>
+        <w:rPr>
+          <w:rFonts w:ascii="Roboto Mono" w:cs="Roboto Mono" w:eastAsia="Roboto Mono" w:hAnsi="Roboto Mono"/>
+          <w:color w:val="188038"/>
+          <w:rtl w:val="0"/>
+        </w:rPr>
+        <w:t xml:space="preserve">10.40.0.0/20</w:t>
+      </w:r>
+      <w:r>
+        <w:rPr>
+          <w:rtl w:val="0"/>
+        </w:rPr>
+        <w:t xml:space="preserve"> without IP exhaustion.</w:t>
+      </w:r>
+    </w:p>
+    <w:p>
+      <w:pPr>
+        <w:spacing w:after="200" w:lineRule="auto"/>
+        <w:rPr/>
+      </w:pPr>
+      <w:r>
+        <w:rPr>
+          <w:rtl w:val="0"/>
+        </w:rPr>
+        <w:t xml:space="preserve">The seven numbered badges (</w:t>
+      </w:r>
+      <w:r>
+        <w:rPr>
+          <w:rFonts w:ascii="Roboto Mono" w:cs="Roboto Mono" w:eastAsia="Roboto Mono" w:hAnsi="Roboto Mono"/>
+          <w:color w:val="188038"/>
+          <w:rtl w:val="0"/>
+        </w:rPr>
+        <w:t xml:space="preserve">1</w:t>
+      </w:r>
+      <w:r>
+        <w:rPr>
+          <w:rtl w:val="0"/>
+        </w:rPr>
+        <w:t xml:space="preserve">–</w:t>
+      </w:r>
+      <w:r>
+        <w:rPr>
+          <w:rFonts w:ascii="Roboto Mono" w:cs="Roboto Mono" w:eastAsia="Roboto Mono" w:hAnsi="Roboto Mono"/>
+          <w:color w:val="188038"/>
+          <w:rtl w:val="0"/>
+        </w:rPr>
+        <w:t xml:space="preserve">7</w:t>
+      </w:r>
+      <w:r>
+        <w:rPr>
+          <w:rtl w:val="0"/>
+        </w:rPr>
+        <w:t xml:space="preserve">) on Figure 2 trace packet flow and setup across the Private Service Connect boundary:</w:t>
+      </w:r>
+    </w:p>
+    <w:p>
+      <w:pPr>
+        <w:numPr>
+          <w:ilvl w:val="0"/>
+          <w:numId w:val="19"/>
+        </w:numPr>
+        <w:spacing w:after="0" w:afterAutospacing="0" w:lineRule="auto"/>
+        <w:ind w:left="720" w:hanging="360"/>
+        <w:rPr>
+          <w:u w:val="none"/>
+        </w:rPr>
+      </w:pPr>
+      <w:r>
+        <w:rPr>
+          <w:b w:val="1"/>
+          <w:bCs w:val="1"/>
+          <w:rtl w:val="0"/>
+        </w:rPr>
+        <w:t xml:space="preserve">Badge 1 (</w:t>
+      </w:r>
+      <w:r>
+        <w:rPr>
+          <w:rFonts w:ascii="Roboto Mono" w:cs="Roboto Mono" w:eastAsia="Roboto Mono" w:hAnsi="Roboto Mono"/>
+          <w:b w:val="1"/>
+          <w:bCs w:val="1"/>
+          <w:color w:val="188038"/>
+          <w:rtl w:val="0"/>
+        </w:rPr>
+        <w:t xml:space="preserve">1 Provision</w:t>
+      </w:r>
+      <w:r>
+        <w:rPr>
+          <w:b w:val="1"/>
+          <w:bCs w:val="1"/>
+          <w:rtl w:val="0"/>
+        </w:rPr>
+        <w:t xml:space="preserve">) — Provision hub VPC and Direct VPC Egress (</w:t>
+      </w:r>
+      <w:r>
+        <w:rPr>
+          <w:rFonts w:ascii="Roboto Mono" w:cs="Roboto Mono" w:eastAsia="Roboto Mono" w:hAnsi="Roboto Mono"/>
+          <w:b w:val="1"/>
+          <w:bCs w:val="1"/>
+          <w:color w:val="188038"/>
+          <w:rtl w:val="0"/>
+        </w:rPr>
+        <w:t xml:space="preserve">10.10.0.0/20</w:t>
+      </w:r>
+      <w:r>
+        <w:rPr>
+          <w:b w:val="1"/>
+          <w:bCs w:val="1"/>
+          <w:rtl w:val="0"/>
+        </w:rPr>
+        <w:t xml:space="preserve">):</w:t>
+      </w:r>
+      <w:r>
+        <w:rPr>
+          <w:rtl w:val="0"/>
+        </w:rPr>
+        <w:t xml:space="preserve"> Provision </w:t>
+      </w:r>
+      <w:r>
+        <w:rPr>
+          <w:rFonts w:ascii="Roboto Mono" w:cs="Roboto Mono" w:eastAsia="Roboto Mono" w:hAnsi="Roboto Mono"/>
+          <w:color w:val="188038"/>
+          <w:rtl w:val="0"/>
+        </w:rPr>
+        <w:t xml:space="preserve">cymbal-hybrid-hub-prod</w:t>
+      </w:r>
+      <w:r>
+        <w:rPr>
+          <w:rtl w:val="0"/>
+        </w:rPr>
+        <w:t xml:space="preserve">, Cloud Armor, IAP, and the Cloud Run Hybrid Router (</w:t>
+      </w:r>
+      <w:r>
+        <w:rPr>
+          <w:rFonts w:ascii="Roboto Mono" w:cs="Roboto Mono" w:eastAsia="Roboto Mono" w:hAnsi="Roboto Mono"/>
+          <w:color w:val="188038"/>
+          <w:rtl w:val="0"/>
+        </w:rPr>
+        <w:t xml:space="preserve">4.2-hub-and-spoke-demo-env-setup.md</w:t>
+      </w:r>
+      <w:r>
+        <w:rPr>
+          <w:rtl w:val="0"/>
+        </w:rPr>
+        <w:t xml:space="preserve">).</w:t>
+      </w:r>
+    </w:p>
+    <w:p>
+      <w:pPr>
+        <w:numPr>
+          <w:ilvl w:val="0"/>
+          <w:numId w:val="19"/>
+        </w:numPr>
+        <w:spacing w:after="0" w:afterAutospacing="0" w:lineRule="auto"/>
+        <w:ind w:left="720" w:hanging="360"/>
+        <w:rPr>
+          <w:u w:val="none"/>
+        </w:rPr>
+      </w:pPr>
+      <w:r>
+        <w:rPr>
+          <w:b w:val="1"/>
+          <w:bCs w:val="1"/>
+          <w:rtl w:val="0"/>
+        </w:rPr>
+        <w:t xml:space="preserve">Badge 2 (</w:t>
+      </w:r>
+      <w:r>
+        <w:rPr>
+          <w:rFonts w:ascii="Roboto Mono" w:cs="Roboto Mono" w:eastAsia="Roboto Mono" w:hAnsi="Roboto Mono"/>
+          <w:b w:val="1"/>
+          <w:bCs w:val="1"/>
+          <w:color w:val="188038"/>
+          <w:rtl w:val="0"/>
+        </w:rPr>
+        <w:t xml:space="preserve">2 Provision</w:t>
+      </w:r>
+      <w:r>
+        <w:rPr>
+          <w:b w:val="1"/>
+          <w:bCs w:val="1"/>
+          <w:rtl w:val="0"/>
+        </w:rPr>
+        <w:t xml:space="preserve">) — Provision isolated Enterprise spoke VPCs (</w:t>
+      </w:r>
+      <w:r>
+        <w:rPr>
+          <w:rFonts w:ascii="Roboto Mono" w:cs="Roboto Mono" w:eastAsia="Roboto Mono" w:hAnsi="Roboto Mono"/>
+          <w:b w:val="1"/>
+          <w:bCs w:val="1"/>
+          <w:color w:val="188038"/>
+          <w:rtl w:val="0"/>
+        </w:rPr>
+        <w:t xml:space="preserve">10.40.0.0/20</w:t>
+      </w:r>
+      <w:r>
+        <w:rPr>
+          <w:b w:val="1"/>
+          <w:bCs w:val="1"/>
+          <w:rtl w:val="0"/>
+        </w:rPr>
+        <w:t xml:space="preserve"> reused):</w:t>
+      </w:r>
+      <w:r>
+        <w:rPr>
+          <w:rtl w:val="0"/>
+        </w:rPr>
+        <w:t xml:space="preserve"> Provision </w:t>
+      </w:r>
+      <w:r>
+        <w:rPr>
+          <w:rFonts w:ascii="Roboto Mono" w:cs="Roboto Mono" w:eastAsia="Roboto Mono" w:hAnsi="Roboto Mono"/>
+          <w:color w:val="188038"/>
+          <w:rtl w:val="0"/>
+        </w:rPr>
+        <w:t xml:space="preserve">cymbal-finvault-silo-prod</w:t>
+      </w:r>
+      <w:r>
+        <w:rPr>
+          <w:rtl w:val="0"/>
+        </w:rPr>
+        <w:t xml:space="preserve"> and </w:t>
+      </w:r>
+      <w:r>
+        <w:rPr>
+          <w:rFonts w:ascii="Roboto Mono" w:cs="Roboto Mono" w:eastAsia="Roboto Mono" w:hAnsi="Roboto Mono"/>
+          <w:color w:val="188038"/>
+          <w:rtl w:val="0"/>
+        </w:rPr>
+        <w:t xml:space="preserve">cymbal-retailstream-spoke-prod</w:t>
+      </w:r>
+      <w:r>
+        <w:rPr>
+          <w:rtl w:val="0"/>
+        </w:rPr>
+        <w:t xml:space="preserve">, each reusing </w:t>
+      </w:r>
+      <w:r>
+        <w:rPr>
+          <w:rFonts w:ascii="Roboto Mono" w:cs="Roboto Mono" w:eastAsia="Roboto Mono" w:hAnsi="Roboto Mono"/>
+          <w:color w:val="188038"/>
+          <w:rtl w:val="0"/>
+        </w:rPr>
+        <w:t xml:space="preserve">10.40.0.0/20</w:t>
+      </w:r>
+      <w:r>
+        <w:rPr>
+          <w:rtl w:val="0"/>
+        </w:rPr>
+        <w:t xml:space="preserve"> behind a </w:t>
+      </w:r>
+      <w:r>
+        <w:rPr>
+          <w:rFonts w:ascii="Roboto Mono" w:cs="Roboto Mono" w:eastAsia="Roboto Mono" w:hAnsi="Roboto Mono"/>
+          <w:color w:val="188038"/>
+          <w:rtl w:val="0"/>
+        </w:rPr>
+        <w:t xml:space="preserve">/28</w:t>
+      </w:r>
+      <w:r>
+        <w:rPr>
+          <w:rtl w:val="0"/>
+        </w:rPr>
+        <w:t xml:space="preserve"> PSC NAT subnet (</w:t>
+      </w:r>
+      <w:r>
+        <w:rPr>
+          <w:rFonts w:ascii="Roboto Mono" w:cs="Roboto Mono" w:eastAsia="Roboto Mono" w:hAnsi="Roboto Mono"/>
+          <w:color w:val="188038"/>
+          <w:rtl w:val="0"/>
+        </w:rPr>
+        <w:t xml:space="preserve">10.240.0.0/28</w:t>
+      </w:r>
+      <w:r>
+        <w:rPr>
+          <w:rtl w:val="0"/>
+        </w:rPr>
+        <w:t xml:space="preserve">).</w:t>
+      </w:r>
+    </w:p>
+    <w:p>
+      <w:pPr>
+        <w:numPr>
+          <w:ilvl w:val="0"/>
+          <w:numId w:val="19"/>
+        </w:numPr>
+        <w:spacing w:after="0" w:afterAutospacing="0" w:lineRule="auto"/>
+        <w:ind w:left="720" w:hanging="360"/>
+        <w:rPr>
+          <w:u w:val="none"/>
+        </w:rPr>
+      </w:pPr>
+      <w:r>
+        <w:rPr>
+          <w:b w:val="1"/>
+          <w:bCs w:val="1"/>
+          <w:rtl w:val="0"/>
+        </w:rPr>
+        <w:t xml:space="preserve">Badge 3 (</w:t>
+      </w:r>
+      <w:r>
+        <w:rPr>
+          <w:rFonts w:ascii="Roboto Mono" w:cs="Roboto Mono" w:eastAsia="Roboto Mono" w:hAnsi="Roboto Mono"/>
+          <w:b w:val="1"/>
+          <w:bCs w:val="1"/>
+          <w:color w:val="188038"/>
+          <w:rtl w:val="0"/>
+        </w:rPr>
+        <w:t xml:space="preserve">3 Reserve IP &amp; bind attachment</w:t>
+      </w:r>
+      <w:r>
+        <w:rPr>
+          <w:b w:val="1"/>
+          <w:bCs w:val="1"/>
+          <w:rtl w:val="0"/>
+        </w:rPr>
+        <w:t xml:space="preserve">) — Bind consumer PSC endpoints (</w:t>
+      </w:r>
+      <w:r>
+        <w:rPr>
+          <w:rFonts w:ascii="Roboto Mono" w:cs="Roboto Mono" w:eastAsia="Roboto Mono" w:hAnsi="Roboto Mono"/>
+          <w:b w:val="1"/>
+          <w:bCs w:val="1"/>
+          <w:color w:val="188038"/>
+          <w:rtl w:val="0"/>
+        </w:rPr>
+        <w:t xml:space="preserve">10.10.0.50</w:t>
+      </w:r>
+      <w:r>
+        <w:rPr>
+          <w:b w:val="1"/>
+          <w:bCs w:val="1"/>
+          <w:rtl w:val="0"/>
+        </w:rPr>
+        <w:t xml:space="preserve">, </w:t>
+      </w:r>
+      <w:r>
+        <w:rPr>
+          <w:rFonts w:ascii="Roboto Mono" w:cs="Roboto Mono" w:eastAsia="Roboto Mono" w:hAnsi="Roboto Mono"/>
+          <w:b w:val="1"/>
+          <w:bCs w:val="1"/>
+          <w:color w:val="188038"/>
+          <w:rtl w:val="0"/>
+        </w:rPr>
+        <w:t xml:space="preserve">10.10.0.51</w:t>
+      </w:r>
+      <w:r>
+        <w:rPr>
+          <w:b w:val="1"/>
+          <w:bCs w:val="1"/>
+          <w:rtl w:val="0"/>
+        </w:rPr>
+        <w:t xml:space="preserve">) to producer </w:t>
+      </w:r>
+      <w:r>
+        <w:rPr>
+          <w:rFonts w:ascii="Roboto Mono" w:cs="Roboto Mono" w:eastAsia="Roboto Mono" w:hAnsi="Roboto Mono"/>
+          <w:b w:val="1"/>
+          <w:bCs w:val="1"/>
+          <w:color w:val="188038"/>
+          <w:rtl w:val="0"/>
+        </w:rPr>
+        <w:t xml:space="preserve">ServiceAttachment</w:t>
+      </w:r>
+      <w:r>
+        <w:rPr>
+          <w:b w:val="1"/>
+          <w:bCs w:val="1"/>
+          <w:rtl w:val="0"/>
+        </w:rPr>
+        <w:t xml:space="preserve"> URIs:</w:t>
+      </w:r>
+      <w:r>
+        <w:rPr>
+          <w:rtl w:val="0"/>
+        </w:rPr>
+        <w:t xml:space="preserve"> Reserve static internal IPs in the hub VPC and attach them to </w:t>
+      </w:r>
+      <w:r>
+        <w:rPr>
+          <w:rFonts w:ascii="Roboto Mono" w:cs="Roboto Mono" w:eastAsia="Roboto Mono" w:hAnsi="Roboto Mono"/>
+          <w:color w:val="188038"/>
+          <w:rtl w:val="0"/>
+        </w:rPr>
+        <w:t xml:space="preserve">finvault-agent-spoke-psc</w:t>
+      </w:r>
+      <w:r>
+        <w:rPr>
+          <w:rtl w:val="0"/>
+        </w:rPr>
+        <w:t xml:space="preserve"> and </w:t>
+      </w:r>
+      <w:r>
+        <w:rPr>
+          <w:rFonts w:ascii="Roboto Mono" w:cs="Roboto Mono" w:eastAsia="Roboto Mono" w:hAnsi="Roboto Mono"/>
+          <w:color w:val="188038"/>
+          <w:rtl w:val="0"/>
+        </w:rPr>
+        <w:t xml:space="preserve">retailstream-agent-spoke-psc</w:t>
+      </w:r>
+      <w:r>
+        <w:rPr>
+          <w:rtl w:val="0"/>
+        </w:rPr>
+        <w:t xml:space="preserve"> with </w:t>
+      </w:r>
+      <w:r>
+        <w:rPr>
+          <w:rFonts w:ascii="Roboto Mono" w:cs="Roboto Mono" w:eastAsia="Roboto Mono" w:hAnsi="Roboto Mono"/>
+          <w:color w:val="188038"/>
+          <w:rtl w:val="0"/>
+        </w:rPr>
+        <w:t xml:space="preserve">ACCEPT_MANUAL</w:t>
+      </w:r>
+      <w:r>
+        <w:rPr>
+          <w:rtl w:val="0"/>
+        </w:rPr>
+        <w:t xml:space="preserve">.</w:t>
+      </w:r>
+    </w:p>
+    <w:p>
+      <w:pPr>
+        <w:numPr>
+          <w:ilvl w:val="0"/>
+          <w:numId w:val="19"/>
+        </w:numPr>
+        <w:spacing w:after="0" w:afterAutospacing="0" w:lineRule="auto"/>
+        <w:ind w:left="720" w:hanging="360"/>
+        <w:rPr>
+          <w:u w:val="none"/>
+        </w:rPr>
+      </w:pPr>
+      <w:r>
+        <w:rPr>
+          <w:b w:val="1"/>
+          <w:bCs w:val="1"/>
+          <w:rtl w:val="0"/>
+        </w:rPr>
+        <w:t xml:space="preserve">Badge 4 (</w:t>
+      </w:r>
+      <w:r>
+        <w:rPr>
+          <w:rFonts w:ascii="Roboto Mono" w:cs="Roboto Mono" w:eastAsia="Roboto Mono" w:hAnsi="Roboto Mono"/>
+          <w:b w:val="1"/>
+          <w:bCs w:val="1"/>
+          <w:color w:val="188038"/>
+          <w:rtl w:val="0"/>
+        </w:rPr>
+        <w:t xml:space="preserve">4 Route Standard</w:t>
+      </w:r>
+      <w:r>
+        <w:rPr>
+          <w:b w:val="1"/>
+          <w:bCs w:val="1"/>
+          <w:rtl w:val="0"/>
+        </w:rPr>
+        <w:t xml:space="preserve">) — Lookup active tenant route in Firestore (</w:t>
+      </w:r>
+      <w:r>
+        <w:rPr>
+          <w:rFonts w:ascii="Roboto Mono" w:cs="Roboto Mono" w:eastAsia="Roboto Mono" w:hAnsi="Roboto Mono"/>
+          <w:b w:val="1"/>
+          <w:bCs w:val="1"/>
+          <w:color w:val="188038"/>
+          <w:rtl w:val="0"/>
+        </w:rPr>
+        <w:t xml:space="preserve">pool://</w:t>
+      </w:r>
+      <w:r>
+        <w:rPr>
+          <w:b w:val="1"/>
+          <w:bCs w:val="1"/>
+          <w:rtl w:val="0"/>
+        </w:rPr>
+        <w:t xml:space="preserve"> vs </w:t>
+      </w:r>
+      <w:r>
+        <w:rPr>
+          <w:rFonts w:ascii="Roboto Mono" w:cs="Roboto Mono" w:eastAsia="Roboto Mono" w:hAnsi="Roboto Mono"/>
+          <w:b w:val="1"/>
+          <w:bCs w:val="1"/>
+          <w:color w:val="188038"/>
+          <w:rtl w:val="0"/>
+        </w:rPr>
+        <w:t xml:space="preserve">psc://</w:t>
+      </w:r>
+      <w:r>
+        <w:rPr>
+          <w:b w:val="1"/>
+          <w:bCs w:val="1"/>
+          <w:rtl w:val="0"/>
+        </w:rPr>
+        <w:t xml:space="preserve">):</w:t>
+      </w:r>
+      <w:r>
+        <w:rPr>
+          <w:rtl w:val="0"/>
+        </w:rPr>
+        <w:t xml:space="preserve"> The Cloud Run Hybrid Router queries </w:t>
+      </w:r>
+      <w:r>
+        <w:rPr>
+          <w:rFonts w:ascii="Roboto Mono" w:cs="Roboto Mono" w:eastAsia="Roboto Mono" w:hAnsi="Roboto Mono"/>
+          <w:color w:val="188038"/>
+          <w:rtl w:val="0"/>
+        </w:rPr>
+        <w:t xml:space="preserve">tenant_routing_table</w:t>
+      </w:r>
+      <w:r>
+        <w:rPr>
+          <w:rtl w:val="0"/>
+        </w:rPr>
+        <w:t xml:space="preserve"> for the verified </w:t>
+      </w:r>
+      <w:r>
+        <w:rPr>
+          <w:rFonts w:ascii="Roboto Mono" w:cs="Roboto Mono" w:eastAsia="Roboto Mono" w:hAnsi="Roboto Mono"/>
+          <w:color w:val="188038"/>
+          <w:rtl w:val="0"/>
+        </w:rPr>
+        <w:t xml:space="preserve">ctx.tenant_id</w:t>
+      </w:r>
+      <w:r>
+        <w:rPr>
+          <w:rtl w:val="0"/>
+        </w:rPr>
+        <w:t xml:space="preserve"> (</w:t>
+      </w:r>
+      <w:hyperlink r:id="rId58">
         <w:r>
           <w:rPr>
             <w:rFonts w:ascii="Roboto Mono" w:cs="Roboto Mono" w:eastAsia="Roboto Mono" w:hAnsi="Roboto Mono"/>
@@ -9326,21 +9060,21 @@
             <w:u w:val="single"/>
             <w:rtl w:val="0"/>
           </w:rPr>
-          <w:t xml:space="preserve">pattern_c_hybrid_router_and_migrator.py</w:t>
+          <w:t xml:space="preserve">pattern_c_hybrid_router_and_migrator.py:L138-L185</w:t>
         </w:r>
       </w:hyperlink>
       <w:r>
         <w:rPr>
           <w:rtl w:val="0"/>
         </w:rPr>
-        <w:t xml:space="preserve">:</w:t>
+        <w:t xml:space="preserve">).</w:t>
       </w:r>
     </w:p>
     <w:p>
       <w:pPr>
         <w:numPr>
           <w:ilvl w:val="0"/>
-          <w:numId w:val="21"/>
+          <w:numId w:val="19"/>
         </w:numPr>
         <w:spacing w:after="0" w:afterAutospacing="0" w:lineRule="auto"/>
         <w:ind w:left="720" w:hanging="360"/>
@@ -9354,84 +9088,84 @@
           <w:bCs w:val="1"/>
           <w:rtl w:val="0"/>
         </w:rPr>
-        <w:t xml:space="preserve">Phase 1 — Background Shadow Sync (</w:t>
-      </w:r>
-      <w:r>
-        <w:rPr>
-          <w:rFonts w:ascii="Roboto Mono" w:cs="Roboto Mono" w:eastAsia="Roboto Mono" w:hAnsi="Roboto Mono"/>
-          <w:b w:val="1"/>
-          <w:bCs w:val="1"/>
-          <w:color w:val="188038"/>
-          <w:rtl w:val="0"/>
-        </w:rPr>
-        <w:t xml:space="preserve">SHADOW_SYNC</w:t>
-      </w:r>
-      <w:r>
-        <w:rPr>
-          <w:b w:val="1"/>
-          <w:bCs w:val="1"/>
-          <w:rtl w:val="0"/>
-        </w:rPr>
-        <w:t xml:space="preserve">) (Zone 1 — Blue container </w:t>
-      </w:r>
-      <w:r>
-        <w:rPr>
-          <w:rFonts w:ascii="Roboto Mono" w:cs="Roboto Mono" w:eastAsia="Roboto Mono" w:hAnsi="Roboto Mono"/>
-          <w:b w:val="1"/>
-          <w:bCs w:val="1"/>
-          <w:color w:val="188038"/>
-          <w:rtl w:val="0"/>
-        </w:rPr>
-        <w:t xml:space="preserve">#aecbfa</w:t>
-      </w:r>
-      <w:r>
-        <w:rPr>
-          <w:b w:val="1"/>
-          <w:bCs w:val="1"/>
-          <w:rtl w:val="0"/>
-        </w:rPr>
-        <w:t xml:space="preserve">):</w:t>
-      </w:r>
-      <w:r>
-        <w:rPr>
-          <w:rtl w:val="0"/>
-        </w:rPr>
-        <w:t xml:space="preserve"> Streams RetailStream's AlloyDB RLS rows (</w:t>
-      </w:r>
-      <w:r>
-        <w:rPr>
-          <w:rFonts w:ascii="Roboto Mono" w:cs="Roboto Mono" w:eastAsia="Roboto Mono" w:hAnsi="Roboto Mono"/>
-          <w:color w:val="188038"/>
-          <w:rtl w:val="0"/>
-        </w:rPr>
-        <w:t xml:space="preserve">WHERE tenant_id = 'retailstream'</w:t>
-      </w:r>
-      <w:r>
-        <w:rPr>
-          <w:rtl w:val="0"/>
-        </w:rPr>
-        <w:t xml:space="preserve">) via Database Migration Service (DMS) CDC and Dual-Writes Memory Bank vectors into </w:t>
-      </w:r>
-      <w:r>
-        <w:rPr>
-          <w:rFonts w:ascii="Roboto Mono" w:cs="Roboto Mono" w:eastAsia="Roboto Mono" w:hAnsi="Roboto Mono"/>
-          <w:color w:val="188038"/>
-          <w:rtl w:val="0"/>
-        </w:rPr>
-        <w:t xml:space="preserve">cymbal-retailstream-spoke-prod</w:t>
-      </w:r>
-      <w:r>
-        <w:rPr>
-          <w:rtl w:val="0"/>
-        </w:rPr>
-        <w:t xml:space="preserve"> while live turns continue on the pool.</w:t>
+        <w:t xml:space="preserve">Badge 5 (</w:t>
+      </w:r>
+      <w:r>
+        <w:rPr>
+          <w:rFonts w:ascii="Roboto Mono" w:cs="Roboto Mono" w:eastAsia="Roboto Mono" w:hAnsi="Roboto Mono"/>
+          <w:b w:val="1"/>
+          <w:bCs w:val="1"/>
+          <w:color w:val="188038"/>
+          <w:rtl w:val="0"/>
+        </w:rPr>
+        <w:t xml:space="preserve">5 Pooled inference</w:t>
+      </w:r>
+      <w:r>
+        <w:rPr>
+          <w:b w:val="1"/>
+          <w:bCs w:val="1"/>
+          <w:rtl w:val="0"/>
+        </w:rPr>
+        <w:t xml:space="preserve"> / </w:t>
+      </w:r>
+      <w:r>
+        <w:rPr>
+          <w:rFonts w:ascii="Roboto Mono" w:cs="Roboto Mono" w:eastAsia="Roboto Mono" w:hAnsi="Roboto Mono"/>
+          <w:b w:val="1"/>
+          <w:bCs w:val="1"/>
+          <w:color w:val="188038"/>
+          <w:rtl w:val="0"/>
+        </w:rPr>
+        <w:t xml:space="preserve">Spoke ILB &amp; Agent Engine</w:t>
+      </w:r>
+      <w:r>
+        <w:rPr>
+          <w:b w:val="1"/>
+          <w:bCs w:val="1"/>
+          <w:rtl w:val="0"/>
+        </w:rPr>
+        <w:t xml:space="preserve">) — Execute in Shared Pool or traverse unidirectional PSC NAT into Spoke ILB:</w:t>
+      </w:r>
+      <w:r>
+        <w:rPr>
+          <w:rtl w:val="0"/>
+        </w:rPr>
+        <w:t xml:space="preserve"> Standard traffic runs locally in the shared pool; Enterprise traffic traverses </w:t>
+      </w:r>
+      <w:r>
+        <w:rPr>
+          <w:rFonts w:ascii="Roboto Mono" w:cs="Roboto Mono" w:eastAsia="Roboto Mono" w:hAnsi="Roboto Mono"/>
+          <w:color w:val="188038"/>
+          <w:rtl w:val="0"/>
+        </w:rPr>
+        <w:t xml:space="preserve">10.10.0.50</w:t>
+      </w:r>
+      <w:r>
+        <w:rPr>
+          <w:rtl w:val="0"/>
+        </w:rPr>
+        <w:t xml:space="preserve">/</w:t>
+      </w:r>
+      <w:r>
+        <w:rPr>
+          <w:rFonts w:ascii="Roboto Mono" w:cs="Roboto Mono" w:eastAsia="Roboto Mono" w:hAnsi="Roboto Mono"/>
+          <w:color w:val="188038"/>
+          <w:rtl w:val="0"/>
+        </w:rPr>
+        <w:t xml:space="preserve">10.10.0.51</w:t>
+      </w:r>
+      <w:r>
+        <w:rPr>
+          <w:rtl w:val="0"/>
+        </w:rPr>
+        <w:t xml:space="preserve"> across Google Andromeda PSC NAT to the spoke Internal ALB and Agent Engine runtime.</w:t>
       </w:r>
     </w:p>
     <w:p>
       <w:pPr>
         <w:numPr>
           <w:ilvl w:val="0"/>
-          <w:numId w:val="21"/>
+          <w:numId w:val="19"/>
         </w:numPr>
         <w:spacing w:after="0" w:afterAutospacing="0" w:lineRule="auto"/>
         <w:ind w:left="720" w:hanging="360"/>
@@ -9445,203 +9179,56 @@
           <w:bCs w:val="1"/>
           <w:rtl w:val="0"/>
         </w:rPr>
-        <w:t xml:space="preserve">Phase 2 — Single-Document Atomic Route Cutover (</w:t>
-      </w:r>
-      <w:r>
-        <w:rPr>
-          <w:rFonts w:ascii="Roboto Mono" w:cs="Roboto Mono" w:eastAsia="Roboto Mono" w:hAnsi="Roboto Mono"/>
-          <w:b w:val="1"/>
-          <w:bCs w:val="1"/>
-          <w:color w:val="188038"/>
-          <w:rtl w:val="0"/>
-        </w:rPr>
-        <w:t xml:space="preserve">ATOMIC_CUTOVER</w:t>
-      </w:r>
-      <w:r>
-        <w:rPr>
-          <w:b w:val="1"/>
-          <w:bCs w:val="1"/>
-          <w:rtl w:val="0"/>
-        </w:rPr>
-        <w:t xml:space="preserve">) (Zone 2 — Green container </w:t>
-      </w:r>
-      <w:r>
-        <w:rPr>
-          <w:rFonts w:ascii="Roboto Mono" w:cs="Roboto Mono" w:eastAsia="Roboto Mono" w:hAnsi="Roboto Mono"/>
-          <w:b w:val="1"/>
-          <w:bCs w:val="1"/>
-          <w:color w:val="188038"/>
-          <w:rtl w:val="0"/>
-        </w:rPr>
-        <w:t xml:space="preserve">#ceead6</w:t>
-      </w:r>
-      <w:r>
-        <w:rPr>
-          <w:b w:val="1"/>
-          <w:bCs w:val="1"/>
-          <w:rtl w:val="0"/>
-        </w:rPr>
-        <w:t xml:space="preserve">):</w:t>
-      </w:r>
-      <w:r>
-        <w:rPr>
-          <w:rtl w:val="0"/>
-        </w:rPr>
-        <w:t xml:space="preserve"> Once CDC replication lag reaches </w:t>
-      </w:r>
-      <w:r>
-        <w:rPr>
-          <w:rFonts w:ascii="Roboto Mono" w:cs="Roboto Mono" w:eastAsia="Roboto Mono" w:hAnsi="Roboto Mono"/>
-          <w:color w:val="188038"/>
-          <w:rtl w:val="0"/>
-        </w:rPr>
-        <w:t xml:space="preserve">0 ms</w:t>
-      </w:r>
-      <w:r>
-        <w:rPr>
-          <w:rtl w:val="0"/>
-        </w:rPr>
-        <w:t xml:space="preserve">, commits a single Firestore transaction flipping RetailStream from </w:t>
-      </w:r>
-      <w:r>
-        <w:rPr>
-          <w:rFonts w:ascii="Roboto Mono" w:cs="Roboto Mono" w:eastAsia="Roboto Mono" w:hAnsi="Roboto Mono"/>
-          <w:color w:val="188038"/>
-          <w:rtl w:val="0"/>
-        </w:rPr>
-        <w:t xml:space="preserve">pool://</w:t>
-      </w:r>
-      <w:r>
-        <w:rPr>
-          <w:rtl w:val="0"/>
-        </w:rPr>
-        <w:t xml:space="preserve"> (</w:t>
-      </w:r>
-      <w:r>
-        <w:rPr>
-          <w:rFonts w:ascii="Roboto Mono" w:cs="Roboto Mono" w:eastAsia="Roboto Mono" w:hAnsi="Roboto Mono"/>
-          <w:color w:val="188038"/>
-          <w:rtl w:val="0"/>
-        </w:rPr>
-        <w:t xml:space="preserve">4,000</w:t>
-      </w:r>
-      <w:r>
-        <w:rPr>
-          <w:rtl w:val="0"/>
-        </w:rPr>
-        <w:t xml:space="preserve"> token cap) to </w:t>
-      </w:r>
-      <w:r>
-        <w:rPr>
-          <w:rFonts w:ascii="Roboto Mono" w:cs="Roboto Mono" w:eastAsia="Roboto Mono" w:hAnsi="Roboto Mono"/>
-          <w:color w:val="188038"/>
-          <w:rtl w:val="0"/>
-        </w:rPr>
-        <w:t xml:space="preserve">psc://10.10.0.51/...</w:t>
-      </w:r>
-      <w:r>
-        <w:rPr>
-          <w:rtl w:val="0"/>
-        </w:rPr>
-        <w:t xml:space="preserve"> (</w:t>
-      </w:r>
-      <w:r>
-        <w:rPr>
-          <w:rFonts w:ascii="Roboto Mono" w:cs="Roboto Mono" w:eastAsia="Roboto Mono" w:hAnsi="Roboto Mono"/>
-          <w:color w:val="188038"/>
-          <w:rtl w:val="0"/>
-        </w:rPr>
-        <w:t xml:space="preserve">8,000</w:t>
-      </w:r>
-      <w:r>
-        <w:rPr>
-          <w:rtl w:val="0"/>
-        </w:rPr>
-        <w:t xml:space="preserve"> token budget + CMEK).</w:t>
+        <w:t xml:space="preserve">Badge 6 (</w:t>
+      </w:r>
+      <w:r>
+        <w:rPr>
+          <w:rFonts w:ascii="Roboto Mono" w:cs="Roboto Mono" w:eastAsia="Roboto Mono" w:hAnsi="Roboto Mono"/>
+          <w:b w:val="1"/>
+          <w:bCs w:val="1"/>
+          <w:color w:val="188038"/>
+          <w:rtl w:val="0"/>
+        </w:rPr>
+        <w:t xml:space="preserve">6 Pooled response</w:t>
+      </w:r>
+      <w:r>
+        <w:rPr>
+          <w:b w:val="1"/>
+          <w:bCs w:val="1"/>
+          <w:rtl w:val="0"/>
+        </w:rPr>
+        <w:t xml:space="preserve"> / </w:t>
+      </w:r>
+      <w:r>
+        <w:rPr>
+          <w:rFonts w:ascii="Roboto Mono" w:cs="Roboto Mono" w:eastAsia="Roboto Mono" w:hAnsi="Roboto Mono"/>
+          <w:b w:val="1"/>
+          <w:bCs w:val="1"/>
+          <w:color w:val="188038"/>
+          <w:rtl w:val="0"/>
+        </w:rPr>
+        <w:t xml:space="preserve">Spoke response</w:t>
+      </w:r>
+      <w:r>
+        <w:rPr>
+          <w:b w:val="1"/>
+          <w:bCs w:val="1"/>
+          <w:rtl w:val="0"/>
+        </w:rPr>
+        <w:t xml:space="preserve">) — Enforce tier-isolated AlloyDB persistence and CMEK checks:</w:t>
+      </w:r>
+      <w:r>
+        <w:rPr>
+          <w:rtl w:val="0"/>
+        </w:rPr>
+        <w:t xml:space="preserve"> Standard turns persist in shared AlloyDB RLS; Enterprise turns persist in spoke-local CMEK AlloyDB inside the spoke VPC-SC perimeter.</w:t>
       </w:r>
     </w:p>
     <w:p>
       <w:pPr>
         <w:numPr>
           <w:ilvl w:val="0"/>
-          <w:numId w:val="21"/>
-        </w:numPr>
-        <w:spacing w:after="0" w:afterAutospacing="0" w:lineRule="auto"/>
-        <w:ind w:left="720" w:hanging="360"/>
-        <w:rPr>
-          <w:u w:val="none"/>
-        </w:rPr>
-      </w:pPr>
-      <w:r>
-        <w:rPr>
-          <w:b w:val="1"/>
-          <w:bCs w:val="1"/>
-          <w:rtl w:val="0"/>
-        </w:rPr>
-        <w:t xml:space="preserve">Pre-Cutover Source — Shared Pooled Runtime (</w:t>
-      </w:r>
-      <w:r>
-        <w:rPr>
-          <w:rFonts w:ascii="Roboto Mono" w:cs="Roboto Mono" w:eastAsia="Roboto Mono" w:hAnsi="Roboto Mono"/>
-          <w:b w:val="1"/>
-          <w:bCs w:val="1"/>
-          <w:color w:val="188038"/>
-          <w:rtl w:val="0"/>
-        </w:rPr>
-        <w:t xml:space="preserve">Turn N</w:t>
-      </w:r>
-      <w:r>
-        <w:rPr>
-          <w:b w:val="1"/>
-          <w:bCs w:val="1"/>
-          <w:rtl w:val="0"/>
-        </w:rPr>
-        <w:t xml:space="preserve">) (Zone 3 — Left amber container </w:t>
-      </w:r>
-      <w:r>
-        <w:rPr>
-          <w:rFonts w:ascii="Roboto Mono" w:cs="Roboto Mono" w:eastAsia="Roboto Mono" w:hAnsi="Roboto Mono"/>
-          <w:b w:val="1"/>
-          <w:bCs w:val="1"/>
-          <w:color w:val="188038"/>
-          <w:rtl w:val="0"/>
-        </w:rPr>
-        <w:t xml:space="preserve">#feefc3</w:t>
-      </w:r>
-      <w:r>
-        <w:rPr>
-          <w:b w:val="1"/>
-          <w:bCs w:val="1"/>
-          <w:rtl w:val="0"/>
-        </w:rPr>
-        <w:t xml:space="preserve">):</w:t>
-      </w:r>
-      <w:r>
-        <w:rPr>
-          <w:rtl w:val="0"/>
-        </w:rPr>
-        <w:t xml:space="preserve"> Serves Turn N before cutover and gracefully drains in-flight pooled sessions during Phase 3 (</w:t>
-      </w:r>
-      <w:r>
-        <w:rPr>
-          <w:rFonts w:ascii="Roboto Mono" w:cs="Roboto Mono" w:eastAsia="Roboto Mono" w:hAnsi="Roboto Mono"/>
-          <w:color w:val="188038"/>
-          <w:rtl w:val="0"/>
-        </w:rPr>
-        <w:t xml:space="preserve">DRAIN_AND_VERIFY</w:t>
-      </w:r>
-      <w:r>
-        <w:rPr>
-          <w:rtl w:val="0"/>
-        </w:rPr>
-        <w:t xml:space="preserve">).</w:t>
-      </w:r>
-    </w:p>
-    <w:p>
-      <w:pPr>
-        <w:numPr>
-          <w:ilvl w:val="0"/>
-          <w:numId w:val="21"/>
+          <w:numId w:val="19"/>
         </w:numPr>
         <w:spacing w:after="200" w:lineRule="auto"/>
         <w:ind w:left="720" w:hanging="360"/>
@@ -9655,164 +9242,47 @@
           <w:bCs w:val="1"/>
           <w:rtl w:val="0"/>
         </w:rPr>
-        <w:t xml:space="preserve">Post-Cutover Target — Dedicated RetailStream PSC Spoke (</w:t>
-      </w:r>
-      <w:r>
-        <w:rPr>
-          <w:rFonts w:ascii="Roboto Mono" w:cs="Roboto Mono" w:eastAsia="Roboto Mono" w:hAnsi="Roboto Mono"/>
-          <w:b w:val="1"/>
-          <w:bCs w:val="1"/>
-          <w:color w:val="188038"/>
-          <w:rtl w:val="0"/>
-        </w:rPr>
-        <w:t xml:space="preserve">Turn N+1</w:t>
-      </w:r>
-      <w:r>
-        <w:rPr>
-          <w:b w:val="1"/>
-          <w:bCs w:val="1"/>
-          <w:rtl w:val="0"/>
-        </w:rPr>
-        <w:t xml:space="preserve">) (Zone 4 — Right coral container </w:t>
-      </w:r>
-      <w:r>
-        <w:rPr>
-          <w:rFonts w:ascii="Roboto Mono" w:cs="Roboto Mono" w:eastAsia="Roboto Mono" w:hAnsi="Roboto Mono"/>
-          <w:b w:val="1"/>
-          <w:bCs w:val="1"/>
-          <w:color w:val="188038"/>
-          <w:rtl w:val="0"/>
-        </w:rPr>
-        <w:t xml:space="preserve">#fad2cf</w:t>
-      </w:r>
-      <w:r>
-        <w:rPr>
-          <w:b w:val="1"/>
-          <w:bCs w:val="1"/>
-          <w:rtl w:val="0"/>
-        </w:rPr>
-        <w:t xml:space="preserve">):</w:t>
-      </w:r>
-      <w:r>
-        <w:rPr>
-          <w:rtl w:val="0"/>
-        </w:rPr>
-        <w:t xml:space="preserve"> Immediately serves Turn N+1 with full conversation history intact, </w:t>
-      </w:r>
-      <w:r>
-        <w:rPr>
-          <w:rFonts w:ascii="Roboto Mono" w:cs="Roboto Mono" w:eastAsia="Roboto Mono" w:hAnsi="Roboto Mono"/>
-          <w:color w:val="188038"/>
-          <w:rtl w:val="0"/>
-        </w:rPr>
-        <w:t xml:space="preserve">8,000</w:t>
-      </w:r>
-      <w:r>
-        <w:rPr>
-          <w:rtl w:val="0"/>
-        </w:rPr>
-        <w:t xml:space="preserve"> thinking-token entitlement, and dedicated CMEK encryption (</w:t>
-      </w:r>
-      <w:r>
-        <w:rPr>
-          <w:rFonts w:ascii="Roboto Mono" w:cs="Roboto Mono" w:eastAsia="Roboto Mono" w:hAnsi="Roboto Mono"/>
-          <w:color w:val="188038"/>
-          <w:rtl w:val="0"/>
-        </w:rPr>
-        <w:t xml:space="preserve">projects/cymbal-retailstream-spoke-prod/.../agent-memory-cmek</w:t>
-      </w:r>
-      <w:r>
-        <w:rPr>
-          <w:rtl w:val="0"/>
-        </w:rPr>
-        <w:t xml:space="preserve">).</w:t>
-      </w:r>
-    </w:p>
-    <w:p>
-      <w:pPr>
-        <w:spacing w:after="200" w:lineRule="auto"/>
-        <w:rPr/>
-      </w:pPr>
-      <w:r>
-        <w:rPr>
-          <w:rtl w:val="0"/>
-        </w:rPr>
-        <w:t xml:space="preserve">The seven numbered badges (</w:t>
-      </w:r>
-      <w:r>
-        <w:rPr>
-          <w:rFonts w:ascii="Roboto Mono" w:cs="Roboto Mono" w:eastAsia="Roboto Mono" w:hAnsi="Roboto Mono"/>
-          <w:color w:val="188038"/>
-          <w:rtl w:val="0"/>
-        </w:rPr>
-        <w:t xml:space="preserve">1</w:t>
-      </w:r>
-      <w:r>
-        <w:rPr>
-          <w:rtl w:val="0"/>
-        </w:rPr>
-        <w:t xml:space="preserve">–</w:t>
-      </w:r>
-      <w:r>
-        <w:rPr>
-          <w:rFonts w:ascii="Roboto Mono" w:cs="Roboto Mono" w:eastAsia="Roboto Mono" w:hAnsi="Roboto Mono"/>
-          <w:color w:val="188038"/>
-          <w:rtl w:val="0"/>
-        </w:rPr>
-        <w:t xml:space="preserve">7</w:t>
-      </w:r>
-      <w:r>
-        <w:rPr>
-          <w:rtl w:val="0"/>
-        </w:rPr>
-        <w:t xml:space="preserve">) on Figure 3 trace a live customer upgrade mid-conversation:</w:t>
-      </w:r>
-    </w:p>
-    <w:p>
-      <w:pPr>
-        <w:numPr>
-          <w:ilvl w:val="0"/>
-          <w:numId w:val="5"/>
-        </w:numPr>
-        <w:spacing w:after="0" w:afterAutospacing="0" w:lineRule="auto"/>
-        <w:ind w:left="720" w:hanging="360"/>
-        <w:rPr>
-          <w:u w:val="none"/>
-        </w:rPr>
-      </w:pPr>
-      <w:r>
-        <w:rPr>
-          <w:b w:val="1"/>
-          <w:bCs w:val="1"/>
-          <w:rtl w:val="0"/>
-        </w:rPr>
-        <w:t xml:space="preserve">Badge 1 (</w:t>
-      </w:r>
-      <w:r>
-        <w:rPr>
-          <w:rFonts w:ascii="Roboto Mono" w:cs="Roboto Mono" w:eastAsia="Roboto Mono" w:hAnsi="Roboto Mono"/>
-          <w:b w:val="1"/>
-          <w:bCs w:val="1"/>
-          <w:color w:val="188038"/>
-          <w:rtl w:val="0"/>
-        </w:rPr>
-        <w:t xml:space="preserve">1 Run suite</w:t>
-      </w:r>
-      <w:r>
-        <w:rPr>
-          <w:b w:val="1"/>
-          <w:bCs w:val="1"/>
-          <w:rtl w:val="0"/>
-        </w:rPr>
-        <w:t xml:space="preserve">) — Launch live tier migration test harness:</w:t>
-      </w:r>
-      <w:r>
-        <w:rPr>
-          <w:rtl w:val="0"/>
-        </w:rPr>
-        <w:t xml:space="preserve"> Invoke </w:t>
-      </w:r>
-      <w:hyperlink r:id="rId58">
+        <w:t xml:space="preserve">Badge 7 (</w:t>
+      </w:r>
+      <w:r>
+        <w:rPr>
+          <w:rFonts w:ascii="Roboto Mono" w:cs="Roboto Mono" w:eastAsia="Roboto Mono" w:hAnsi="Roboto Mono"/>
+          <w:b w:val="1"/>
+          <w:bCs w:val="1"/>
+          <w:color w:val="188038"/>
+          <w:rtl w:val="0"/>
+        </w:rPr>
+        <w:t xml:space="preserve">7 Hybrid routing verified (4/4 PASS)</w:t>
+      </w:r>
+      <w:r>
+        <w:rPr>
+          <w:b w:val="1"/>
+          <w:bCs w:val="1"/>
+          <w:rtl w:val="0"/>
+        </w:rPr>
+        <w:t xml:space="preserve">) — Return synchronous response and emit hub OTel FinOps span:</w:t>
+      </w:r>
+      <w:r>
+        <w:rPr>
+          <w:rtl w:val="0"/>
+        </w:rPr>
+        <w:t xml:space="preserve"> Responses return through the hub router and pass all </w:t>
+      </w:r>
+      <w:r>
+        <w:rPr>
+          <w:rFonts w:ascii="Roboto Mono" w:cs="Roboto Mono" w:eastAsia="Roboto Mono" w:hAnsi="Roboto Mono"/>
+          <w:color w:val="188038"/>
+          <w:rtl w:val="0"/>
+        </w:rPr>
+        <w:t xml:space="preserve">4/4</w:t>
+      </w:r>
+      <w:r>
+        <w:rPr>
+          <w:rtl w:val="0"/>
+        </w:rPr>
+        <w:t xml:space="preserve"> hybrid verification assertions in </w:t>
+      </w:r>
+      <w:hyperlink r:id="rId59">
         <w:r>
           <w:rPr>
             <w:rFonts w:ascii="Roboto Mono" w:cs="Roboto Mono" w:eastAsia="Roboto Mono" w:hAnsi="Roboto Mono"/>
@@ -9827,667 +9297,6 @@
         <w:rPr>
           <w:rtl w:val="0"/>
         </w:rPr>
-        <w:t xml:space="preserve"> while </w:t>
-      </w:r>
-      <w:r>
-        <w:rPr>
-          <w:rFonts w:ascii="Roboto Mono" w:cs="Roboto Mono" w:eastAsia="Roboto Mono" w:hAnsi="Roboto Mono"/>
-          <w:color w:val="188038"/>
-          <w:rtl w:val="0"/>
-        </w:rPr>
-        <w:t xml:space="preserve">RetailStream Corp</w:t>
-      </w:r>
-      <w:r>
-        <w:rPr>
-          <w:rtl w:val="0"/>
-        </w:rPr>
-        <w:t xml:space="preserve"> is actively conversing on the Standard pool.</w:t>
-      </w:r>
-    </w:p>
-    <w:p>
-      <w:pPr>
-        <w:numPr>
-          <w:ilvl w:val="0"/>
-          <w:numId w:val="5"/>
-        </w:numPr>
-        <w:spacing w:after="0" w:afterAutospacing="0" w:lineRule="auto"/>
-        <w:ind w:left="720" w:hanging="360"/>
-        <w:rPr>
-          <w:u w:val="none"/>
-        </w:rPr>
-      </w:pPr>
-      <w:r>
-        <w:rPr>
-          <w:b w:val="1"/>
-          <w:bCs w:val="1"/>
-          <w:rtl w:val="0"/>
-        </w:rPr>
-        <w:t xml:space="preserve">Badge 2 (</w:t>
-      </w:r>
-      <w:r>
-        <w:rPr>
-          <w:rFonts w:ascii="Roboto Mono" w:cs="Roboto Mono" w:eastAsia="Roboto Mono" w:hAnsi="Roboto Mono"/>
-          <w:b w:val="1"/>
-          <w:bCs w:val="1"/>
-          <w:color w:val="188038"/>
-          <w:rtl w:val="0"/>
-        </w:rPr>
-        <w:t xml:space="preserve">2 Run suite</w:t>
-      </w:r>
-      <w:r>
-        <w:rPr>
-          <w:b w:val="1"/>
-          <w:bCs w:val="1"/>
-          <w:rtl w:val="0"/>
-        </w:rPr>
-        <w:t xml:space="preserve">) — Authenticate pre-upgrade Turn N at Hop 1:</w:t>
-      </w:r>
-      <w:r>
-        <w:rPr>
-          <w:rtl w:val="0"/>
-        </w:rPr>
-        <w:t xml:space="preserve"> RetailStream's Turn N passes Hop 1 JWT + DPoP verification and resolves </w:t>
-      </w:r>
-      <w:r>
-        <w:rPr>
-          <w:rFonts w:ascii="Roboto Mono" w:cs="Roboto Mono" w:eastAsia="Roboto Mono" w:hAnsi="Roboto Mono"/>
-          <w:color w:val="188038"/>
-          <w:rtl w:val="0"/>
-        </w:rPr>
-        <w:t xml:space="preserve">route = PATTERN_C_HYBRID_POOL</w:t>
-      </w:r>
-      <w:r>
-        <w:rPr>
-          <w:rtl w:val="0"/>
-        </w:rPr>
-        <w:t xml:space="preserve"> in Firestore.</w:t>
-      </w:r>
-    </w:p>
-    <w:p>
-      <w:pPr>
-        <w:numPr>
-          <w:ilvl w:val="0"/>
-          <w:numId w:val="5"/>
-        </w:numPr>
-        <w:spacing w:after="0" w:afterAutospacing="0" w:lineRule="auto"/>
-        <w:ind w:left="720" w:hanging="360"/>
-        <w:rPr>
-          <w:u w:val="none"/>
-        </w:rPr>
-      </w:pPr>
-      <w:r>
-        <w:rPr>
-          <w:b w:val="1"/>
-          <w:bCs w:val="1"/>
-          <w:rtl w:val="0"/>
-        </w:rPr>
-        <w:t xml:space="preserve">Badge 3 (</w:t>
-      </w:r>
-      <w:r>
-        <w:rPr>
-          <w:rFonts w:ascii="Roboto Mono" w:cs="Roboto Mono" w:eastAsia="Roboto Mono" w:hAnsi="Roboto Mono"/>
-          <w:b w:val="1"/>
-          <w:bCs w:val="1"/>
-          <w:color w:val="188038"/>
-          <w:rtl w:val="0"/>
-        </w:rPr>
-        <w:t xml:space="preserve">3 Pre-upgrade turn then upgrade</w:t>
-      </w:r>
-      <w:r>
-        <w:rPr>
-          <w:b w:val="1"/>
-          <w:bCs w:val="1"/>
-          <w:rtl w:val="0"/>
-        </w:rPr>
-        <w:t xml:space="preserve">) — Initiate </w:t>
-      </w:r>
-      <w:r>
-        <w:rPr>
-          <w:rFonts w:ascii="Roboto Mono" w:cs="Roboto Mono" w:eastAsia="Roboto Mono" w:hAnsi="Roboto Mono"/>
-          <w:b w:val="1"/>
-          <w:bCs w:val="1"/>
-          <w:color w:val="188038"/>
-          <w:rtl w:val="0"/>
-        </w:rPr>
-        <w:t xml:space="preserve">promote_tenant_zero_downtime()</w:t>
-      </w:r>
-      <w:r>
-        <w:rPr>
-          <w:b w:val="1"/>
-          <w:bCs w:val="1"/>
-          <w:rtl w:val="0"/>
-        </w:rPr>
-        <w:t xml:space="preserve"> while Turn N executes:</w:t>
-      </w:r>
-      <w:r>
-        <w:rPr>
-          <w:rtl w:val="0"/>
-        </w:rPr>
-        <w:t xml:space="preserve"> The migration controller (</w:t>
-      </w:r>
-      <w:hyperlink r:id="rId59">
-        <w:r>
-          <w:rPr>
-            <w:rFonts w:ascii="Roboto Mono" w:cs="Roboto Mono" w:eastAsia="Roboto Mono" w:hAnsi="Roboto Mono"/>
-            <w:color w:val="1155cc"/>
-            <w:u w:val="single"/>
-            <w:rtl w:val="0"/>
-          </w:rPr>
-          <w:t xml:space="preserve">pattern_c_hybrid_router_and_migrator.py:L212-L310</w:t>
-        </w:r>
-      </w:hyperlink>
-      <w:r>
-        <w:rPr>
-          <w:rtl w:val="0"/>
-        </w:rPr>
-        <w:t xml:space="preserve">) starts the 3-phase upgrade state machine without blocking active pooled turns.</w:t>
-      </w:r>
-    </w:p>
-    <w:p>
-      <w:pPr>
-        <w:numPr>
-          <w:ilvl w:val="0"/>
-          <w:numId w:val="5"/>
-        </w:numPr>
-        <w:spacing w:after="0" w:afterAutospacing="0" w:lineRule="auto"/>
-        <w:ind w:left="720" w:hanging="360"/>
-        <w:rPr>
-          <w:u w:val="none"/>
-        </w:rPr>
-      </w:pPr>
-      <w:r>
-        <w:rPr>
-          <w:b w:val="1"/>
-          <w:bCs w:val="1"/>
-          <w:rtl w:val="0"/>
-        </w:rPr>
-        <w:t xml:space="preserve">Badge 4 (</w:t>
-      </w:r>
-      <w:r>
-        <w:rPr>
-          <w:rFonts w:ascii="Roboto Mono" w:cs="Roboto Mono" w:eastAsia="Roboto Mono" w:hAnsi="Roboto Mono"/>
-          <w:b w:val="1"/>
-          <w:bCs w:val="1"/>
-          <w:color w:val="188038"/>
-          <w:rtl w:val="0"/>
-        </w:rPr>
-        <w:t xml:space="preserve">4 Pre-upgrade turn</w:t>
-      </w:r>
-      <w:r>
-        <w:rPr>
-          <w:b w:val="1"/>
-          <w:bCs w:val="1"/>
-          <w:rtl w:val="0"/>
-        </w:rPr>
-        <w:t xml:space="preserve">) — Execute Turn N in Zone 3 Shared Pool (</w:t>
-      </w:r>
-      <w:r>
-        <w:rPr>
-          <w:rFonts w:ascii="Roboto Mono" w:cs="Roboto Mono" w:eastAsia="Roboto Mono" w:hAnsi="Roboto Mono"/>
-          <w:b w:val="1"/>
-          <w:bCs w:val="1"/>
-          <w:color w:val="188038"/>
-          <w:rtl w:val="0"/>
-        </w:rPr>
-        <w:t xml:space="preserve">4,000</w:t>
-      </w:r>
-      <w:r>
-        <w:rPr>
-          <w:b w:val="1"/>
-          <w:bCs w:val="1"/>
-          <w:rtl w:val="0"/>
-        </w:rPr>
-        <w:t xml:space="preserve"> token cap):</w:t>
-      </w:r>
-      <w:r>
-        <w:rPr>
-          <w:rtl w:val="0"/>
-        </w:rPr>
-        <w:t xml:space="preserve"> Turn N executes on </w:t>
-      </w:r>
-      <w:r>
-        <w:rPr>
-          <w:rFonts w:ascii="Roboto Mono" w:cs="Roboto Mono" w:eastAsia="Roboto Mono" w:hAnsi="Roboto Mono"/>
-          <w:color w:val="188038"/>
-          <w:rtl w:val="0"/>
-        </w:rPr>
-        <w:t xml:space="preserve">pool://cymbal-shared-pooled-runtime-v2</w:t>
-      </w:r>
-      <w:r>
-        <w:rPr>
-          <w:rtl w:val="0"/>
-        </w:rPr>
-        <w:t xml:space="preserve"> with its Standard </w:t>
-      </w:r>
-      <w:r>
-        <w:rPr>
-          <w:rFonts w:ascii="Roboto Mono" w:cs="Roboto Mono" w:eastAsia="Roboto Mono" w:hAnsi="Roboto Mono"/>
-          <w:color w:val="188038"/>
-          <w:rtl w:val="0"/>
-        </w:rPr>
-        <w:t xml:space="preserve">4,000</w:t>
-      </w:r>
-      <w:r>
-        <w:rPr>
-          <w:rtl w:val="0"/>
-        </w:rPr>
-        <w:t xml:space="preserve"> thinking-token cap and </w:t>
-      </w:r>
-      <w:r>
-        <w:rPr>
-          <w:rFonts w:ascii="Roboto Mono" w:cs="Roboto Mono" w:eastAsia="Roboto Mono" w:hAnsi="Roboto Mono"/>
-          <w:color w:val="188038"/>
-          <w:rtl w:val="0"/>
-        </w:rPr>
-        <w:t xml:space="preserve">120 RPM</w:t>
-      </w:r>
-      <w:r>
-        <w:rPr>
-          <w:rtl w:val="0"/>
-        </w:rPr>
-        <w:t xml:space="preserve"> bulkhead.</w:t>
-      </w:r>
-    </w:p>
-    <w:p>
-      <w:pPr>
-        <w:numPr>
-          <w:ilvl w:val="0"/>
-          <w:numId w:val="5"/>
-        </w:numPr>
-        <w:spacing w:after="0" w:afterAutospacing="0" w:lineRule="auto"/>
-        <w:ind w:left="720" w:hanging="360"/>
-        <w:rPr>
-          <w:u w:val="none"/>
-        </w:rPr>
-      </w:pPr>
-      <w:r>
-        <w:rPr>
-          <w:b w:val="1"/>
-          <w:bCs w:val="1"/>
-          <w:rtl w:val="0"/>
-        </w:rPr>
-        <w:t xml:space="preserve">Badge 5 (</w:t>
-      </w:r>
-      <w:r>
-        <w:rPr>
-          <w:rFonts w:ascii="Roboto Mono" w:cs="Roboto Mono" w:eastAsia="Roboto Mono" w:hAnsi="Roboto Mono"/>
-          <w:b w:val="1"/>
-          <w:bCs w:val="1"/>
-          <w:color w:val="188038"/>
-          <w:rtl w:val="0"/>
-        </w:rPr>
-        <w:t xml:space="preserve">5 200 OK clamped 4000</w:t>
-      </w:r>
-      <w:r>
-        <w:rPr>
-          <w:b w:val="1"/>
-          <w:bCs w:val="1"/>
-          <w:rtl w:val="0"/>
-        </w:rPr>
-        <w:t xml:space="preserve">) — Phase 1 (</w:t>
-      </w:r>
-      <w:r>
-        <w:rPr>
-          <w:rFonts w:ascii="Roboto Mono" w:cs="Roboto Mono" w:eastAsia="Roboto Mono" w:hAnsi="Roboto Mono"/>
-          <w:b w:val="1"/>
-          <w:bCs w:val="1"/>
-          <w:color w:val="188038"/>
-          <w:rtl w:val="0"/>
-        </w:rPr>
-        <w:t xml:space="preserve">SHADOW_SYNC</w:t>
-      </w:r>
-      <w:r>
-        <w:rPr>
-          <w:b w:val="1"/>
-          <w:bCs w:val="1"/>
-          <w:rtl w:val="0"/>
-        </w:rPr>
-        <w:t xml:space="preserve">) CDC replication and Phase 2 (</w:t>
-      </w:r>
-      <w:r>
-        <w:rPr>
-          <w:rFonts w:ascii="Roboto Mono" w:cs="Roboto Mono" w:eastAsia="Roboto Mono" w:hAnsi="Roboto Mono"/>
-          <w:b w:val="1"/>
-          <w:bCs w:val="1"/>
-          <w:color w:val="188038"/>
-          <w:rtl w:val="0"/>
-        </w:rPr>
-        <w:t xml:space="preserve">ATOMIC_CUTOVER</w:t>
-      </w:r>
-      <w:r>
-        <w:rPr>
-          <w:b w:val="1"/>
-          <w:bCs w:val="1"/>
-          <w:rtl w:val="0"/>
-        </w:rPr>
-        <w:t xml:space="preserve">) Firestore flip:</w:t>
-      </w:r>
-      <w:r>
-        <w:rPr>
-          <w:rtl w:val="0"/>
-        </w:rPr>
-        <w:t xml:space="preserve"> DMS streams RetailStream rows (</w:t>
-      </w:r>
-      <w:r>
-        <w:rPr>
-          <w:rFonts w:ascii="Roboto Mono" w:cs="Roboto Mono" w:eastAsia="Roboto Mono" w:hAnsi="Roboto Mono"/>
-          <w:color w:val="188038"/>
-          <w:rtl w:val="0"/>
-        </w:rPr>
-        <w:t xml:space="preserve">WHERE tenant_id = 'retailstream'</w:t>
-      </w:r>
-      <w:r>
-        <w:rPr>
-          <w:rtl w:val="0"/>
-        </w:rPr>
-        <w:t xml:space="preserve">) and Memory Bank dual-writes </w:t>
-      </w:r>
-      <w:r>
-        <w:rPr>
-          <w:rFonts w:ascii="Roboto Mono" w:cs="Roboto Mono" w:eastAsia="Roboto Mono" w:hAnsi="Roboto Mono"/>
-          <w:color w:val="188038"/>
-          <w:rtl w:val="0"/>
-        </w:rPr>
-        <w:t xml:space="preserve">3/3</w:t>
-      </w:r>
-      <w:r>
-        <w:rPr>
-          <w:rtl w:val="0"/>
-        </w:rPr>
-        <w:t xml:space="preserve"> session memories into </w:t>
-      </w:r>
-      <w:r>
-        <w:rPr>
-          <w:rFonts w:ascii="Roboto Mono" w:cs="Roboto Mono" w:eastAsia="Roboto Mono" w:hAnsi="Roboto Mono"/>
-          <w:color w:val="188038"/>
-          <w:rtl w:val="0"/>
-        </w:rPr>
-        <w:t xml:space="preserve">cymbal-retailstream-spoke-prod</w:t>
-      </w:r>
-      <w:r>
-        <w:rPr>
-          <w:rtl w:val="0"/>
-        </w:rPr>
-        <w:t xml:space="preserve"> until </w:t>
-      </w:r>
-      <w:r>
-        <w:rPr>
-          <w:rFonts w:ascii="Roboto Mono" w:cs="Roboto Mono" w:eastAsia="Roboto Mono" w:hAnsi="Roboto Mono"/>
-          <w:color w:val="188038"/>
-          <w:rtl w:val="0"/>
-        </w:rPr>
-        <w:t xml:space="preserve">replication_lag_ms == 0</w:t>
-      </w:r>
-      <w:r>
-        <w:rPr>
-          <w:rtl w:val="0"/>
-        </w:rPr>
-        <w:t xml:space="preserve">, then commits a single sub-10ms Firestore transaction flipping the route to </w:t>
-      </w:r>
-      <w:r>
-        <w:rPr>
-          <w:rFonts w:ascii="Roboto Mono" w:cs="Roboto Mono" w:eastAsia="Roboto Mono" w:hAnsi="Roboto Mono"/>
-          <w:color w:val="188038"/>
-          <w:rtl w:val="0"/>
-        </w:rPr>
-        <w:t xml:space="preserve">psc://10.10.0.51/...</w:t>
-      </w:r>
-      <w:r>
-        <w:rPr>
-          <w:rtl w:val="0"/>
-        </w:rPr>
-        <w:t xml:space="preserve">.</w:t>
-      </w:r>
-    </w:p>
-    <w:p>
-      <w:pPr>
-        <w:numPr>
-          <w:ilvl w:val="0"/>
-          <w:numId w:val="5"/>
-        </w:numPr>
-        <w:spacing w:after="0" w:afterAutospacing="0" w:lineRule="auto"/>
-        <w:ind w:left="720" w:hanging="360"/>
-        <w:rPr>
-          <w:u w:val="none"/>
-        </w:rPr>
-      </w:pPr>
-      <w:r>
-        <w:rPr>
-          <w:b w:val="1"/>
-          <w:bCs w:val="1"/>
-          <w:rtl w:val="0"/>
-        </w:rPr>
-        <w:t xml:space="preserve">Badge 6 (</w:t>
-      </w:r>
-      <w:r>
-        <w:rPr>
-          <w:rFonts w:ascii="Roboto Mono" w:cs="Roboto Mono" w:eastAsia="Roboto Mono" w:hAnsi="Roboto Mono"/>
-          <w:b w:val="1"/>
-          <w:bCs w:val="1"/>
-          <w:color w:val="188038"/>
-          <w:rtl w:val="0"/>
-        </w:rPr>
-        <w:t xml:space="preserve">6 Rows replicated</w:t>
-      </w:r>
-      <w:r>
-        <w:rPr>
-          <w:b w:val="1"/>
-          <w:bCs w:val="1"/>
-          <w:rtl w:val="0"/>
-        </w:rPr>
-        <w:t xml:space="preserve">) — Phase 3 (</w:t>
-      </w:r>
-      <w:r>
-        <w:rPr>
-          <w:rFonts w:ascii="Roboto Mono" w:cs="Roboto Mono" w:eastAsia="Roboto Mono" w:hAnsi="Roboto Mono"/>
-          <w:b w:val="1"/>
-          <w:bCs w:val="1"/>
-          <w:color w:val="188038"/>
-          <w:rtl w:val="0"/>
-        </w:rPr>
-        <w:t xml:space="preserve">DRAIN_AND_VERIFY</w:t>
-      </w:r>
-      <w:r>
-        <w:rPr>
-          <w:b w:val="1"/>
-          <w:bCs w:val="1"/>
-          <w:rtl w:val="0"/>
-        </w:rPr>
-        <w:t xml:space="preserve">) drain window and cryptographic purge:</w:t>
-      </w:r>
-      <w:r>
-        <w:rPr>
-          <w:rtl w:val="0"/>
-        </w:rPr>
-        <w:t xml:space="preserve"> In-flight pooled turns pinned to the prior </w:t>
-      </w:r>
-      <w:r>
-        <w:rPr>
-          <w:rFonts w:ascii="Roboto Mono" w:cs="Roboto Mono" w:eastAsia="Roboto Mono" w:hAnsi="Roboto Mono"/>
-          <w:color w:val="188038"/>
-          <w:rtl w:val="0"/>
-        </w:rPr>
-        <w:t xml:space="preserve">route_epoch</w:t>
-      </w:r>
-      <w:r>
-        <w:rPr>
-          <w:rtl w:val="0"/>
-        </w:rPr>
-        <w:t xml:space="preserve"> finish cleanly, parity checksums (</w:t>
-      </w:r>
-      <w:r>
-        <w:rPr>
-          <w:rFonts w:ascii="Roboto Mono" w:cs="Roboto Mono" w:eastAsia="Roboto Mono" w:hAnsi="Roboto Mono"/>
-          <w:color w:val="188038"/>
-          <w:rtl w:val="0"/>
-        </w:rPr>
-        <w:t xml:space="preserve">3/3</w:t>
-      </w:r>
-      <w:r>
-        <w:rPr>
-          <w:rtl w:val="0"/>
-        </w:rPr>
-        <w:t xml:space="preserve"> memories, CMEK </w:t>
-      </w:r>
-      <w:r>
-        <w:rPr>
-          <w:rFonts w:ascii="Roboto Mono" w:cs="Roboto Mono" w:eastAsia="Roboto Mono" w:hAnsi="Roboto Mono"/>
-          <w:color w:val="188038"/>
-          <w:rtl w:val="0"/>
-        </w:rPr>
-        <w:t xml:space="preserve">ACTIVE</w:t>
-      </w:r>
-      <w:r>
-        <w:rPr>
-          <w:rtl w:val="0"/>
-        </w:rPr>
-        <w:t xml:space="preserve">) pass, and legacy pooled rows are cryptographically purged.</w:t>
-      </w:r>
-    </w:p>
-    <w:p>
-      <w:pPr>
-        <w:numPr>
-          <w:ilvl w:val="0"/>
-          <w:numId w:val="5"/>
-        </w:numPr>
-        <w:spacing w:after="200" w:lineRule="auto"/>
-        <w:ind w:left="720" w:hanging="360"/>
-        <w:rPr>
-          <w:u w:val="none"/>
-        </w:rPr>
-      </w:pPr>
-      <w:r>
-        <w:rPr>
-          <w:b w:val="1"/>
-          <w:bCs w:val="1"/>
-          <w:rtl w:val="0"/>
-        </w:rPr>
-        <w:t xml:space="preserve">Badge 7 (</w:t>
-      </w:r>
-      <w:r>
-        <w:rPr>
-          <w:rFonts w:ascii="Roboto Mono" w:cs="Roboto Mono" w:eastAsia="Roboto Mono" w:hAnsi="Roboto Mono"/>
-          <w:b w:val="1"/>
-          <w:bCs w:val="1"/>
-          <w:color w:val="188038"/>
-          <w:rtl w:val="0"/>
-        </w:rPr>
-        <w:t xml:space="preserve">7 TEST 3: same session on PSC</w:t>
-      </w:r>
-      <w:r>
-        <w:rPr>
-          <w:b w:val="1"/>
-          <w:bCs w:val="1"/>
-          <w:rtl w:val="0"/>
-        </w:rPr>
-        <w:t xml:space="preserve">) — Post-upgrade Turn N+1 executes on Dedicated PSC Spoke (</w:t>
-      </w:r>
-      <w:r>
-        <w:rPr>
-          <w:rFonts w:ascii="Roboto Mono" w:cs="Roboto Mono" w:eastAsia="Roboto Mono" w:hAnsi="Roboto Mono"/>
-          <w:b w:val="1"/>
-          <w:bCs w:val="1"/>
-          <w:color w:val="188038"/>
-          <w:rtl w:val="0"/>
-        </w:rPr>
-        <w:t xml:space="preserve">8,000</w:t>
-      </w:r>
-      <w:r>
-        <w:rPr>
-          <w:b w:val="1"/>
-          <w:bCs w:val="1"/>
-          <w:rtl w:val="0"/>
-        </w:rPr>
-        <w:t xml:space="preserve"> budget + CMEK):</w:t>
-      </w:r>
-      <w:r>
-        <w:rPr>
-          <w:rtl w:val="0"/>
-        </w:rPr>
-        <w:t xml:space="preserve"> The very next turn (</w:t>
-      </w:r>
-      <w:r>
-        <w:rPr>
-          <w:rFonts w:ascii="Roboto Mono" w:cs="Roboto Mono" w:eastAsia="Roboto Mono" w:hAnsi="Roboto Mono"/>
-          <w:color w:val="188038"/>
-          <w:rtl w:val="0"/>
-        </w:rPr>
-        <w:t xml:space="preserve">Turn N+1</w:t>
-      </w:r>
-      <w:r>
-        <w:rPr>
-          <w:rtl w:val="0"/>
-        </w:rPr>
-        <w:t xml:space="preserve">) in the exact same conversation routes over </w:t>
-      </w:r>
-      <w:r>
-        <w:rPr>
-          <w:rFonts w:ascii="Roboto Mono" w:cs="Roboto Mono" w:eastAsia="Roboto Mono" w:hAnsi="Roboto Mono"/>
-          <w:color w:val="188038"/>
-          <w:rtl w:val="0"/>
-        </w:rPr>
-        <w:t xml:space="preserve">psc://10.10.0.51</w:t>
-      </w:r>
-      <w:r>
-        <w:rPr>
-          <w:rtl w:val="0"/>
-        </w:rPr>
-        <w:t xml:space="preserve"> into </w:t>
-      </w:r>
-      <w:r>
-        <w:rPr>
-          <w:rFonts w:ascii="Roboto Mono" w:cs="Roboto Mono" w:eastAsia="Roboto Mono" w:hAnsi="Roboto Mono"/>
-          <w:color w:val="188038"/>
-          <w:rtl w:val="0"/>
-        </w:rPr>
-        <w:t xml:space="preserve">cymbal-retailstream-spoke-prod</w:t>
-      </w:r>
-      <w:r>
-        <w:rPr>
-          <w:rtl w:val="0"/>
-        </w:rPr>
-        <w:t xml:space="preserve"> with </w:t>
-      </w:r>
-      <w:r>
-        <w:rPr>
-          <w:rFonts w:ascii="Roboto Mono" w:cs="Roboto Mono" w:eastAsia="Roboto Mono" w:hAnsi="Roboto Mono"/>
-          <w:color w:val="188038"/>
-          <w:rtl w:val="0"/>
-        </w:rPr>
-        <w:t xml:space="preserve">0</w:t>
-      </w:r>
-      <w:r>
-        <w:rPr>
-          <w:rtl w:val="0"/>
-        </w:rPr>
-        <w:t xml:space="preserve"> dropped turns, </w:t>
-      </w:r>
-      <w:r>
-        <w:rPr>
-          <w:rFonts w:ascii="Roboto Mono" w:cs="Roboto Mono" w:eastAsia="Roboto Mono" w:hAnsi="Roboto Mono"/>
-          <w:color w:val="188038"/>
-          <w:rtl w:val="0"/>
-        </w:rPr>
-        <w:t xml:space="preserve">8,000</w:t>
-      </w:r>
-      <w:r>
-        <w:rPr>
-          <w:rtl w:val="0"/>
-        </w:rPr>
-        <w:t xml:space="preserve"> thinking-token entitlement, and dedicated CMEK key </w:t>
-      </w:r>
-      <w:r>
-        <w:rPr>
-          <w:rFonts w:ascii="Roboto Mono" w:cs="Roboto Mono" w:eastAsia="Roboto Mono" w:hAnsi="Roboto Mono"/>
-          <w:color w:val="188038"/>
-          <w:rtl w:val="0"/>
-        </w:rPr>
-        <w:t xml:space="preserve">projects/cymbal-retailstream-spoke-prod/.../agent-memory-cmek</w:t>
-      </w:r>
-      <w:r>
-        <w:rPr>
-          <w:rtl w:val="0"/>
-        </w:rPr>
         <w:t xml:space="preserve">.</w:t>
       </w:r>
     </w:p>
@@ -10498,13 +9307,13 @@
         <w:keepLines w:val="1"/>
         <w:rPr/>
       </w:pPr>
-      <w:bookmarkStart w:colFirst="0" w:colLast="0" w:name="_9n25ceh3uili" w:id="11"/>
-      <w:bookmarkEnd w:id="11"/>
-      <w:r>
-        <w:rPr>
-          <w:rtl w:val="0"/>
-        </w:rPr>
-        <w:t xml:space="preserve">Dual-provider Terraform hybrid PSC resource graph (Figure 4)</w:t>
+      <w:bookmarkStart w:colFirst="0" w:colLast="0" w:name="_s7qp1ly1smu6" w:id="10"/>
+      <w:bookmarkEnd w:id="10"/>
+      <w:r>
+        <w:rPr>
+          <w:rtl w:val="0"/>
+        </w:rPr>
+        <w:t xml:space="preserve">3-phase zero-downtime live tier upgrade sequence (Figure 3)</w:t>
       </w:r>
     </w:p>
     <w:p>
@@ -10521,12 +9330,12 @@
           <wp:inline distB="114300" distT="114300" distL="114300" distR="114300">
             <wp:extent cx="6731000" cy="7905563"/>
             <wp:effectExtent b="0" l="0" r="0" t="0"/>
-            <wp:docPr id="4" name="image1.png"/>
+            <wp:docPr id="6" name="image6.png"/>
             <a:graphic>
               <a:graphicData uri="http://schemas.openxmlformats.org/drawingml/2006/picture">
                 <pic:pic>
                   <pic:nvPicPr>
-                    <pic:cNvPr id="0" name="image1.png"/>
+                    <pic:cNvPr id="0" name="image6.png"/>
                     <pic:cNvPicPr preferRelativeResize="0"/>
                   </pic:nvPicPr>
                   <pic:blipFill>
@@ -10570,7 +9379,7 @@
           <w:iCs w:val="1"/>
           <w:rtl w:val="0"/>
         </w:rPr>
-        <w:t xml:space="preserve">Figure 4. Declarative multi-project Terraform DAG (</w:t>
+        <w:t xml:space="preserve">Figure 3. Three-phase live migration state machine (</w:t>
       </w:r>
       <w:r>
         <w:rPr>
@@ -10580,7 +9389,7 @@
           <w:color w:val="188038"/>
           <w:rtl w:val="0"/>
         </w:rPr>
-        <w:t xml:space="preserve">workstream-4-pattern-c-hybrid/4.6-terraform-hybrid-psc-blueprint/</w:t>
+        <w:t xml:space="preserve">SHADOW_SYNC -&gt; ATOMIC_CUTOVER -&gt; DRAIN_AND_VERIFY</w:t>
       </w:r>
       <w:r>
         <w:rPr>
@@ -10588,7 +9397,7 @@
           <w:iCs w:val="1"/>
           <w:rtl w:val="0"/>
         </w:rPr>
-        <w:t xml:space="preserve">) using </w:t>
+        <w:t xml:space="preserve">) promoting </w:t>
       </w:r>
       <w:r>
         <w:rPr>
@@ -10598,7 +9407,7 @@
           <w:color w:val="188038"/>
           <w:rtl w:val="0"/>
         </w:rPr>
-        <w:t xml:space="preserve">google.hub</w:t>
+        <w:t xml:space="preserve">RetailStream Corp</w:t>
       </w:r>
       <w:r>
         <w:rPr>
@@ -10606,7 +9415,7 @@
           <w:iCs w:val="1"/>
           <w:rtl w:val="0"/>
         </w:rPr>
-        <w:t xml:space="preserve"> and </w:t>
+        <w:t xml:space="preserve"> from the shared Pattern A pool into a dedicated Enterprise PSC spoke (</w:t>
       </w:r>
       <w:r>
         <w:rPr>
@@ -10616,7 +9425,7 @@
           <w:color w:val="188038"/>
           <w:rtl w:val="0"/>
         </w:rPr>
-        <w:t xml:space="preserve">google.spoke</w:t>
+        <w:t xml:space="preserve">cymbal-retailstream-spoke-prod</w:t>
       </w:r>
       <w:r>
         <w:rPr>
@@ -10624,7 +9433,25 @@
           <w:iCs w:val="1"/>
           <w:rtl w:val="0"/>
         </w:rPr>
-        <w:t xml:space="preserve"> provider aliases to wire PSC producer attachments and consumer endpoints. Editable assets: </w:t>
+        <w:t xml:space="preserve">) with </w:t>
+      </w:r>
+      <w:r>
+        <w:rPr>
+          <w:rFonts w:ascii="Roboto Mono" w:cs="Roboto Mono" w:eastAsia="Roboto Mono" w:hAnsi="Roboto Mono"/>
+          <w:i w:val="1"/>
+          <w:iCs w:val="1"/>
+          <w:color w:val="188038"/>
+          <w:rtl w:val="0"/>
+        </w:rPr>
+        <w:t xml:space="preserve">0</w:t>
+      </w:r>
+      <w:r>
+        <w:rPr>
+          <w:i w:val="1"/>
+          <w:iCs w:val="1"/>
+          <w:rtl w:val="0"/>
+        </w:rPr>
+        <w:t xml:space="preserve"> dropped turns. Editable assets: </w:t>
       </w:r>
       <w:hyperlink r:id="rId61">
         <w:r>
@@ -10716,9 +9543,1409 @@
         <w:rPr>
           <w:rtl w:val="0"/>
         </w:rPr>
+        <w:t xml:space="preserve">Figure 3 details the live migration state machine implemented in </w:t>
+      </w:r>
+      <w:hyperlink r:id="rId65">
+        <w:r>
+          <w:rPr>
+            <w:rFonts w:ascii="Roboto Mono" w:cs="Roboto Mono" w:eastAsia="Roboto Mono" w:hAnsi="Roboto Mono"/>
+            <w:color w:val="1155cc"/>
+            <w:u w:val="single"/>
+            <w:rtl w:val="0"/>
+          </w:rPr>
+          <w:t xml:space="preserve">pattern_c_hybrid_router_and_migrator.py</w:t>
+        </w:r>
+      </w:hyperlink>
+      <w:r>
+        <w:rPr>
+          <w:rtl w:val="0"/>
+        </w:rPr>
+        <w:t xml:space="preserve">:</w:t>
+      </w:r>
+    </w:p>
+    <w:p>
+      <w:pPr>
+        <w:numPr>
+          <w:ilvl w:val="0"/>
+          <w:numId w:val="21"/>
+        </w:numPr>
+        <w:spacing w:after="0" w:afterAutospacing="0" w:lineRule="auto"/>
+        <w:ind w:left="720" w:hanging="360"/>
+        <w:rPr>
+          <w:u w:val="none"/>
+        </w:rPr>
+      </w:pPr>
+      <w:r>
+        <w:rPr>
+          <w:b w:val="1"/>
+          <w:bCs w:val="1"/>
+          <w:rtl w:val="0"/>
+        </w:rPr>
+        <w:t xml:space="preserve">Phase 1 — Background Shadow Sync (</w:t>
+      </w:r>
+      <w:r>
+        <w:rPr>
+          <w:rFonts w:ascii="Roboto Mono" w:cs="Roboto Mono" w:eastAsia="Roboto Mono" w:hAnsi="Roboto Mono"/>
+          <w:b w:val="1"/>
+          <w:bCs w:val="1"/>
+          <w:color w:val="188038"/>
+          <w:rtl w:val="0"/>
+        </w:rPr>
+        <w:t xml:space="preserve">SHADOW_SYNC</w:t>
+      </w:r>
+      <w:r>
+        <w:rPr>
+          <w:b w:val="1"/>
+          <w:bCs w:val="1"/>
+          <w:rtl w:val="0"/>
+        </w:rPr>
+        <w:t xml:space="preserve">) (Zone 1 — Blue container </w:t>
+      </w:r>
+      <w:r>
+        <w:rPr>
+          <w:rFonts w:ascii="Roboto Mono" w:cs="Roboto Mono" w:eastAsia="Roboto Mono" w:hAnsi="Roboto Mono"/>
+          <w:b w:val="1"/>
+          <w:bCs w:val="1"/>
+          <w:color w:val="188038"/>
+          <w:rtl w:val="0"/>
+        </w:rPr>
+        <w:t xml:space="preserve">#aecbfa</w:t>
+      </w:r>
+      <w:r>
+        <w:rPr>
+          <w:b w:val="1"/>
+          <w:bCs w:val="1"/>
+          <w:rtl w:val="0"/>
+        </w:rPr>
+        <w:t xml:space="preserve">):</w:t>
+      </w:r>
+      <w:r>
+        <w:rPr>
+          <w:rtl w:val="0"/>
+        </w:rPr>
+        <w:t xml:space="preserve"> Streams RetailStream's AlloyDB RLS rows (</w:t>
+      </w:r>
+      <w:r>
+        <w:rPr>
+          <w:rFonts w:ascii="Roboto Mono" w:cs="Roboto Mono" w:eastAsia="Roboto Mono" w:hAnsi="Roboto Mono"/>
+          <w:color w:val="188038"/>
+          <w:rtl w:val="0"/>
+        </w:rPr>
+        <w:t xml:space="preserve">WHERE tenant_id = 'retailstream'</w:t>
+      </w:r>
+      <w:r>
+        <w:rPr>
+          <w:rtl w:val="0"/>
+        </w:rPr>
+        <w:t xml:space="preserve">) via Database Migration Service (DMS) CDC and Dual-Writes Memory Bank vectors into </w:t>
+      </w:r>
+      <w:r>
+        <w:rPr>
+          <w:rFonts w:ascii="Roboto Mono" w:cs="Roboto Mono" w:eastAsia="Roboto Mono" w:hAnsi="Roboto Mono"/>
+          <w:color w:val="188038"/>
+          <w:rtl w:val="0"/>
+        </w:rPr>
+        <w:t xml:space="preserve">cymbal-retailstream-spoke-prod</w:t>
+      </w:r>
+      <w:r>
+        <w:rPr>
+          <w:rtl w:val="0"/>
+        </w:rPr>
+        <w:t xml:space="preserve"> while live turns continue on the pool.</w:t>
+      </w:r>
+    </w:p>
+    <w:p>
+      <w:pPr>
+        <w:numPr>
+          <w:ilvl w:val="0"/>
+          <w:numId w:val="21"/>
+        </w:numPr>
+        <w:spacing w:after="0" w:afterAutospacing="0" w:lineRule="auto"/>
+        <w:ind w:left="720" w:hanging="360"/>
+        <w:rPr>
+          <w:u w:val="none"/>
+        </w:rPr>
+      </w:pPr>
+      <w:r>
+        <w:rPr>
+          <w:b w:val="1"/>
+          <w:bCs w:val="1"/>
+          <w:rtl w:val="0"/>
+        </w:rPr>
+        <w:t xml:space="preserve">Phase 2 — Single-Document Atomic Route Cutover (</w:t>
+      </w:r>
+      <w:r>
+        <w:rPr>
+          <w:rFonts w:ascii="Roboto Mono" w:cs="Roboto Mono" w:eastAsia="Roboto Mono" w:hAnsi="Roboto Mono"/>
+          <w:b w:val="1"/>
+          <w:bCs w:val="1"/>
+          <w:color w:val="188038"/>
+          <w:rtl w:val="0"/>
+        </w:rPr>
+        <w:t xml:space="preserve">ATOMIC_CUTOVER</w:t>
+      </w:r>
+      <w:r>
+        <w:rPr>
+          <w:b w:val="1"/>
+          <w:bCs w:val="1"/>
+          <w:rtl w:val="0"/>
+        </w:rPr>
+        <w:t xml:space="preserve">) (Zone 2 — Green container </w:t>
+      </w:r>
+      <w:r>
+        <w:rPr>
+          <w:rFonts w:ascii="Roboto Mono" w:cs="Roboto Mono" w:eastAsia="Roboto Mono" w:hAnsi="Roboto Mono"/>
+          <w:b w:val="1"/>
+          <w:bCs w:val="1"/>
+          <w:color w:val="188038"/>
+          <w:rtl w:val="0"/>
+        </w:rPr>
+        <w:t xml:space="preserve">#ceead6</w:t>
+      </w:r>
+      <w:r>
+        <w:rPr>
+          <w:b w:val="1"/>
+          <w:bCs w:val="1"/>
+          <w:rtl w:val="0"/>
+        </w:rPr>
+        <w:t xml:space="preserve">):</w:t>
+      </w:r>
+      <w:r>
+        <w:rPr>
+          <w:rtl w:val="0"/>
+        </w:rPr>
+        <w:t xml:space="preserve"> Once CDC replication lag reaches </w:t>
+      </w:r>
+      <w:r>
+        <w:rPr>
+          <w:rFonts w:ascii="Roboto Mono" w:cs="Roboto Mono" w:eastAsia="Roboto Mono" w:hAnsi="Roboto Mono"/>
+          <w:color w:val="188038"/>
+          <w:rtl w:val="0"/>
+        </w:rPr>
+        <w:t xml:space="preserve">0 ms</w:t>
+      </w:r>
+      <w:r>
+        <w:rPr>
+          <w:rtl w:val="0"/>
+        </w:rPr>
+        <w:t xml:space="preserve">, commits a single Firestore transaction flipping RetailStream from </w:t>
+      </w:r>
+      <w:r>
+        <w:rPr>
+          <w:rFonts w:ascii="Roboto Mono" w:cs="Roboto Mono" w:eastAsia="Roboto Mono" w:hAnsi="Roboto Mono"/>
+          <w:color w:val="188038"/>
+          <w:rtl w:val="0"/>
+        </w:rPr>
+        <w:t xml:space="preserve">pool://</w:t>
+      </w:r>
+      <w:r>
+        <w:rPr>
+          <w:rtl w:val="0"/>
+        </w:rPr>
+        <w:t xml:space="preserve"> (</w:t>
+      </w:r>
+      <w:r>
+        <w:rPr>
+          <w:rFonts w:ascii="Roboto Mono" w:cs="Roboto Mono" w:eastAsia="Roboto Mono" w:hAnsi="Roboto Mono"/>
+          <w:color w:val="188038"/>
+          <w:rtl w:val="0"/>
+        </w:rPr>
+        <w:t xml:space="preserve">4,000</w:t>
+      </w:r>
+      <w:r>
+        <w:rPr>
+          <w:rtl w:val="0"/>
+        </w:rPr>
+        <w:t xml:space="preserve"> token cap) to </w:t>
+      </w:r>
+      <w:r>
+        <w:rPr>
+          <w:rFonts w:ascii="Roboto Mono" w:cs="Roboto Mono" w:eastAsia="Roboto Mono" w:hAnsi="Roboto Mono"/>
+          <w:color w:val="188038"/>
+          <w:rtl w:val="0"/>
+        </w:rPr>
+        <w:t xml:space="preserve">psc://10.10.0.51/...</w:t>
+      </w:r>
+      <w:r>
+        <w:rPr>
+          <w:rtl w:val="0"/>
+        </w:rPr>
+        <w:t xml:space="preserve"> (</w:t>
+      </w:r>
+      <w:r>
+        <w:rPr>
+          <w:rFonts w:ascii="Roboto Mono" w:cs="Roboto Mono" w:eastAsia="Roboto Mono" w:hAnsi="Roboto Mono"/>
+          <w:color w:val="188038"/>
+          <w:rtl w:val="0"/>
+        </w:rPr>
+        <w:t xml:space="preserve">8,000</w:t>
+      </w:r>
+      <w:r>
+        <w:rPr>
+          <w:rtl w:val="0"/>
+        </w:rPr>
+        <w:t xml:space="preserve"> token budget + CMEK).</w:t>
+      </w:r>
+    </w:p>
+    <w:p>
+      <w:pPr>
+        <w:numPr>
+          <w:ilvl w:val="0"/>
+          <w:numId w:val="21"/>
+        </w:numPr>
+        <w:spacing w:after="0" w:afterAutospacing="0" w:lineRule="auto"/>
+        <w:ind w:left="720" w:hanging="360"/>
+        <w:rPr>
+          <w:u w:val="none"/>
+        </w:rPr>
+      </w:pPr>
+      <w:r>
+        <w:rPr>
+          <w:b w:val="1"/>
+          <w:bCs w:val="1"/>
+          <w:rtl w:val="0"/>
+        </w:rPr>
+        <w:t xml:space="preserve">Pre-Cutover Source — Shared Pooled Runtime (</w:t>
+      </w:r>
+      <w:r>
+        <w:rPr>
+          <w:rFonts w:ascii="Roboto Mono" w:cs="Roboto Mono" w:eastAsia="Roboto Mono" w:hAnsi="Roboto Mono"/>
+          <w:b w:val="1"/>
+          <w:bCs w:val="1"/>
+          <w:color w:val="188038"/>
+          <w:rtl w:val="0"/>
+        </w:rPr>
+        <w:t xml:space="preserve">Turn N</w:t>
+      </w:r>
+      <w:r>
+        <w:rPr>
+          <w:b w:val="1"/>
+          <w:bCs w:val="1"/>
+          <w:rtl w:val="0"/>
+        </w:rPr>
+        <w:t xml:space="preserve">) (Zone 3 — Left amber container </w:t>
+      </w:r>
+      <w:r>
+        <w:rPr>
+          <w:rFonts w:ascii="Roboto Mono" w:cs="Roboto Mono" w:eastAsia="Roboto Mono" w:hAnsi="Roboto Mono"/>
+          <w:b w:val="1"/>
+          <w:bCs w:val="1"/>
+          <w:color w:val="188038"/>
+          <w:rtl w:val="0"/>
+        </w:rPr>
+        <w:t xml:space="preserve">#feefc3</w:t>
+      </w:r>
+      <w:r>
+        <w:rPr>
+          <w:b w:val="1"/>
+          <w:bCs w:val="1"/>
+          <w:rtl w:val="0"/>
+        </w:rPr>
+        <w:t xml:space="preserve">):</w:t>
+      </w:r>
+      <w:r>
+        <w:rPr>
+          <w:rtl w:val="0"/>
+        </w:rPr>
+        <w:t xml:space="preserve"> Serves Turn N before cutover and gracefully drains in-flight pooled sessions during Phase 3 (</w:t>
+      </w:r>
+      <w:r>
+        <w:rPr>
+          <w:rFonts w:ascii="Roboto Mono" w:cs="Roboto Mono" w:eastAsia="Roboto Mono" w:hAnsi="Roboto Mono"/>
+          <w:color w:val="188038"/>
+          <w:rtl w:val="0"/>
+        </w:rPr>
+        <w:t xml:space="preserve">DRAIN_AND_VERIFY</w:t>
+      </w:r>
+      <w:r>
+        <w:rPr>
+          <w:rtl w:val="0"/>
+        </w:rPr>
+        <w:t xml:space="preserve">).</w:t>
+      </w:r>
+    </w:p>
+    <w:p>
+      <w:pPr>
+        <w:numPr>
+          <w:ilvl w:val="0"/>
+          <w:numId w:val="21"/>
+        </w:numPr>
+        <w:spacing w:after="200" w:lineRule="auto"/>
+        <w:ind w:left="720" w:hanging="360"/>
+        <w:rPr>
+          <w:u w:val="none"/>
+        </w:rPr>
+      </w:pPr>
+      <w:r>
+        <w:rPr>
+          <w:b w:val="1"/>
+          <w:bCs w:val="1"/>
+          <w:rtl w:val="0"/>
+        </w:rPr>
+        <w:t xml:space="preserve">Post-Cutover Target — Dedicated RetailStream PSC Spoke (</w:t>
+      </w:r>
+      <w:r>
+        <w:rPr>
+          <w:rFonts w:ascii="Roboto Mono" w:cs="Roboto Mono" w:eastAsia="Roboto Mono" w:hAnsi="Roboto Mono"/>
+          <w:b w:val="1"/>
+          <w:bCs w:val="1"/>
+          <w:color w:val="188038"/>
+          <w:rtl w:val="0"/>
+        </w:rPr>
+        <w:t xml:space="preserve">Turn N+1</w:t>
+      </w:r>
+      <w:r>
+        <w:rPr>
+          <w:b w:val="1"/>
+          <w:bCs w:val="1"/>
+          <w:rtl w:val="0"/>
+        </w:rPr>
+        <w:t xml:space="preserve">) (Zone 4 — Right coral container </w:t>
+      </w:r>
+      <w:r>
+        <w:rPr>
+          <w:rFonts w:ascii="Roboto Mono" w:cs="Roboto Mono" w:eastAsia="Roboto Mono" w:hAnsi="Roboto Mono"/>
+          <w:b w:val="1"/>
+          <w:bCs w:val="1"/>
+          <w:color w:val="188038"/>
+          <w:rtl w:val="0"/>
+        </w:rPr>
+        <w:t xml:space="preserve">#fad2cf</w:t>
+      </w:r>
+      <w:r>
+        <w:rPr>
+          <w:b w:val="1"/>
+          <w:bCs w:val="1"/>
+          <w:rtl w:val="0"/>
+        </w:rPr>
+        <w:t xml:space="preserve">):</w:t>
+      </w:r>
+      <w:r>
+        <w:rPr>
+          <w:rtl w:val="0"/>
+        </w:rPr>
+        <w:t xml:space="preserve"> Immediately serves Turn N+1 with full conversation history intact, </w:t>
+      </w:r>
+      <w:r>
+        <w:rPr>
+          <w:rFonts w:ascii="Roboto Mono" w:cs="Roboto Mono" w:eastAsia="Roboto Mono" w:hAnsi="Roboto Mono"/>
+          <w:color w:val="188038"/>
+          <w:rtl w:val="0"/>
+        </w:rPr>
+        <w:t xml:space="preserve">8,000</w:t>
+      </w:r>
+      <w:r>
+        <w:rPr>
+          <w:rtl w:val="0"/>
+        </w:rPr>
+        <w:t xml:space="preserve"> thinking-token entitlement, and dedicated CMEK encryption (</w:t>
+      </w:r>
+      <w:r>
+        <w:rPr>
+          <w:rFonts w:ascii="Roboto Mono" w:cs="Roboto Mono" w:eastAsia="Roboto Mono" w:hAnsi="Roboto Mono"/>
+          <w:color w:val="188038"/>
+          <w:rtl w:val="0"/>
+        </w:rPr>
+        <w:t xml:space="preserve">projects/cymbal-retailstream-spoke-prod/.../agent-memory-cmek</w:t>
+      </w:r>
+      <w:r>
+        <w:rPr>
+          <w:rtl w:val="0"/>
+        </w:rPr>
+        <w:t xml:space="preserve">).</w:t>
+      </w:r>
+    </w:p>
+    <w:p>
+      <w:pPr>
+        <w:spacing w:after="200" w:lineRule="auto"/>
+        <w:rPr/>
+      </w:pPr>
+      <w:r>
+        <w:rPr>
+          <w:rtl w:val="0"/>
+        </w:rPr>
+        <w:t xml:space="preserve">The seven numbered badges (</w:t>
+      </w:r>
+      <w:r>
+        <w:rPr>
+          <w:rFonts w:ascii="Roboto Mono" w:cs="Roboto Mono" w:eastAsia="Roboto Mono" w:hAnsi="Roboto Mono"/>
+          <w:color w:val="188038"/>
+          <w:rtl w:val="0"/>
+        </w:rPr>
+        <w:t xml:space="preserve">1</w:t>
+      </w:r>
+      <w:r>
+        <w:rPr>
+          <w:rtl w:val="0"/>
+        </w:rPr>
+        <w:t xml:space="preserve">–</w:t>
+      </w:r>
+      <w:r>
+        <w:rPr>
+          <w:rFonts w:ascii="Roboto Mono" w:cs="Roboto Mono" w:eastAsia="Roboto Mono" w:hAnsi="Roboto Mono"/>
+          <w:color w:val="188038"/>
+          <w:rtl w:val="0"/>
+        </w:rPr>
+        <w:t xml:space="preserve">7</w:t>
+      </w:r>
+      <w:r>
+        <w:rPr>
+          <w:rtl w:val="0"/>
+        </w:rPr>
+        <w:t xml:space="preserve">) on Figure 3 trace a live customer upgrade mid-conversation:</w:t>
+      </w:r>
+    </w:p>
+    <w:p>
+      <w:pPr>
+        <w:numPr>
+          <w:ilvl w:val="0"/>
+          <w:numId w:val="4"/>
+        </w:numPr>
+        <w:spacing w:after="0" w:afterAutospacing="0" w:lineRule="auto"/>
+        <w:ind w:left="720" w:hanging="360"/>
+        <w:rPr>
+          <w:u w:val="none"/>
+        </w:rPr>
+      </w:pPr>
+      <w:r>
+        <w:rPr>
+          <w:b w:val="1"/>
+          <w:bCs w:val="1"/>
+          <w:rtl w:val="0"/>
+        </w:rPr>
+        <w:t xml:space="preserve">Badge 1 (</w:t>
+      </w:r>
+      <w:r>
+        <w:rPr>
+          <w:rFonts w:ascii="Roboto Mono" w:cs="Roboto Mono" w:eastAsia="Roboto Mono" w:hAnsi="Roboto Mono"/>
+          <w:b w:val="1"/>
+          <w:bCs w:val="1"/>
+          <w:color w:val="188038"/>
+          <w:rtl w:val="0"/>
+        </w:rPr>
+        <w:t xml:space="preserve">1 Run suite</w:t>
+      </w:r>
+      <w:r>
+        <w:rPr>
+          <w:b w:val="1"/>
+          <w:bCs w:val="1"/>
+          <w:rtl w:val="0"/>
+        </w:rPr>
+        <w:t xml:space="preserve">) — Launch live tier migration test harness:</w:t>
+      </w:r>
+      <w:r>
+        <w:rPr>
+          <w:rtl w:val="0"/>
+        </w:rPr>
+        <w:t xml:space="preserve"> Invoke </w:t>
+      </w:r>
+      <w:hyperlink r:id="rId66">
+        <w:r>
+          <w:rPr>
+            <w:rFonts w:ascii="Roboto Mono" w:cs="Roboto Mono" w:eastAsia="Roboto Mono" w:hAnsi="Roboto Mono"/>
+            <w:color w:val="1155cc"/>
+            <w:u w:val="single"/>
+            <w:rtl w:val="0"/>
+          </w:rPr>
+          <w:t xml:space="preserve">run_tier_migration_suite.py</w:t>
+        </w:r>
+      </w:hyperlink>
+      <w:r>
+        <w:rPr>
+          <w:rtl w:val="0"/>
+        </w:rPr>
+        <w:t xml:space="preserve"> while </w:t>
+      </w:r>
+      <w:r>
+        <w:rPr>
+          <w:rFonts w:ascii="Roboto Mono" w:cs="Roboto Mono" w:eastAsia="Roboto Mono" w:hAnsi="Roboto Mono"/>
+          <w:color w:val="188038"/>
+          <w:rtl w:val="0"/>
+        </w:rPr>
+        <w:t xml:space="preserve">RetailStream Corp</w:t>
+      </w:r>
+      <w:r>
+        <w:rPr>
+          <w:rtl w:val="0"/>
+        </w:rPr>
+        <w:t xml:space="preserve"> is actively conversing on the Standard pool.</w:t>
+      </w:r>
+    </w:p>
+    <w:p>
+      <w:pPr>
+        <w:numPr>
+          <w:ilvl w:val="0"/>
+          <w:numId w:val="4"/>
+        </w:numPr>
+        <w:spacing w:after="0" w:afterAutospacing="0" w:lineRule="auto"/>
+        <w:ind w:left="720" w:hanging="360"/>
+        <w:rPr>
+          <w:u w:val="none"/>
+        </w:rPr>
+      </w:pPr>
+      <w:r>
+        <w:rPr>
+          <w:b w:val="1"/>
+          <w:bCs w:val="1"/>
+          <w:rtl w:val="0"/>
+        </w:rPr>
+        <w:t xml:space="preserve">Badge 2 (</w:t>
+      </w:r>
+      <w:r>
+        <w:rPr>
+          <w:rFonts w:ascii="Roboto Mono" w:cs="Roboto Mono" w:eastAsia="Roboto Mono" w:hAnsi="Roboto Mono"/>
+          <w:b w:val="1"/>
+          <w:bCs w:val="1"/>
+          <w:color w:val="188038"/>
+          <w:rtl w:val="0"/>
+        </w:rPr>
+        <w:t xml:space="preserve">2 Run suite</w:t>
+      </w:r>
+      <w:r>
+        <w:rPr>
+          <w:b w:val="1"/>
+          <w:bCs w:val="1"/>
+          <w:rtl w:val="0"/>
+        </w:rPr>
+        <w:t xml:space="preserve">) — Authenticate pre-upgrade Turn N at Hop 1:</w:t>
+      </w:r>
+      <w:r>
+        <w:rPr>
+          <w:rtl w:val="0"/>
+        </w:rPr>
+        <w:t xml:space="preserve"> RetailStream's Turn N passes Hop 1 JWT + DPoP verification and resolves </w:t>
+      </w:r>
+      <w:r>
+        <w:rPr>
+          <w:rFonts w:ascii="Roboto Mono" w:cs="Roboto Mono" w:eastAsia="Roboto Mono" w:hAnsi="Roboto Mono"/>
+          <w:color w:val="188038"/>
+          <w:rtl w:val="0"/>
+        </w:rPr>
+        <w:t xml:space="preserve">route = PATTERN_C_HYBRID_POOL</w:t>
+      </w:r>
+      <w:r>
+        <w:rPr>
+          <w:rtl w:val="0"/>
+        </w:rPr>
+        <w:t xml:space="preserve"> in Firestore.</w:t>
+      </w:r>
+    </w:p>
+    <w:p>
+      <w:pPr>
+        <w:numPr>
+          <w:ilvl w:val="0"/>
+          <w:numId w:val="4"/>
+        </w:numPr>
+        <w:spacing w:after="0" w:afterAutospacing="0" w:lineRule="auto"/>
+        <w:ind w:left="720" w:hanging="360"/>
+        <w:rPr>
+          <w:u w:val="none"/>
+        </w:rPr>
+      </w:pPr>
+      <w:r>
+        <w:rPr>
+          <w:b w:val="1"/>
+          <w:bCs w:val="1"/>
+          <w:rtl w:val="0"/>
+        </w:rPr>
+        <w:t xml:space="preserve">Badge 3 (</w:t>
+      </w:r>
+      <w:r>
+        <w:rPr>
+          <w:rFonts w:ascii="Roboto Mono" w:cs="Roboto Mono" w:eastAsia="Roboto Mono" w:hAnsi="Roboto Mono"/>
+          <w:b w:val="1"/>
+          <w:bCs w:val="1"/>
+          <w:color w:val="188038"/>
+          <w:rtl w:val="0"/>
+        </w:rPr>
+        <w:t xml:space="preserve">3 Pre-upgrade turn then upgrade</w:t>
+      </w:r>
+      <w:r>
+        <w:rPr>
+          <w:b w:val="1"/>
+          <w:bCs w:val="1"/>
+          <w:rtl w:val="0"/>
+        </w:rPr>
+        <w:t xml:space="preserve">) — Initiate </w:t>
+      </w:r>
+      <w:r>
+        <w:rPr>
+          <w:rFonts w:ascii="Roboto Mono" w:cs="Roboto Mono" w:eastAsia="Roboto Mono" w:hAnsi="Roboto Mono"/>
+          <w:b w:val="1"/>
+          <w:bCs w:val="1"/>
+          <w:color w:val="188038"/>
+          <w:rtl w:val="0"/>
+        </w:rPr>
+        <w:t xml:space="preserve">promote_tenant_zero_downtime()</w:t>
+      </w:r>
+      <w:r>
+        <w:rPr>
+          <w:b w:val="1"/>
+          <w:bCs w:val="1"/>
+          <w:rtl w:val="0"/>
+        </w:rPr>
+        <w:t xml:space="preserve"> while Turn N executes:</w:t>
+      </w:r>
+      <w:r>
+        <w:rPr>
+          <w:rtl w:val="0"/>
+        </w:rPr>
+        <w:t xml:space="preserve"> The migration controller (</w:t>
+      </w:r>
+      <w:hyperlink r:id="rId67">
+        <w:r>
+          <w:rPr>
+            <w:rFonts w:ascii="Roboto Mono" w:cs="Roboto Mono" w:eastAsia="Roboto Mono" w:hAnsi="Roboto Mono"/>
+            <w:color w:val="1155cc"/>
+            <w:u w:val="single"/>
+            <w:rtl w:val="0"/>
+          </w:rPr>
+          <w:t xml:space="preserve">pattern_c_hybrid_router_and_migrator.py:L212-L310</w:t>
+        </w:r>
+      </w:hyperlink>
+      <w:r>
+        <w:rPr>
+          <w:rtl w:val="0"/>
+        </w:rPr>
+        <w:t xml:space="preserve">) starts the 3-phase upgrade state machine without blocking active pooled turns.</w:t>
+      </w:r>
+    </w:p>
+    <w:p>
+      <w:pPr>
+        <w:numPr>
+          <w:ilvl w:val="0"/>
+          <w:numId w:val="4"/>
+        </w:numPr>
+        <w:spacing w:after="0" w:afterAutospacing="0" w:lineRule="auto"/>
+        <w:ind w:left="720" w:hanging="360"/>
+        <w:rPr>
+          <w:u w:val="none"/>
+        </w:rPr>
+      </w:pPr>
+      <w:r>
+        <w:rPr>
+          <w:b w:val="1"/>
+          <w:bCs w:val="1"/>
+          <w:rtl w:val="0"/>
+        </w:rPr>
+        <w:t xml:space="preserve">Badge 4 (</w:t>
+      </w:r>
+      <w:r>
+        <w:rPr>
+          <w:rFonts w:ascii="Roboto Mono" w:cs="Roboto Mono" w:eastAsia="Roboto Mono" w:hAnsi="Roboto Mono"/>
+          <w:b w:val="1"/>
+          <w:bCs w:val="1"/>
+          <w:color w:val="188038"/>
+          <w:rtl w:val="0"/>
+        </w:rPr>
+        <w:t xml:space="preserve">4 Pre-upgrade turn</w:t>
+      </w:r>
+      <w:r>
+        <w:rPr>
+          <w:b w:val="1"/>
+          <w:bCs w:val="1"/>
+          <w:rtl w:val="0"/>
+        </w:rPr>
+        <w:t xml:space="preserve">) — Execute Turn N in Zone 3 Shared Pool (</w:t>
+      </w:r>
+      <w:r>
+        <w:rPr>
+          <w:rFonts w:ascii="Roboto Mono" w:cs="Roboto Mono" w:eastAsia="Roboto Mono" w:hAnsi="Roboto Mono"/>
+          <w:b w:val="1"/>
+          <w:bCs w:val="1"/>
+          <w:color w:val="188038"/>
+          <w:rtl w:val="0"/>
+        </w:rPr>
+        <w:t xml:space="preserve">4,000</w:t>
+      </w:r>
+      <w:r>
+        <w:rPr>
+          <w:b w:val="1"/>
+          <w:bCs w:val="1"/>
+          <w:rtl w:val="0"/>
+        </w:rPr>
+        <w:t xml:space="preserve"> token cap):</w:t>
+      </w:r>
+      <w:r>
+        <w:rPr>
+          <w:rtl w:val="0"/>
+        </w:rPr>
+        <w:t xml:space="preserve"> Turn N executes on </w:t>
+      </w:r>
+      <w:r>
+        <w:rPr>
+          <w:rFonts w:ascii="Roboto Mono" w:cs="Roboto Mono" w:eastAsia="Roboto Mono" w:hAnsi="Roboto Mono"/>
+          <w:color w:val="188038"/>
+          <w:rtl w:val="0"/>
+        </w:rPr>
+        <w:t xml:space="preserve">pool://cymbal-shared-pooled-runtime-v2</w:t>
+      </w:r>
+      <w:r>
+        <w:rPr>
+          <w:rtl w:val="0"/>
+        </w:rPr>
+        <w:t xml:space="preserve"> with its Standard </w:t>
+      </w:r>
+      <w:r>
+        <w:rPr>
+          <w:rFonts w:ascii="Roboto Mono" w:cs="Roboto Mono" w:eastAsia="Roboto Mono" w:hAnsi="Roboto Mono"/>
+          <w:color w:val="188038"/>
+          <w:rtl w:val="0"/>
+        </w:rPr>
+        <w:t xml:space="preserve">4,000</w:t>
+      </w:r>
+      <w:r>
+        <w:rPr>
+          <w:rtl w:val="0"/>
+        </w:rPr>
+        <w:t xml:space="preserve"> thinking-token cap and </w:t>
+      </w:r>
+      <w:r>
+        <w:rPr>
+          <w:rFonts w:ascii="Roboto Mono" w:cs="Roboto Mono" w:eastAsia="Roboto Mono" w:hAnsi="Roboto Mono"/>
+          <w:color w:val="188038"/>
+          <w:rtl w:val="0"/>
+        </w:rPr>
+        <w:t xml:space="preserve">120 RPM</w:t>
+      </w:r>
+      <w:r>
+        <w:rPr>
+          <w:rtl w:val="0"/>
+        </w:rPr>
+        <w:t xml:space="preserve"> bulkhead.</w:t>
+      </w:r>
+    </w:p>
+    <w:p>
+      <w:pPr>
+        <w:numPr>
+          <w:ilvl w:val="0"/>
+          <w:numId w:val="4"/>
+        </w:numPr>
+        <w:spacing w:after="0" w:afterAutospacing="0" w:lineRule="auto"/>
+        <w:ind w:left="720" w:hanging="360"/>
+        <w:rPr>
+          <w:u w:val="none"/>
+        </w:rPr>
+      </w:pPr>
+      <w:r>
+        <w:rPr>
+          <w:b w:val="1"/>
+          <w:bCs w:val="1"/>
+          <w:rtl w:val="0"/>
+        </w:rPr>
+        <w:t xml:space="preserve">Badge 5 (</w:t>
+      </w:r>
+      <w:r>
+        <w:rPr>
+          <w:rFonts w:ascii="Roboto Mono" w:cs="Roboto Mono" w:eastAsia="Roboto Mono" w:hAnsi="Roboto Mono"/>
+          <w:b w:val="1"/>
+          <w:bCs w:val="1"/>
+          <w:color w:val="188038"/>
+          <w:rtl w:val="0"/>
+        </w:rPr>
+        <w:t xml:space="preserve">5 200 OK clamped 4000</w:t>
+      </w:r>
+      <w:r>
+        <w:rPr>
+          <w:b w:val="1"/>
+          <w:bCs w:val="1"/>
+          <w:rtl w:val="0"/>
+        </w:rPr>
+        <w:t xml:space="preserve">) — Phase 1 (</w:t>
+      </w:r>
+      <w:r>
+        <w:rPr>
+          <w:rFonts w:ascii="Roboto Mono" w:cs="Roboto Mono" w:eastAsia="Roboto Mono" w:hAnsi="Roboto Mono"/>
+          <w:b w:val="1"/>
+          <w:bCs w:val="1"/>
+          <w:color w:val="188038"/>
+          <w:rtl w:val="0"/>
+        </w:rPr>
+        <w:t xml:space="preserve">SHADOW_SYNC</w:t>
+      </w:r>
+      <w:r>
+        <w:rPr>
+          <w:b w:val="1"/>
+          <w:bCs w:val="1"/>
+          <w:rtl w:val="0"/>
+        </w:rPr>
+        <w:t xml:space="preserve">) CDC replication and Phase 2 (</w:t>
+      </w:r>
+      <w:r>
+        <w:rPr>
+          <w:rFonts w:ascii="Roboto Mono" w:cs="Roboto Mono" w:eastAsia="Roboto Mono" w:hAnsi="Roboto Mono"/>
+          <w:b w:val="1"/>
+          <w:bCs w:val="1"/>
+          <w:color w:val="188038"/>
+          <w:rtl w:val="0"/>
+        </w:rPr>
+        <w:t xml:space="preserve">ATOMIC_CUTOVER</w:t>
+      </w:r>
+      <w:r>
+        <w:rPr>
+          <w:b w:val="1"/>
+          <w:bCs w:val="1"/>
+          <w:rtl w:val="0"/>
+        </w:rPr>
+        <w:t xml:space="preserve">) Firestore flip:</w:t>
+      </w:r>
+      <w:r>
+        <w:rPr>
+          <w:rtl w:val="0"/>
+        </w:rPr>
+        <w:t xml:space="preserve"> DMS streams RetailStream rows (</w:t>
+      </w:r>
+      <w:r>
+        <w:rPr>
+          <w:rFonts w:ascii="Roboto Mono" w:cs="Roboto Mono" w:eastAsia="Roboto Mono" w:hAnsi="Roboto Mono"/>
+          <w:color w:val="188038"/>
+          <w:rtl w:val="0"/>
+        </w:rPr>
+        <w:t xml:space="preserve">WHERE tenant_id = 'retailstream'</w:t>
+      </w:r>
+      <w:r>
+        <w:rPr>
+          <w:rtl w:val="0"/>
+        </w:rPr>
+        <w:t xml:space="preserve">) and Memory Bank dual-writes </w:t>
+      </w:r>
+      <w:r>
+        <w:rPr>
+          <w:rFonts w:ascii="Roboto Mono" w:cs="Roboto Mono" w:eastAsia="Roboto Mono" w:hAnsi="Roboto Mono"/>
+          <w:color w:val="188038"/>
+          <w:rtl w:val="0"/>
+        </w:rPr>
+        <w:t xml:space="preserve">3/3</w:t>
+      </w:r>
+      <w:r>
+        <w:rPr>
+          <w:rtl w:val="0"/>
+        </w:rPr>
+        <w:t xml:space="preserve"> session memories into </w:t>
+      </w:r>
+      <w:r>
+        <w:rPr>
+          <w:rFonts w:ascii="Roboto Mono" w:cs="Roboto Mono" w:eastAsia="Roboto Mono" w:hAnsi="Roboto Mono"/>
+          <w:color w:val="188038"/>
+          <w:rtl w:val="0"/>
+        </w:rPr>
+        <w:t xml:space="preserve">cymbal-retailstream-spoke-prod</w:t>
+      </w:r>
+      <w:r>
+        <w:rPr>
+          <w:rtl w:val="0"/>
+        </w:rPr>
+        <w:t xml:space="preserve"> until </w:t>
+      </w:r>
+      <w:r>
+        <w:rPr>
+          <w:rFonts w:ascii="Roboto Mono" w:cs="Roboto Mono" w:eastAsia="Roboto Mono" w:hAnsi="Roboto Mono"/>
+          <w:color w:val="188038"/>
+          <w:rtl w:val="0"/>
+        </w:rPr>
+        <w:t xml:space="preserve">replication_lag_ms == 0</w:t>
+      </w:r>
+      <w:r>
+        <w:rPr>
+          <w:rtl w:val="0"/>
+        </w:rPr>
+        <w:t xml:space="preserve">, then commits a single sub-10ms Firestore transaction flipping the route to </w:t>
+      </w:r>
+      <w:r>
+        <w:rPr>
+          <w:rFonts w:ascii="Roboto Mono" w:cs="Roboto Mono" w:eastAsia="Roboto Mono" w:hAnsi="Roboto Mono"/>
+          <w:color w:val="188038"/>
+          <w:rtl w:val="0"/>
+        </w:rPr>
+        <w:t xml:space="preserve">psc://10.10.0.51/...</w:t>
+      </w:r>
+      <w:r>
+        <w:rPr>
+          <w:rtl w:val="0"/>
+        </w:rPr>
+        <w:t xml:space="preserve">.</w:t>
+      </w:r>
+    </w:p>
+    <w:p>
+      <w:pPr>
+        <w:numPr>
+          <w:ilvl w:val="0"/>
+          <w:numId w:val="4"/>
+        </w:numPr>
+        <w:spacing w:after="0" w:afterAutospacing="0" w:lineRule="auto"/>
+        <w:ind w:left="720" w:hanging="360"/>
+        <w:rPr>
+          <w:u w:val="none"/>
+        </w:rPr>
+      </w:pPr>
+      <w:r>
+        <w:rPr>
+          <w:b w:val="1"/>
+          <w:bCs w:val="1"/>
+          <w:rtl w:val="0"/>
+        </w:rPr>
+        <w:t xml:space="preserve">Badge 6 (</w:t>
+      </w:r>
+      <w:r>
+        <w:rPr>
+          <w:rFonts w:ascii="Roboto Mono" w:cs="Roboto Mono" w:eastAsia="Roboto Mono" w:hAnsi="Roboto Mono"/>
+          <w:b w:val="1"/>
+          <w:bCs w:val="1"/>
+          <w:color w:val="188038"/>
+          <w:rtl w:val="0"/>
+        </w:rPr>
+        <w:t xml:space="preserve">6 Rows replicated</w:t>
+      </w:r>
+      <w:r>
+        <w:rPr>
+          <w:b w:val="1"/>
+          <w:bCs w:val="1"/>
+          <w:rtl w:val="0"/>
+        </w:rPr>
+        <w:t xml:space="preserve">) — Phase 3 (</w:t>
+      </w:r>
+      <w:r>
+        <w:rPr>
+          <w:rFonts w:ascii="Roboto Mono" w:cs="Roboto Mono" w:eastAsia="Roboto Mono" w:hAnsi="Roboto Mono"/>
+          <w:b w:val="1"/>
+          <w:bCs w:val="1"/>
+          <w:color w:val="188038"/>
+          <w:rtl w:val="0"/>
+        </w:rPr>
+        <w:t xml:space="preserve">DRAIN_AND_VERIFY</w:t>
+      </w:r>
+      <w:r>
+        <w:rPr>
+          <w:b w:val="1"/>
+          <w:bCs w:val="1"/>
+          <w:rtl w:val="0"/>
+        </w:rPr>
+        <w:t xml:space="preserve">) drain window and cryptographic purge:</w:t>
+      </w:r>
+      <w:r>
+        <w:rPr>
+          <w:rtl w:val="0"/>
+        </w:rPr>
+        <w:t xml:space="preserve"> In-flight pooled turns pinned to the prior </w:t>
+      </w:r>
+      <w:r>
+        <w:rPr>
+          <w:rFonts w:ascii="Roboto Mono" w:cs="Roboto Mono" w:eastAsia="Roboto Mono" w:hAnsi="Roboto Mono"/>
+          <w:color w:val="188038"/>
+          <w:rtl w:val="0"/>
+        </w:rPr>
+        <w:t xml:space="preserve">route_epoch</w:t>
+      </w:r>
+      <w:r>
+        <w:rPr>
+          <w:rtl w:val="0"/>
+        </w:rPr>
+        <w:t xml:space="preserve"> finish cleanly, parity checksums (</w:t>
+      </w:r>
+      <w:r>
+        <w:rPr>
+          <w:rFonts w:ascii="Roboto Mono" w:cs="Roboto Mono" w:eastAsia="Roboto Mono" w:hAnsi="Roboto Mono"/>
+          <w:color w:val="188038"/>
+          <w:rtl w:val="0"/>
+        </w:rPr>
+        <w:t xml:space="preserve">3/3</w:t>
+      </w:r>
+      <w:r>
+        <w:rPr>
+          <w:rtl w:val="0"/>
+        </w:rPr>
+        <w:t xml:space="preserve"> memories, CMEK </w:t>
+      </w:r>
+      <w:r>
+        <w:rPr>
+          <w:rFonts w:ascii="Roboto Mono" w:cs="Roboto Mono" w:eastAsia="Roboto Mono" w:hAnsi="Roboto Mono"/>
+          <w:color w:val="188038"/>
+          <w:rtl w:val="0"/>
+        </w:rPr>
+        <w:t xml:space="preserve">ACTIVE</w:t>
+      </w:r>
+      <w:r>
+        <w:rPr>
+          <w:rtl w:val="0"/>
+        </w:rPr>
+        <w:t xml:space="preserve">) pass, and legacy pooled rows are cryptographically purged.</w:t>
+      </w:r>
+    </w:p>
+    <w:p>
+      <w:pPr>
+        <w:numPr>
+          <w:ilvl w:val="0"/>
+          <w:numId w:val="4"/>
+        </w:numPr>
+        <w:spacing w:after="200" w:lineRule="auto"/>
+        <w:ind w:left="720" w:hanging="360"/>
+        <w:rPr>
+          <w:u w:val="none"/>
+        </w:rPr>
+      </w:pPr>
+      <w:r>
+        <w:rPr>
+          <w:b w:val="1"/>
+          <w:bCs w:val="1"/>
+          <w:rtl w:val="0"/>
+        </w:rPr>
+        <w:t xml:space="preserve">Badge 7 (</w:t>
+      </w:r>
+      <w:r>
+        <w:rPr>
+          <w:rFonts w:ascii="Roboto Mono" w:cs="Roboto Mono" w:eastAsia="Roboto Mono" w:hAnsi="Roboto Mono"/>
+          <w:b w:val="1"/>
+          <w:bCs w:val="1"/>
+          <w:color w:val="188038"/>
+          <w:rtl w:val="0"/>
+        </w:rPr>
+        <w:t xml:space="preserve">7 TEST 3: same session on PSC</w:t>
+      </w:r>
+      <w:r>
+        <w:rPr>
+          <w:b w:val="1"/>
+          <w:bCs w:val="1"/>
+          <w:rtl w:val="0"/>
+        </w:rPr>
+        <w:t xml:space="preserve">) — Post-upgrade Turn N+1 executes on Dedicated PSC Spoke (</w:t>
+      </w:r>
+      <w:r>
+        <w:rPr>
+          <w:rFonts w:ascii="Roboto Mono" w:cs="Roboto Mono" w:eastAsia="Roboto Mono" w:hAnsi="Roboto Mono"/>
+          <w:b w:val="1"/>
+          <w:bCs w:val="1"/>
+          <w:color w:val="188038"/>
+          <w:rtl w:val="0"/>
+        </w:rPr>
+        <w:t xml:space="preserve">8,000</w:t>
+      </w:r>
+      <w:r>
+        <w:rPr>
+          <w:b w:val="1"/>
+          <w:bCs w:val="1"/>
+          <w:rtl w:val="0"/>
+        </w:rPr>
+        <w:t xml:space="preserve"> budget + CMEK):</w:t>
+      </w:r>
+      <w:r>
+        <w:rPr>
+          <w:rtl w:val="0"/>
+        </w:rPr>
+        <w:t xml:space="preserve"> The very next turn (</w:t>
+      </w:r>
+      <w:r>
+        <w:rPr>
+          <w:rFonts w:ascii="Roboto Mono" w:cs="Roboto Mono" w:eastAsia="Roboto Mono" w:hAnsi="Roboto Mono"/>
+          <w:color w:val="188038"/>
+          <w:rtl w:val="0"/>
+        </w:rPr>
+        <w:t xml:space="preserve">Turn N+1</w:t>
+      </w:r>
+      <w:r>
+        <w:rPr>
+          <w:rtl w:val="0"/>
+        </w:rPr>
+        <w:t xml:space="preserve">) in the exact same conversation routes over </w:t>
+      </w:r>
+      <w:r>
+        <w:rPr>
+          <w:rFonts w:ascii="Roboto Mono" w:cs="Roboto Mono" w:eastAsia="Roboto Mono" w:hAnsi="Roboto Mono"/>
+          <w:color w:val="188038"/>
+          <w:rtl w:val="0"/>
+        </w:rPr>
+        <w:t xml:space="preserve">psc://10.10.0.51</w:t>
+      </w:r>
+      <w:r>
+        <w:rPr>
+          <w:rtl w:val="0"/>
+        </w:rPr>
+        <w:t xml:space="preserve"> into </w:t>
+      </w:r>
+      <w:r>
+        <w:rPr>
+          <w:rFonts w:ascii="Roboto Mono" w:cs="Roboto Mono" w:eastAsia="Roboto Mono" w:hAnsi="Roboto Mono"/>
+          <w:color w:val="188038"/>
+          <w:rtl w:val="0"/>
+        </w:rPr>
+        <w:t xml:space="preserve">cymbal-retailstream-spoke-prod</w:t>
+      </w:r>
+      <w:r>
+        <w:rPr>
+          <w:rtl w:val="0"/>
+        </w:rPr>
+        <w:t xml:space="preserve"> with </w:t>
+      </w:r>
+      <w:r>
+        <w:rPr>
+          <w:rFonts w:ascii="Roboto Mono" w:cs="Roboto Mono" w:eastAsia="Roboto Mono" w:hAnsi="Roboto Mono"/>
+          <w:color w:val="188038"/>
+          <w:rtl w:val="0"/>
+        </w:rPr>
+        <w:t xml:space="preserve">0</w:t>
+      </w:r>
+      <w:r>
+        <w:rPr>
+          <w:rtl w:val="0"/>
+        </w:rPr>
+        <w:t xml:space="preserve"> dropped turns, </w:t>
+      </w:r>
+      <w:r>
+        <w:rPr>
+          <w:rFonts w:ascii="Roboto Mono" w:cs="Roboto Mono" w:eastAsia="Roboto Mono" w:hAnsi="Roboto Mono"/>
+          <w:color w:val="188038"/>
+          <w:rtl w:val="0"/>
+        </w:rPr>
+        <w:t xml:space="preserve">8,000</w:t>
+      </w:r>
+      <w:r>
+        <w:rPr>
+          <w:rtl w:val="0"/>
+        </w:rPr>
+        <w:t xml:space="preserve"> thinking-token entitlement, and dedicated CMEK key </w:t>
+      </w:r>
+      <w:r>
+        <w:rPr>
+          <w:rFonts w:ascii="Roboto Mono" w:cs="Roboto Mono" w:eastAsia="Roboto Mono" w:hAnsi="Roboto Mono"/>
+          <w:color w:val="188038"/>
+          <w:rtl w:val="0"/>
+        </w:rPr>
+        <w:t xml:space="preserve">projects/cymbal-retailstream-spoke-prod/.../agent-memory-cmek</w:t>
+      </w:r>
+      <w:r>
+        <w:rPr>
+          <w:rtl w:val="0"/>
+        </w:rPr>
+        <w:t xml:space="preserve">.</w:t>
+      </w:r>
+    </w:p>
+    <w:p>
+      <w:pPr>
+        <w:pStyle w:val="Heading3"/>
+        <w:keepNext w:val="1"/>
+        <w:keepLines w:val="1"/>
+        <w:rPr/>
+      </w:pPr>
+      <w:bookmarkStart w:colFirst="0" w:colLast="0" w:name="_uzlkn3n66e28" w:id="11"/>
+      <w:bookmarkEnd w:id="11"/>
+      <w:r>
+        <w:rPr>
+          <w:rtl w:val="0"/>
+        </w:rPr>
+        <w:t xml:space="preserve">Dual-provider Terraform hybrid PSC resource graph (Figure 4)</w:t>
+      </w:r>
+    </w:p>
+    <w:p>
+      <w:pPr>
+        <w:keepNext w:val="1"/>
+        <w:keepLines w:val="1"/>
+        <w:spacing w:after="120" w:before="120" w:lineRule="auto"/>
+        <w:jc w:val="center"/>
+        <w:rPr/>
+      </w:pPr>
+      <w:r>
+        <w:rPr/>
+        <w:drawing>
+          <wp:inline distB="114300" distT="114300" distL="114300" distR="114300">
+            <wp:extent cx="6731000" cy="7905563"/>
+            <wp:effectExtent b="0" l="0" r="0" t="0"/>
+            <wp:docPr id="4" name="image7.png"/>
+            <a:graphic>
+              <a:graphicData uri="http://schemas.openxmlformats.org/drawingml/2006/picture">
+                <pic:pic>
+                  <pic:nvPicPr>
+                    <pic:cNvPr id="0" name="image7.png"/>
+                    <pic:cNvPicPr preferRelativeResize="0"/>
+                  </pic:nvPicPr>
+                  <pic:blipFill>
+                    <a:blip r:embed="rId68"/>
+                    <a:srcRect b="0" l="0" r="0" t="0"/>
+                    <a:stretch>
+                      <a:fillRect/>
+                    </a:stretch>
+                  </pic:blipFill>
+                  <pic:spPr>
+                    <a:xfrm>
+                      <a:off x="0" y="0"/>
+                      <a:ext cx="6731000" cy="7905563"/>
+                    </a:xfrm>
+                    <a:prstGeom prst="rect"/>
+                    <a:ln/>
+                  </pic:spPr>
+                </pic:pic>
+              </a:graphicData>
+            </a:graphic>
+          </wp:inline>
+        </w:drawing>
+      </w:r>
+      <w:r>
+        <w:rPr>
+          <w:rtl w:val="0"/>
+        </w:rPr>
+      </w:r>
+    </w:p>
+    <w:p>
+      <w:pPr>
+        <w:spacing w:after="200" w:lineRule="auto"/>
+        <w:rPr>
+          <w:i w:val="1"/>
+          <w:iCs w:val="1"/>
+        </w:rPr>
+      </w:pPr>
+      <w:r>
+        <w:rPr>
+          <w:i w:val="1"/>
+          <w:iCs w:val="1"/>
+          <w:rtl w:val="0"/>
+        </w:rPr>
+        <w:t xml:space="preserve">Figure 4. Declarative multi-project Terraform DAG (</w:t>
+      </w:r>
+      <w:r>
+        <w:rPr>
+          <w:rFonts w:ascii="Roboto Mono" w:cs="Roboto Mono" w:eastAsia="Roboto Mono" w:hAnsi="Roboto Mono"/>
+          <w:i w:val="1"/>
+          <w:iCs w:val="1"/>
+          <w:color w:val="188038"/>
+          <w:rtl w:val="0"/>
+        </w:rPr>
+        <w:t xml:space="preserve">workstream-4-pattern-c-hybrid/4.6-terraform-hybrid-psc-blueprint/</w:t>
+      </w:r>
+      <w:r>
+        <w:rPr>
+          <w:i w:val="1"/>
+          <w:iCs w:val="1"/>
+          <w:rtl w:val="0"/>
+        </w:rPr>
+        <w:t xml:space="preserve">) using </w:t>
+      </w:r>
+      <w:r>
+        <w:rPr>
+          <w:rFonts w:ascii="Roboto Mono" w:cs="Roboto Mono" w:eastAsia="Roboto Mono" w:hAnsi="Roboto Mono"/>
+          <w:i w:val="1"/>
+          <w:iCs w:val="1"/>
+          <w:color w:val="188038"/>
+          <w:rtl w:val="0"/>
+        </w:rPr>
+        <w:t xml:space="preserve">google.hub</w:t>
+      </w:r>
+      <w:r>
+        <w:rPr>
+          <w:i w:val="1"/>
+          <w:iCs w:val="1"/>
+          <w:rtl w:val="0"/>
+        </w:rPr>
+        <w:t xml:space="preserve"> and </w:t>
+      </w:r>
+      <w:r>
+        <w:rPr>
+          <w:rFonts w:ascii="Roboto Mono" w:cs="Roboto Mono" w:eastAsia="Roboto Mono" w:hAnsi="Roboto Mono"/>
+          <w:i w:val="1"/>
+          <w:iCs w:val="1"/>
+          <w:color w:val="188038"/>
+          <w:rtl w:val="0"/>
+        </w:rPr>
+        <w:t xml:space="preserve">google.spoke</w:t>
+      </w:r>
+      <w:r>
+        <w:rPr>
+          <w:i w:val="1"/>
+          <w:iCs w:val="1"/>
+          <w:rtl w:val="0"/>
+        </w:rPr>
+        <w:t xml:space="preserve"> provider aliases to wire PSC producer attachments and consumer endpoints. Editable assets: </w:t>
+      </w:r>
+      <w:hyperlink r:id="rId69">
+        <w:r>
+          <w:rPr>
+            <w:i w:val="1"/>
+            <w:iCs w:val="1"/>
+            <w:color w:val="1155cc"/>
+            <w:u w:val="single"/>
+            <w:rtl w:val="0"/>
+          </w:rPr>
+          <w:t xml:space="preserve">Draw.io source</w:t>
+        </w:r>
+      </w:hyperlink>
+      <w:r>
+        <w:rPr>
+          <w:i w:val="1"/>
+          <w:iCs w:val="1"/>
+          <w:rtl w:val="0"/>
+        </w:rPr>
+        <w:t xml:space="preserve"> | </w:t>
+      </w:r>
+      <w:hyperlink r:id="rId70">
+        <w:r>
+          <w:rPr>
+            <w:i w:val="1"/>
+            <w:iCs w:val="1"/>
+            <w:color w:val="1155cc"/>
+            <w:u w:val="single"/>
+            <w:rtl w:val="0"/>
+          </w:rPr>
+          <w:t xml:space="preserve">Google Slides (.pptx)</w:t>
+        </w:r>
+      </w:hyperlink>
+      <w:r>
+        <w:rPr>
+          <w:i w:val="1"/>
+          <w:iCs w:val="1"/>
+          <w:rtl w:val="0"/>
+        </w:rPr>
+        <w:t xml:space="preserve"> | </w:t>
+      </w:r>
+      <w:hyperlink r:id="rId71">
+        <w:r>
+          <w:rPr>
+            <w:i w:val="1"/>
+            <w:iCs w:val="1"/>
+            <w:color w:val="1155cc"/>
+            <w:u w:val="single"/>
+            <w:rtl w:val="0"/>
+          </w:rPr>
+          <w:t xml:space="preserve">Architecture Center SVG</w:t>
+        </w:r>
+      </w:hyperlink>
+      <w:r>
+        <w:rPr>
+          <w:i w:val="1"/>
+          <w:iCs w:val="1"/>
+          <w:rtl w:val="0"/>
+        </w:rPr>
+        <w:t xml:space="preserve"> | </w:t>
+      </w:r>
+      <w:hyperlink r:id="rId72">
+        <w:r>
+          <w:rPr>
+            <w:i w:val="1"/>
+            <w:iCs w:val="1"/>
+            <w:color w:val="1155cc"/>
+            <w:u w:val="single"/>
+            <w:rtl w:val="0"/>
+          </w:rPr>
+          <w:t xml:space="preserve">Vision AST</w:t>
+        </w:r>
+      </w:hyperlink>
+      <w:r>
+        <w:rPr>
+          <w:i w:val="1"/>
+          <w:iCs w:val="1"/>
+          <w:rtl w:val="0"/>
+        </w:rPr>
+        <w:t xml:space="preserve">.</w:t>
+      </w:r>
+    </w:p>
+    <w:p>
+      <w:pPr>
+        <w:spacing w:after="200" w:lineRule="auto"/>
+        <w:rPr/>
+      </w:pPr>
+      <w:r>
+        <w:rPr>
+          <w:rtl w:val="0"/>
+        </w:rPr>
         <w:t xml:space="preserve">Figure 4 maps the dual-provider Terraform blueprint (</w:t>
       </w:r>
-      <w:hyperlink r:id="rId65">
+      <w:hyperlink r:id="rId73">
         <w:r>
           <w:rPr>
             <w:rFonts w:ascii="Roboto Mono" w:cs="Roboto Mono" w:eastAsia="Roboto Mono" w:hAnsi="Roboto Mono"/>
@@ -10740,7 +10967,7 @@
       <w:pPr>
         <w:numPr>
           <w:ilvl w:val="0"/>
-          <w:numId w:val="3"/>
+          <w:numId w:val="25"/>
         </w:numPr>
         <w:spacing w:after="0" w:afterAutospacing="0" w:lineRule="auto"/>
         <w:ind w:left="720" w:hanging="360"/>
@@ -10831,7 +11058,7 @@
       <w:pPr>
         <w:numPr>
           <w:ilvl w:val="0"/>
-          <w:numId w:val="3"/>
+          <w:numId w:val="25"/>
         </w:numPr>
         <w:spacing w:after="0" w:afterAutospacing="0" w:lineRule="auto"/>
         <w:ind w:left="720" w:hanging="360"/>
@@ -10918,7 +11145,7 @@
       <w:pPr>
         <w:numPr>
           <w:ilvl w:val="0"/>
-          <w:numId w:val="3"/>
+          <w:numId w:val="25"/>
         </w:numPr>
         <w:spacing w:after="0" w:afterAutospacing="0" w:lineRule="auto"/>
         <w:ind w:left="720" w:hanging="360"/>
@@ -10963,7 +11190,7 @@
       <w:pPr>
         <w:numPr>
           <w:ilvl w:val="0"/>
-          <w:numId w:val="3"/>
+          <w:numId w:val="25"/>
         </w:numPr>
         <w:spacing w:after="200" w:lineRule="auto"/>
         <w:ind w:left="720" w:hanging="360"/>
@@ -11108,7 +11335,7 @@
       <w:pPr>
         <w:numPr>
           <w:ilvl w:val="0"/>
-          <w:numId w:val="10"/>
+          <w:numId w:val="2"/>
         </w:numPr>
         <w:spacing w:after="0" w:afterAutospacing="0" w:lineRule="auto"/>
         <w:ind w:left="720" w:hanging="360"/>
@@ -11184,7 +11411,7 @@
         </w:rPr>
         <w:t xml:space="preserve"> Configure dual provider aliases in </w:t>
       </w:r>
-      <w:hyperlink r:id="rId66">
+      <w:hyperlink r:id="rId74">
         <w:r>
           <w:rPr>
             <w:rFonts w:ascii="Roboto Mono" w:cs="Roboto Mono" w:eastAsia="Roboto Mono" w:hAnsi="Roboto Mono"/>
@@ -11234,7 +11461,7 @@
       <w:pPr>
         <w:numPr>
           <w:ilvl w:val="0"/>
-          <w:numId w:val="10"/>
+          <w:numId w:val="2"/>
         </w:numPr>
         <w:spacing w:after="0" w:afterAutospacing="0" w:lineRule="auto"/>
         <w:ind w:left="720" w:hanging="360"/>
@@ -11307,7 +11534,7 @@
       <w:pPr>
         <w:numPr>
           <w:ilvl w:val="0"/>
-          <w:numId w:val="10"/>
+          <w:numId w:val="2"/>
         </w:numPr>
         <w:spacing w:after="0" w:afterAutospacing="0" w:lineRule="auto"/>
         <w:ind w:left="720" w:hanging="360"/>
@@ -11416,7 +11643,7 @@
       <w:pPr>
         <w:numPr>
           <w:ilvl w:val="0"/>
-          <w:numId w:val="10"/>
+          <w:numId w:val="2"/>
         </w:numPr>
         <w:spacing w:after="0" w:afterAutospacing="0" w:lineRule="auto"/>
         <w:ind w:left="720" w:hanging="360"/>
@@ -11461,7 +11688,7 @@
       <w:pPr>
         <w:numPr>
           <w:ilvl w:val="0"/>
-          <w:numId w:val="10"/>
+          <w:numId w:val="2"/>
         </w:numPr>
         <w:spacing w:after="0" w:afterAutospacing="0" w:lineRule="auto"/>
         <w:ind w:left="720" w:hanging="360"/>
@@ -11556,7 +11783,7 @@
       <w:pPr>
         <w:numPr>
           <w:ilvl w:val="0"/>
-          <w:numId w:val="10"/>
+          <w:numId w:val="2"/>
         </w:numPr>
         <w:spacing w:after="0" w:afterAutospacing="0" w:lineRule="auto"/>
         <w:ind w:left="720" w:hanging="360"/>
@@ -11665,7 +11892,7 @@
       <w:pPr>
         <w:numPr>
           <w:ilvl w:val="0"/>
-          <w:numId w:val="10"/>
+          <w:numId w:val="2"/>
         </w:numPr>
         <w:spacing w:after="200" w:lineRule="auto"/>
         <w:ind w:left="720" w:hanging="360"/>
@@ -11791,7 +12018,7 @@
         <w:keepLines w:val="1"/>
         <w:rPr/>
       </w:pPr>
-      <w:bookmarkStart w:colFirst="0" w:colLast="0" w:name="_wsvpqik8eb3s" w:id="12"/>
+      <w:bookmarkStart w:colFirst="0" w:colLast="0" w:name="_taa2p7flx2fu" w:id="12"/>
       <w:bookmarkEnd w:id="12"/>
       <w:r>
         <w:rPr>
@@ -11835,7 +12062,7 @@
           <w:vertAlign w:val="baseline"/>
         </w:rPr>
       </w:pPr>
-      <w:bookmarkStart w:colFirst="0" w:colLast="0" w:name="_sl12sz3pr50d" w:id="13"/>
+      <w:bookmarkStart w:colFirst="0" w:colLast="0" w:name="_x51cggko7yqu" w:id="13"/>
       <w:bookmarkEnd w:id="13"/>
       <w:r>
         <w:rPr>
@@ -11849,7 +12076,7 @@
       <w:pPr>
         <w:numPr>
           <w:ilvl w:val="0"/>
-          <w:numId w:val="6"/>
+          <w:numId w:val="8"/>
         </w:numPr>
         <w:spacing w:after="0" w:afterAutospacing="0" w:lineRule="auto"/>
         <w:ind w:left="720" w:hanging="360"/>
@@ -11858,7 +12085,7 @@
           <w:vertAlign w:val="baseline"/>
         </w:rPr>
       </w:pPr>
-      <w:hyperlink r:id="rId67">
+      <w:hyperlink r:id="rId75">
         <w:r>
           <w:rPr>
             <w:color w:val="1155cc"/>
@@ -11929,7 +12156,7 @@
       <w:pPr>
         <w:numPr>
           <w:ilvl w:val="0"/>
-          <w:numId w:val="6"/>
+          <w:numId w:val="8"/>
         </w:numPr>
         <w:spacing w:after="0" w:afterAutospacing="0" w:lineRule="auto"/>
         <w:ind w:left="720" w:hanging="360"/>
@@ -11938,7 +12165,7 @@
           <w:vertAlign w:val="baseline"/>
         </w:rPr>
       </w:pPr>
-      <w:hyperlink r:id="rId68">
+      <w:hyperlink r:id="rId76">
         <w:r>
           <w:rPr>
             <w:color w:val="1155cc"/>
@@ -12025,7 +12252,7 @@
       <w:pPr>
         <w:numPr>
           <w:ilvl w:val="0"/>
-          <w:numId w:val="6"/>
+          <w:numId w:val="8"/>
         </w:numPr>
         <w:spacing w:after="200" w:lineRule="auto"/>
         <w:ind w:left="720" w:hanging="360"/>
@@ -12033,7 +12260,7 @@
           <w:u w:val="none"/>
         </w:rPr>
       </w:pPr>
-      <w:hyperlink r:id="rId69">
+      <w:hyperlink r:id="rId77">
         <w:r>
           <w:rPr>
             <w:color w:val="1155cc"/>
@@ -12049,7 +12276,7 @@
         </w:rPr>
         <w:t xml:space="preserve"> and </w:t>
       </w:r>
-      <w:hyperlink r:id="rId70">
+      <w:hyperlink r:id="rId78">
         <w:r>
           <w:rPr>
             <w:color w:val="1155cc"/>
@@ -12103,7 +12330,7 @@
           <w:vertAlign w:val="baseline"/>
         </w:rPr>
       </w:pPr>
-      <w:bookmarkStart w:colFirst="0" w:colLast="0" w:name="_3691jpl2ywf4" w:id="14"/>
+      <w:bookmarkStart w:colFirst="0" w:colLast="0" w:name="_2wv0l8ytw8jd" w:id="14"/>
       <w:bookmarkEnd w:id="14"/>
       <w:r>
         <w:rPr>
@@ -12117,7 +12344,7 @@
       <w:pPr>
         <w:numPr>
           <w:ilvl w:val="0"/>
-          <w:numId w:val="4"/>
+          <w:numId w:val="6"/>
         </w:numPr>
         <w:spacing w:after="0" w:afterAutospacing="0" w:lineRule="auto"/>
         <w:ind w:left="720" w:hanging="360"/>
@@ -12126,7 +12353,7 @@
           <w:vertAlign w:val="baseline"/>
         </w:rPr>
       </w:pPr>
-      <w:hyperlink r:id="rId71">
+      <w:hyperlink r:id="rId79">
         <w:r>
           <w:rPr>
             <w:color w:val="1155cc"/>
@@ -12144,7 +12371,7 @@
         </w:rPr>
         <w:t xml:space="preserve"> and </w:t>
       </w:r>
-      <w:hyperlink r:id="rId72">
+      <w:hyperlink r:id="rId80">
         <w:r>
           <w:rPr>
             <w:color w:val="1155cc"/>
@@ -12167,7 +12394,7 @@
       <w:pPr>
         <w:numPr>
           <w:ilvl w:val="0"/>
-          <w:numId w:val="4"/>
+          <w:numId w:val="6"/>
         </w:numPr>
         <w:spacing w:after="0" w:afterAutospacing="0" w:lineRule="auto"/>
         <w:ind w:left="720" w:hanging="360"/>
@@ -12176,7 +12403,7 @@
           <w:vertAlign w:val="baseline"/>
         </w:rPr>
       </w:pPr>
-      <w:hyperlink r:id="rId73">
+      <w:hyperlink r:id="rId81">
         <w:r>
           <w:rPr>
             <w:color w:val="1155cc"/>
@@ -12231,7 +12458,7 @@
       <w:pPr>
         <w:numPr>
           <w:ilvl w:val="0"/>
-          <w:numId w:val="4"/>
+          <w:numId w:val="6"/>
         </w:numPr>
         <w:spacing w:after="200" w:lineRule="auto"/>
         <w:ind w:left="720" w:hanging="360"/>
@@ -12239,7 +12466,7 @@
           <w:u w:val="none"/>
         </w:rPr>
       </w:pPr>
-      <w:hyperlink r:id="rId74">
+      <w:hyperlink r:id="rId82">
         <w:r>
           <w:rPr>
             <w:color w:val="1155cc"/>
@@ -12293,7 +12520,7 @@
           <w:vertAlign w:val="baseline"/>
         </w:rPr>
       </w:pPr>
-      <w:bookmarkStart w:colFirst="0" w:colLast="0" w:name="_l8ebfuvq5jj4" w:id="15"/>
+      <w:bookmarkStart w:colFirst="0" w:colLast="0" w:name="_61t1xtgkaami" w:id="15"/>
       <w:bookmarkEnd w:id="15"/>
       <w:r>
         <w:rPr>
@@ -12307,7 +12534,7 @@
       <w:pPr>
         <w:numPr>
           <w:ilvl w:val="0"/>
-          <w:numId w:val="22"/>
+          <w:numId w:val="11"/>
         </w:numPr>
         <w:spacing w:after="0" w:afterAutospacing="0" w:lineRule="auto"/>
         <w:ind w:left="720" w:hanging="360"/>
@@ -12316,7 +12543,7 @@
           <w:vertAlign w:val="baseline"/>
         </w:rPr>
       </w:pPr>
-      <w:hyperlink r:id="rId75">
+      <w:hyperlink r:id="rId83">
         <w:r>
           <w:rPr>
             <w:color w:val="1155cc"/>
@@ -12334,7 +12561,7 @@
         </w:rPr>
         <w:t xml:space="preserve">, </w:t>
       </w:r>
-      <w:hyperlink r:id="rId76">
+      <w:hyperlink r:id="rId84">
         <w:r>
           <w:rPr>
             <w:color w:val="1155cc"/>
@@ -12352,7 +12579,7 @@
         </w:rPr>
         <w:t xml:space="preserve">, and </w:t>
       </w:r>
-      <w:hyperlink r:id="rId77">
+      <w:hyperlink r:id="rId85">
         <w:r>
           <w:rPr>
             <w:color w:val="1155cc"/>
@@ -12375,7 +12602,7 @@
       <w:pPr>
         <w:numPr>
           <w:ilvl w:val="0"/>
-          <w:numId w:val="22"/>
+          <w:numId w:val="11"/>
         </w:numPr>
         <w:spacing w:after="0" w:afterAutospacing="0" w:lineRule="auto"/>
         <w:ind w:left="720" w:hanging="360"/>
@@ -12384,7 +12611,7 @@
           <w:vertAlign w:val="baseline"/>
         </w:rPr>
       </w:pPr>
-      <w:hyperlink r:id="rId78">
+      <w:hyperlink r:id="rId86">
         <w:r>
           <w:rPr>
             <w:color w:val="1155cc"/>
@@ -12402,7 +12629,7 @@
         </w:rPr>
         <w:t xml:space="preserve">, </w:t>
       </w:r>
-      <w:hyperlink r:id="rId79">
+      <w:hyperlink r:id="rId87">
         <w:r>
           <w:rPr>
             <w:color w:val="1155cc"/>
@@ -12420,7 +12647,7 @@
         </w:rPr>
         <w:t xml:space="preserve">, and </w:t>
       </w:r>
-      <w:hyperlink r:id="rId80">
+      <w:hyperlink r:id="rId88">
         <w:r>
           <w:rPr>
             <w:color w:val="1155cc"/>
@@ -12475,7 +12702,7 @@
       <w:pPr>
         <w:numPr>
           <w:ilvl w:val="0"/>
-          <w:numId w:val="22"/>
+          <w:numId w:val="11"/>
         </w:numPr>
         <w:spacing w:after="200" w:lineRule="auto"/>
         <w:ind w:left="720" w:hanging="360"/>
@@ -12483,7 +12710,7 @@
           <w:u w:val="none"/>
         </w:rPr>
       </w:pPr>
-      <w:hyperlink r:id="rId81">
+      <w:hyperlink r:id="rId89">
         <w:r>
           <w:rPr>
             <w:color w:val="1155cc"/>
@@ -12499,7 +12726,7 @@
         </w:rPr>
         <w:t xml:space="preserve">, </w:t>
       </w:r>
-      <w:hyperlink r:id="rId82">
+      <w:hyperlink r:id="rId90">
         <w:r>
           <w:rPr>
             <w:color w:val="1155cc"/>
@@ -12515,7 +12742,7 @@
         </w:rPr>
         <w:t xml:space="preserve">, and </w:t>
       </w:r>
-      <w:hyperlink r:id="rId83">
+      <w:hyperlink r:id="rId91">
         <w:r>
           <w:rPr>
             <w:color w:val="1155cc"/>
@@ -12553,7 +12780,7 @@
         <w:keepLines w:val="1"/>
         <w:rPr/>
       </w:pPr>
-      <w:bookmarkStart w:colFirst="0" w:colLast="0" w:name="_qyt7q0r9ii8v" w:id="16"/>
+      <w:bookmarkStart w:colFirst="0" w:colLast="0" w:name="_1dbx7r4k0glx" w:id="16"/>
       <w:bookmarkEnd w:id="16"/>
       <w:r>
         <w:rPr>
@@ -12573,7 +12800,7 @@
         </w:rPr>
         <w:t xml:space="preserve">This section provides guidance for operating Pattern C according to the </w:t>
       </w:r>
-      <w:hyperlink r:id="rId84">
+      <w:hyperlink r:id="rId92">
         <w:r>
           <w:rPr>
             <w:color w:val="1155cc"/>
@@ -12597,13 +12824,244 @@
         <w:keepLines w:val="1"/>
         <w:rPr/>
       </w:pPr>
-      <w:bookmarkStart w:colFirst="0" w:colLast="0" w:name="_e633wboyggtd" w:id="17"/>
+      <w:bookmarkStart w:colFirst="0" w:colLast="0" w:name="_e9nz9ry1nw8o" w:id="17"/>
       <w:bookmarkEnd w:id="17"/>
       <w:r>
         <w:rPr>
           <w:rtl w:val="0"/>
         </w:rPr>
         <w:t xml:space="preserve">Security, privacy, and compliance</w:t>
+      </w:r>
+    </w:p>
+    <w:p>
+      <w:pPr>
+        <w:numPr>
+          <w:ilvl w:val="0"/>
+          <w:numId w:val="18"/>
+        </w:numPr>
+        <w:spacing w:after="0" w:afterAutospacing="0" w:lineRule="auto"/>
+        <w:ind w:left="720" w:hanging="360"/>
+        <w:rPr>
+          <w:u w:val="none"/>
+        </w:rPr>
+      </w:pPr>
+      <w:r>
+        <w:rPr>
+          <w:b w:val="1"/>
+          <w:bCs w:val="1"/>
+          <w:rtl w:val="0"/>
+        </w:rPr>
+        <w:t xml:space="preserve">Index routing tables exclusively by cryptographically verified </w:t>
+      </w:r>
+      <w:r>
+        <w:rPr>
+          <w:rFonts w:ascii="Roboto Mono" w:cs="Roboto Mono" w:eastAsia="Roboto Mono" w:hAnsi="Roboto Mono"/>
+          <w:b w:val="1"/>
+          <w:bCs w:val="1"/>
+          <w:color w:val="188038"/>
+          <w:rtl w:val="0"/>
+        </w:rPr>
+        <w:t xml:space="preserve">tenant_id</w:t>
+      </w:r>
+      <w:r>
+        <w:rPr>
+          <w:b w:val="1"/>
+          <w:bCs w:val="1"/>
+          <w:rtl w:val="0"/>
+        </w:rPr>
+        <w:t xml:space="preserve">:</w:t>
+      </w:r>
+      <w:r>
+        <w:rPr>
+          <w:rtl w:val="0"/>
+        </w:rPr>
+        <w:t xml:space="preserve"> In </w:t>
+      </w:r>
+      <w:r>
+        <w:rPr>
+          <w:rFonts w:ascii="Roboto Mono" w:cs="Roboto Mono" w:eastAsia="Roboto Mono" w:hAnsi="Roboto Mono"/>
+          <w:color w:val="188038"/>
+          <w:rtl w:val="0"/>
+        </w:rPr>
+        <w:t xml:space="preserve">route_and_invoke()</w:t>
+      </w:r>
+      <w:r>
+        <w:rPr>
+          <w:rtl w:val="0"/>
+        </w:rPr>
+        <w:t xml:space="preserve">, always execute </w:t>
+      </w:r>
+      <w:r>
+        <w:rPr>
+          <w:b w:val="1"/>
+          <w:bCs w:val="1"/>
+          <w:rtl w:val="0"/>
+        </w:rPr>
+        <w:t xml:space="preserve">Hop 1</w:t>
+      </w:r>
+      <w:r>
+        <w:rPr>
+          <w:rtl w:val="0"/>
+        </w:rPr>
+        <w:t xml:space="preserve"> (</w:t>
+      </w:r>
+      <w:r>
+        <w:rPr>
+          <w:rFonts w:ascii="Roboto Mono" w:cs="Roboto Mono" w:eastAsia="Roboto Mono" w:hAnsi="Roboto Mono"/>
+          <w:color w:val="188038"/>
+          <w:rtl w:val="0"/>
+        </w:rPr>
+        <w:t xml:space="preserve">hop1.authenticate_and_mint_context()</w:t>
+      </w:r>
+      <w:r>
+        <w:rPr>
+          <w:rtl w:val="0"/>
+        </w:rPr>
+        <w:t xml:space="preserve">) before querying the Firestore route table so a client cannot spoof an HTTP header to route into another tenant's PSC spoke.</w:t>
+      </w:r>
+    </w:p>
+    <w:p>
+      <w:pPr>
+        <w:numPr>
+          <w:ilvl w:val="0"/>
+          <w:numId w:val="18"/>
+        </w:numPr>
+        <w:spacing w:after="0" w:afterAutospacing="0" w:lineRule="auto"/>
+        <w:ind w:left="720" w:hanging="360"/>
+        <w:rPr>
+          <w:u w:val="none"/>
+        </w:rPr>
+      </w:pPr>
+      <w:r>
+        <w:rPr>
+          <w:b w:val="1"/>
+          <w:bCs w:val="1"/>
+          <w:rtl w:val="0"/>
+        </w:rPr>
+        <w:t xml:space="preserve">Scope tenant profiles per runtime instance:</w:t>
+      </w:r>
+      <w:r>
+        <w:rPr>
+          <w:rtl w:val="0"/>
+        </w:rPr>
+        <w:t xml:space="preserve"> Store </w:t>
+      </w:r>
+      <w:r>
+        <w:rPr>
+          <w:rFonts w:ascii="Roboto Mono" w:cs="Roboto Mono" w:eastAsia="Roboto Mono" w:hAnsi="Roboto Mono"/>
+          <w:color w:val="188038"/>
+          <w:rtl w:val="0"/>
+        </w:rPr>
+        <w:t xml:space="preserve">tenant_profiles</w:t>
+      </w:r>
+      <w:r>
+        <w:rPr>
+          <w:rtl w:val="0"/>
+        </w:rPr>
+        <w:t xml:space="preserve"> on </w:t>
+      </w:r>
+      <w:r>
+        <w:rPr>
+          <w:rFonts w:ascii="Roboto Mono" w:cs="Roboto Mono" w:eastAsia="Roboto Mono" w:hAnsi="Roboto Mono"/>
+          <w:color w:val="188038"/>
+          <w:rtl w:val="0"/>
+        </w:rPr>
+        <w:t xml:space="preserve">self._tenant_profiles</w:t>
+      </w:r>
+      <w:r>
+        <w:rPr>
+          <w:rtl w:val="0"/>
+        </w:rPr>
+        <w:t xml:space="preserve"> per runtime instance rather than mutating a global class dictionary, ensuring that promoting a tenant in one router instance never causes cross-instance state pollution.</w:t>
+      </w:r>
+    </w:p>
+    <w:p>
+      <w:pPr>
+        <w:numPr>
+          <w:ilvl w:val="0"/>
+          <w:numId w:val="18"/>
+        </w:numPr>
+        <w:spacing w:after="200" w:lineRule="auto"/>
+        <w:ind w:left="720" w:hanging="360"/>
+        <w:rPr>
+          <w:u w:val="none"/>
+        </w:rPr>
+      </w:pPr>
+      <w:r>
+        <w:rPr>
+          <w:b w:val="1"/>
+          <w:bCs w:val="1"/>
+          <w:rtl w:val="0"/>
+        </w:rPr>
+        <w:t xml:space="preserve">Configure </w:t>
+      </w:r>
+      <w:r>
+        <w:rPr>
+          <w:rFonts w:ascii="Roboto Mono" w:cs="Roboto Mono" w:eastAsia="Roboto Mono" w:hAnsi="Roboto Mono"/>
+          <w:b w:val="1"/>
+          <w:bCs w:val="1"/>
+          <w:color w:val="188038"/>
+          <w:rtl w:val="0"/>
+        </w:rPr>
+        <w:t xml:space="preserve">ACCEPT_MANUAL</w:t>
+      </w:r>
+      <w:r>
+        <w:rPr>
+          <w:b w:val="1"/>
+          <w:bCs w:val="1"/>
+          <w:rtl w:val="0"/>
+        </w:rPr>
+        <w:t xml:space="preserve"> on all PSC ServiceAttachments:</w:t>
+      </w:r>
+      <w:r>
+        <w:rPr>
+          <w:rtl w:val="0"/>
+        </w:rPr>
+        <w:t xml:space="preserve"> Explicitly list only the hub project (</w:t>
+      </w:r>
+      <w:r>
+        <w:rPr>
+          <w:rFonts w:ascii="Roboto Mono" w:cs="Roboto Mono" w:eastAsia="Roboto Mono" w:hAnsi="Roboto Mono"/>
+          <w:color w:val="188038"/>
+          <w:rtl w:val="0"/>
+        </w:rPr>
+        <w:t xml:space="preserve">cymbal-hybrid-hub-prod</w:t>
+      </w:r>
+      <w:r>
+        <w:rPr>
+          <w:rtl w:val="0"/>
+        </w:rPr>
+        <w:t xml:space="preserve">) in each spoke's </w:t>
+      </w:r>
+      <w:r>
+        <w:rPr>
+          <w:rFonts w:ascii="Roboto Mono" w:cs="Roboto Mono" w:eastAsia="Roboto Mono" w:hAnsi="Roboto Mono"/>
+          <w:color w:val="188038"/>
+          <w:rtl w:val="0"/>
+        </w:rPr>
+        <w:t xml:space="preserve">consumer_accept_lists</w:t>
+      </w:r>
+      <w:r>
+        <w:rPr>
+          <w:rtl w:val="0"/>
+        </w:rPr>
+        <w:t xml:space="preserve"> and set a connection limit to prevent unauthorized PSC attachment attempts.</w:t>
+      </w:r>
+    </w:p>
+    <w:p>
+      <w:pPr>
+        <w:pStyle w:val="Heading3"/>
+        <w:keepNext w:val="1"/>
+        <w:keepLines w:val="1"/>
+        <w:rPr/>
+      </w:pPr>
+      <w:bookmarkStart w:colFirst="0" w:colLast="0" w:name="_nmjeszawga4d" w:id="18"/>
+      <w:bookmarkEnd w:id="18"/>
+      <w:r>
+        <w:rPr>
+          <w:rtl w:val="0"/>
+        </w:rPr>
+        <w:t xml:space="preserve">Reliability</w:t>
       </w:r>
     </w:p>
     <w:p>
@@ -12624,128 +13082,41 @@
           <w:bCs w:val="1"/>
           <w:rtl w:val="0"/>
         </w:rPr>
-        <w:t xml:space="preserve">Index routing tables exclusively by cryptographically verified </w:t>
-      </w:r>
-      <w:r>
-        <w:rPr>
-          <w:rFonts w:ascii="Roboto Mono" w:cs="Roboto Mono" w:eastAsia="Roboto Mono" w:hAnsi="Roboto Mono"/>
-          <w:b w:val="1"/>
-          <w:bCs w:val="1"/>
-          <w:color w:val="188038"/>
-          <w:rtl w:val="0"/>
-        </w:rPr>
-        <w:t xml:space="preserve">tenant_id</w:t>
-      </w:r>
-      <w:r>
-        <w:rPr>
-          <w:b w:val="1"/>
-          <w:bCs w:val="1"/>
-          <w:rtl w:val="0"/>
-        </w:rPr>
-        <w:t xml:space="preserve">:</w:t>
-      </w:r>
-      <w:r>
-        <w:rPr>
-          <w:rtl w:val="0"/>
-        </w:rPr>
-        <w:t xml:space="preserve"> In </w:t>
-      </w:r>
-      <w:r>
-        <w:rPr>
-          <w:rFonts w:ascii="Roboto Mono" w:cs="Roboto Mono" w:eastAsia="Roboto Mono" w:hAnsi="Roboto Mono"/>
-          <w:color w:val="188038"/>
-          <w:rtl w:val="0"/>
-        </w:rPr>
-        <w:t xml:space="preserve">route_and_invoke()</w:t>
-      </w:r>
-      <w:r>
-        <w:rPr>
-          <w:rtl w:val="0"/>
-        </w:rPr>
-        <w:t xml:space="preserve">, always execute </w:t>
-      </w:r>
-      <w:r>
-        <w:rPr>
-          <w:b w:val="1"/>
-          <w:bCs w:val="1"/>
-          <w:rtl w:val="0"/>
-        </w:rPr>
-        <w:t xml:space="preserve">Hop 1</w:t>
-      </w:r>
-      <w:r>
-        <w:rPr>
-          <w:rtl w:val="0"/>
-        </w:rPr>
-        <w:t xml:space="preserve"> (</w:t>
-      </w:r>
-      <w:r>
-        <w:rPr>
-          <w:rFonts w:ascii="Roboto Mono" w:cs="Roboto Mono" w:eastAsia="Roboto Mono" w:hAnsi="Roboto Mono"/>
-          <w:color w:val="188038"/>
-          <w:rtl w:val="0"/>
-        </w:rPr>
-        <w:t xml:space="preserve">hop1.authenticate_and_mint_context()</w:t>
-      </w:r>
-      <w:r>
-        <w:rPr>
-          <w:rtl w:val="0"/>
-        </w:rPr>
-        <w:t xml:space="preserve">) before querying the Firestore route table so a client cannot spoof an HTTP header to route into another tenant's PSC spoke.</w:t>
-      </w:r>
-    </w:p>
-    <w:p>
-      <w:pPr>
-        <w:numPr>
-          <w:ilvl w:val="0"/>
-          <w:numId w:val="24"/>
-        </w:numPr>
-        <w:spacing w:after="0" w:afterAutospacing="0" w:lineRule="auto"/>
-        <w:ind w:left="720" w:hanging="360"/>
-        <w:rPr>
-          <w:u w:val="none"/>
-        </w:rPr>
-      </w:pPr>
-      <w:r>
-        <w:rPr>
-          <w:b w:val="1"/>
-          <w:bCs w:val="1"/>
-          <w:rtl w:val="0"/>
-        </w:rPr>
-        <w:t xml:space="preserve">Scope tenant profiles per runtime instance:</w:t>
-      </w:r>
-      <w:r>
-        <w:rPr>
-          <w:rtl w:val="0"/>
-        </w:rPr>
-        <w:t xml:space="preserve"> Store </w:t>
-      </w:r>
-      <w:r>
-        <w:rPr>
-          <w:rFonts w:ascii="Roboto Mono" w:cs="Roboto Mono" w:eastAsia="Roboto Mono" w:hAnsi="Roboto Mono"/>
-          <w:color w:val="188038"/>
-          <w:rtl w:val="0"/>
-        </w:rPr>
-        <w:t xml:space="preserve">tenant_profiles</w:t>
-      </w:r>
-      <w:r>
-        <w:rPr>
-          <w:rtl w:val="0"/>
-        </w:rPr>
-        <w:t xml:space="preserve"> on </w:t>
-      </w:r>
-      <w:r>
-        <w:rPr>
-          <w:rFonts w:ascii="Roboto Mono" w:cs="Roboto Mono" w:eastAsia="Roboto Mono" w:hAnsi="Roboto Mono"/>
-          <w:color w:val="188038"/>
-          <w:rtl w:val="0"/>
-        </w:rPr>
-        <w:t xml:space="preserve">self._tenant_profiles</w:t>
-      </w:r>
-      <w:r>
-        <w:rPr>
-          <w:rtl w:val="0"/>
-        </w:rPr>
-        <w:t xml:space="preserve"> per runtime instance rather than mutating a global class dictionary, ensuring that promoting a tenant in one router instance never causes cross-instance state pollution.</w:t>
+        <w:t xml:space="preserve">Zero-downtime cutover via atomic Firestore transactions:</w:t>
+      </w:r>
+      <w:r>
+        <w:rPr>
+          <w:rtl w:val="0"/>
+        </w:rPr>
+        <w:t xml:space="preserve"> Perform all data synchronization (AlloyDB DMS CDC and Memory Bank dual-writes) during </w:t>
+      </w:r>
+      <w:r>
+        <w:rPr>
+          <w:rFonts w:ascii="Roboto Mono" w:cs="Roboto Mono" w:eastAsia="Roboto Mono" w:hAnsi="Roboto Mono"/>
+          <w:color w:val="188038"/>
+          <w:rtl w:val="0"/>
+        </w:rPr>
+        <w:t xml:space="preserve">SHADOW_SYNC</w:t>
+      </w:r>
+      <w:r>
+        <w:rPr>
+          <w:rtl w:val="0"/>
+        </w:rPr>
+        <w:t xml:space="preserve"> before flipping the single Firestore routing document in </w:t>
+      </w:r>
+      <w:r>
+        <w:rPr>
+          <w:rFonts w:ascii="Roboto Mono" w:cs="Roboto Mono" w:eastAsia="Roboto Mono" w:hAnsi="Roboto Mono"/>
+          <w:color w:val="188038"/>
+          <w:rtl w:val="0"/>
+        </w:rPr>
+        <w:t xml:space="preserve">ATOMIC_CUTOVER</w:t>
+      </w:r>
+      <w:r>
+        <w:rPr>
+          <w:rtl w:val="0"/>
+        </w:rPr>
+        <w:t xml:space="preserve">.</w:t>
       </w:r>
     </w:p>
     <w:p>
@@ -12766,150 +13137,6 @@
           <w:bCs w:val="1"/>
           <w:rtl w:val="0"/>
         </w:rPr>
-        <w:t xml:space="preserve">Configure </w:t>
-      </w:r>
-      <w:r>
-        <w:rPr>
-          <w:rFonts w:ascii="Roboto Mono" w:cs="Roboto Mono" w:eastAsia="Roboto Mono" w:hAnsi="Roboto Mono"/>
-          <w:b w:val="1"/>
-          <w:bCs w:val="1"/>
-          <w:color w:val="188038"/>
-          <w:rtl w:val="0"/>
-        </w:rPr>
-        <w:t xml:space="preserve">ACCEPT_MANUAL</w:t>
-      </w:r>
-      <w:r>
-        <w:rPr>
-          <w:b w:val="1"/>
-          <w:bCs w:val="1"/>
-          <w:rtl w:val="0"/>
-        </w:rPr>
-        <w:t xml:space="preserve"> on all PSC ServiceAttachments:</w:t>
-      </w:r>
-      <w:r>
-        <w:rPr>
-          <w:rtl w:val="0"/>
-        </w:rPr>
-        <w:t xml:space="preserve"> Explicitly list only the hub project (</w:t>
-      </w:r>
-      <w:r>
-        <w:rPr>
-          <w:rFonts w:ascii="Roboto Mono" w:cs="Roboto Mono" w:eastAsia="Roboto Mono" w:hAnsi="Roboto Mono"/>
-          <w:color w:val="188038"/>
-          <w:rtl w:val="0"/>
-        </w:rPr>
-        <w:t xml:space="preserve">cymbal-hybrid-hub-prod</w:t>
-      </w:r>
-      <w:r>
-        <w:rPr>
-          <w:rtl w:val="0"/>
-        </w:rPr>
-        <w:t xml:space="preserve">) in each spoke's </w:t>
-      </w:r>
-      <w:r>
-        <w:rPr>
-          <w:rFonts w:ascii="Roboto Mono" w:cs="Roboto Mono" w:eastAsia="Roboto Mono" w:hAnsi="Roboto Mono"/>
-          <w:color w:val="188038"/>
-          <w:rtl w:val="0"/>
-        </w:rPr>
-        <w:t xml:space="preserve">consumer_accept_lists</w:t>
-      </w:r>
-      <w:r>
-        <w:rPr>
-          <w:rtl w:val="0"/>
-        </w:rPr>
-        <w:t xml:space="preserve"> and set a connection limit to prevent unauthorized PSC attachment attempts.</w:t>
-      </w:r>
-    </w:p>
-    <w:p>
-      <w:pPr>
-        <w:pStyle w:val="Heading3"/>
-        <w:keepNext w:val="1"/>
-        <w:keepLines w:val="1"/>
-        <w:rPr/>
-      </w:pPr>
-      <w:bookmarkStart w:colFirst="0" w:colLast="0" w:name="_5rvg7a1beunl" w:id="18"/>
-      <w:bookmarkEnd w:id="18"/>
-      <w:r>
-        <w:rPr>
-          <w:rtl w:val="0"/>
-        </w:rPr>
-        <w:t xml:space="preserve">Reliability</w:t>
-      </w:r>
-    </w:p>
-    <w:p>
-      <w:pPr>
-        <w:numPr>
-          <w:ilvl w:val="0"/>
-          <w:numId w:val="16"/>
-        </w:numPr>
-        <w:spacing w:after="0" w:afterAutospacing="0" w:lineRule="auto"/>
-        <w:ind w:left="720" w:hanging="360"/>
-        <w:rPr>
-          <w:u w:val="none"/>
-        </w:rPr>
-      </w:pPr>
-      <w:r>
-        <w:rPr>
-          <w:b w:val="1"/>
-          <w:bCs w:val="1"/>
-          <w:rtl w:val="0"/>
-        </w:rPr>
-        <w:t xml:space="preserve">Zero-downtime cutover via atomic Firestore transactions:</w:t>
-      </w:r>
-      <w:r>
-        <w:rPr>
-          <w:rtl w:val="0"/>
-        </w:rPr>
-        <w:t xml:space="preserve"> Perform all data synchronization (AlloyDB DMS CDC and Memory Bank dual-writes) during </w:t>
-      </w:r>
-      <w:r>
-        <w:rPr>
-          <w:rFonts w:ascii="Roboto Mono" w:cs="Roboto Mono" w:eastAsia="Roboto Mono" w:hAnsi="Roboto Mono"/>
-          <w:color w:val="188038"/>
-          <w:rtl w:val="0"/>
-        </w:rPr>
-        <w:t xml:space="preserve">SHADOW_SYNC</w:t>
-      </w:r>
-      <w:r>
-        <w:rPr>
-          <w:rtl w:val="0"/>
-        </w:rPr>
-        <w:t xml:space="preserve"> before flipping the single Firestore routing document in </w:t>
-      </w:r>
-      <w:r>
-        <w:rPr>
-          <w:rFonts w:ascii="Roboto Mono" w:cs="Roboto Mono" w:eastAsia="Roboto Mono" w:hAnsi="Roboto Mono"/>
-          <w:color w:val="188038"/>
-          <w:rtl w:val="0"/>
-        </w:rPr>
-        <w:t xml:space="preserve">ATOMIC_CUTOVER</w:t>
-      </w:r>
-      <w:r>
-        <w:rPr>
-          <w:rtl w:val="0"/>
-        </w:rPr>
-        <w:t xml:space="preserve">.</w:t>
-      </w:r>
-    </w:p>
-    <w:p>
-      <w:pPr>
-        <w:numPr>
-          <w:ilvl w:val="0"/>
-          <w:numId w:val="16"/>
-        </w:numPr>
-        <w:spacing w:after="200" w:lineRule="auto"/>
-        <w:ind w:left="720" w:hanging="360"/>
-        <w:rPr>
-          <w:u w:val="none"/>
-        </w:rPr>
-      </w:pPr>
-      <w:r>
-        <w:rPr>
-          <w:b w:val="1"/>
-          <w:bCs w:val="1"/>
-          <w:rtl w:val="0"/>
-        </w:rPr>
         <w:t xml:space="preserve">Formal Zero-Downtime Cutover &amp; Session-Loss Proof:</w:t>
       </w:r>
       <w:r>
@@ -13077,16 +13304,16 @@
           <wp:inline distB="114300" distT="114300" distL="114300" distR="114300">
             <wp:extent cx="5674432" cy="592328"/>
             <wp:effectExtent b="0" l="0" r="0" t="0"/>
-            <wp:docPr id="3" name="image6.png"/>
+            <wp:docPr id="5" name="image4.png"/>
             <a:graphic>
               <a:graphicData uri="http://schemas.openxmlformats.org/drawingml/2006/picture">
                 <pic:pic>
                   <pic:nvPicPr>
-                    <pic:cNvPr id="0" name="image6.png"/>
+                    <pic:cNvPr id="0" name="image4.png"/>
                     <pic:cNvPicPr preferRelativeResize="0"/>
                   </pic:nvPicPr>
                   <pic:blipFill>
-                    <a:blip r:embed="rId85"/>
+                    <a:blip r:embed="rId93"/>
                     <a:srcRect b="0" l="0" r="0" t="0"/>
                     <a:stretch>
                       <a:fillRect/>
@@ -13128,7 +13355,7 @@
       <w:pPr>
         <w:numPr>
           <w:ilvl w:val="0"/>
-          <w:numId w:val="18"/>
+          <w:numId w:val="3"/>
         </w:numPr>
         <w:spacing w:after="0" w:afterAutospacing="0" w:lineRule="auto"/>
         <w:ind w:left="720" w:hanging="360"/>
@@ -13188,7 +13415,7 @@
       <w:pPr>
         <w:numPr>
           <w:ilvl w:val="0"/>
-          <w:numId w:val="18"/>
+          <w:numId w:val="3"/>
         </w:numPr>
         <w:spacing w:after="0" w:afterAutospacing="0" w:lineRule="auto"/>
         <w:ind w:left="720" w:hanging="360"/>
@@ -13233,7 +13460,7 @@
       <w:pPr>
         <w:numPr>
           <w:ilvl w:val="0"/>
-          <w:numId w:val="18"/>
+          <w:numId w:val="3"/>
         </w:numPr>
         <w:spacing w:after="0" w:afterAutospacing="0" w:lineRule="auto"/>
         <w:ind w:left="720" w:hanging="360"/>
@@ -13279,7 +13506,7 @@
       <w:pPr>
         <w:numPr>
           <w:ilvl w:val="0"/>
-          <w:numId w:val="18"/>
+          <w:numId w:val="3"/>
         </w:numPr>
         <w:spacing w:after="200" w:lineRule="auto"/>
         <w:ind w:left="720" w:hanging="360"/>
@@ -13306,7 +13533,7 @@
         </w:rPr>
         <w:t xml:space="preserve"> = 0 is verified empirically in </w:t>
       </w:r>
-      <w:hyperlink r:id="rId86">
+      <w:hyperlink r:id="rId94">
         <w:r>
           <w:rPr>
             <w:rFonts w:ascii="Roboto Mono" w:cs="Roboto Mono" w:eastAsia="Roboto Mono" w:hAnsi="Roboto Mono"/>
@@ -13431,7 +13658,7 @@
         </w:rPr>
         <w:t xml:space="preserve"> in </w:t>
       </w:r>
-      <w:hyperlink r:id="rId87">
+      <w:hyperlink r:id="rId95">
         <w:r>
           <w:rPr>
             <w:rFonts w:ascii="Roboto Mono" w:cs="Roboto Mono" w:eastAsia="Roboto Mono" w:hAnsi="Roboto Mono"/>
@@ -13479,7 +13706,7 @@
       <w:pPr>
         <w:numPr>
           <w:ilvl w:val="0"/>
-          <w:numId w:val="12"/>
+          <w:numId w:val="22"/>
         </w:numPr>
         <w:spacing w:after="0" w:afterAutospacing="0" w:lineRule="auto"/>
         <w:ind w:left="720" w:hanging="360"/>
@@ -13502,7 +13729,7 @@
       <w:pPr>
         <w:numPr>
           <w:ilvl w:val="1"/>
-          <w:numId w:val="12"/>
+          <w:numId w:val="22"/>
         </w:numPr>
         <w:spacing w:after="0" w:afterAutospacing="0" w:lineRule="auto"/>
         <w:ind w:left="1440" w:hanging="360"/>
@@ -13589,7 +13816,7 @@
       <w:pPr>
         <w:numPr>
           <w:ilvl w:val="1"/>
-          <w:numId w:val="12"/>
+          <w:numId w:val="22"/>
         </w:numPr>
         <w:spacing w:after="200" w:lineRule="auto"/>
         <w:ind w:left="1440" w:hanging="360"/>
@@ -13657,7 +13884,7 @@
         <w:keepLines w:val="1"/>
         <w:rPr/>
       </w:pPr>
-      <w:bookmarkStart w:colFirst="0" w:colLast="0" w:name="_5e4wcijmfkjo" w:id="19"/>
+      <w:bookmarkStart w:colFirst="0" w:colLast="0" w:name="_hjmtlx2ud0oi" w:id="19"/>
       <w:bookmarkEnd w:id="19"/>
       <w:r>
         <w:rPr>
@@ -13670,7 +13897,7 @@
       <w:pPr>
         <w:numPr>
           <w:ilvl w:val="0"/>
-          <w:numId w:val="1"/>
+          <w:numId w:val="13"/>
         </w:numPr>
         <w:spacing w:after="0" w:afterAutospacing="0" w:lineRule="auto"/>
         <w:ind w:left="720" w:hanging="360"/>
@@ -13752,7 +13979,7 @@
         </w:rPr>
         <w:t xml:space="preserve">) only for high-ACV Enterprise contracts (</w:t>
       </w:r>
-      <w:hyperlink r:id="rId88">
+      <w:hyperlink r:id="rId96">
         <w:r>
           <w:rPr>
             <w:color w:val="1155cc"/>
@@ -13773,7 +14000,7 @@
       <w:pPr>
         <w:numPr>
           <w:ilvl w:val="0"/>
-          <w:numId w:val="1"/>
+          <w:numId w:val="13"/>
         </w:numPr>
         <w:spacing w:after="200" w:lineRule="auto"/>
         <w:ind w:left="720" w:hanging="360"/>
@@ -13849,7 +14076,7 @@
           <wp:inline distB="114300" distT="114300" distL="114300" distR="114300">
             <wp:extent cx="5296408" cy="361039"/>
             <wp:effectExtent b="0" l="0" r="0" t="0"/>
-            <wp:docPr id="2" name="image3.png"/>
+            <wp:docPr id="8" name="image3.png"/>
             <a:graphic>
               <a:graphicData uri="http://schemas.openxmlformats.org/drawingml/2006/picture">
                 <pic:pic>
@@ -13858,7 +14085,7 @@
                     <pic:cNvPicPr preferRelativeResize="0"/>
                   </pic:nvPicPr>
                   <pic:blipFill>
-                    <a:blip r:embed="rId89"/>
+                    <a:blip r:embed="rId97"/>
                     <a:srcRect b="0" l="0" r="0" t="0"/>
                     <a:stretch>
                       <a:fillRect/>
@@ -13900,7 +14127,7 @@
       <w:pPr>
         <w:numPr>
           <w:ilvl w:val="0"/>
-          <w:numId w:val="13"/>
+          <w:numId w:val="15"/>
         </w:numPr>
         <w:spacing w:after="0" w:afterAutospacing="0" w:lineRule="auto"/>
         <w:ind w:left="720" w:hanging="360"/>
@@ -13973,7 +14200,7 @@
       <w:pPr>
         <w:numPr>
           <w:ilvl w:val="0"/>
-          <w:numId w:val="13"/>
+          <w:numId w:val="15"/>
         </w:numPr>
         <w:spacing w:after="0" w:afterAutospacing="0" w:lineRule="auto"/>
         <w:ind w:left="720" w:hanging="360"/>
@@ -14005,7 +14232,7 @@
       <w:pPr>
         <w:numPr>
           <w:ilvl w:val="0"/>
-          <w:numId w:val="13"/>
+          <w:numId w:val="15"/>
         </w:numPr>
         <w:spacing w:after="0" w:afterAutospacing="0" w:lineRule="auto"/>
         <w:ind w:left="720" w:hanging="360"/>
@@ -14037,7 +14264,7 @@
       <w:pPr>
         <w:numPr>
           <w:ilvl w:val="0"/>
-          <w:numId w:val="13"/>
+          <w:numId w:val="15"/>
         </w:numPr>
         <w:spacing w:after="200" w:lineRule="auto"/>
         <w:ind w:left="720" w:hanging="360"/>
@@ -14143,7 +14370,7 @@
         </w:rPr>
         <w:t xml:space="preserve"> via </w:t>
       </w:r>
-      <w:hyperlink r:id="rId90">
+      <w:hyperlink r:id="rId98">
         <w:r>
           <w:rPr>
             <w:rFonts w:ascii="Roboto Mono" w:cs="Roboto Mono" w:eastAsia="Roboto Mono" w:hAnsi="Roboto Mono"/>
@@ -14168,7 +14395,7 @@
         <w:keepLines w:val="1"/>
         <w:rPr/>
       </w:pPr>
-      <w:bookmarkStart w:colFirst="0" w:colLast="0" w:name="_kjxdg18xjrbm" w:id="20"/>
+      <w:bookmarkStart w:colFirst="0" w:colLast="0" w:name="_rlg57t8cyfwz" w:id="20"/>
       <w:bookmarkEnd w:id="20"/>
       <w:r>
         <w:rPr>
@@ -14181,7 +14408,7 @@
       <w:pPr>
         <w:numPr>
           <w:ilvl w:val="0"/>
-          <w:numId w:val="9"/>
+          <w:numId w:val="1"/>
         </w:numPr>
         <w:spacing w:after="0" w:afterAutospacing="0" w:lineRule="auto"/>
         <w:ind w:left="720" w:hanging="360"/>
@@ -14231,7 +14458,7 @@
         </w:rPr>
         <w:t xml:space="preserve"> provider aliases (</w:t>
       </w:r>
-      <w:hyperlink r:id="rId91">
+      <w:hyperlink r:id="rId99">
         <w:r>
           <w:rPr>
             <w:color w:val="1155cc"/>
@@ -14252,7 +14479,7 @@
       <w:pPr>
         <w:numPr>
           <w:ilvl w:val="0"/>
-          <w:numId w:val="9"/>
+          <w:numId w:val="1"/>
         </w:numPr>
         <w:spacing w:after="200" w:lineRule="auto"/>
         <w:ind w:left="720" w:hanging="360"/>
@@ -14292,7 +14519,7 @@
         </w:rPr>
         <w:t xml:space="preserve"> Every third-party SaaS, BI, Lakehouse, ERP, Observability, and SecOps connector in </w:t>
       </w:r>
-      <w:hyperlink r:id="rId92">
+      <w:hyperlink r:id="rId100">
         <w:r>
           <w:rPr>
             <w:rFonts w:ascii="Roboto Mono" w:cs="Roboto Mono" w:eastAsia="Roboto Mono" w:hAnsi="Roboto Mono"/>
@@ -14409,7 +14636,7 @@
         </w:rPr>
         <w:t xml:space="preserve"> commands, and Input/Output payloads are in </w:t>
       </w:r>
-      <w:hyperlink r:id="rId93">
+      <w:hyperlink r:id="rId101">
         <w:r>
           <w:rPr>
             <w:rFonts w:ascii="Roboto Mono" w:cs="Roboto Mono" w:eastAsia="Roboto Mono" w:hAnsi="Roboto Mono"/>
@@ -19965,7 +20192,7 @@
         <w:spacing w:before="360" w:lineRule="auto"/>
         <w:rPr/>
       </w:pPr>
-      <w:bookmarkStart w:colFirst="0" w:colLast="0" w:name="_q598eufh0e74" w:id="21"/>
+      <w:bookmarkStart w:colFirst="0" w:colLast="0" w:name="_kldwquyjqpw6" w:id="21"/>
       <w:bookmarkEnd w:id="21"/>
       <w:r>
         <w:rPr>
@@ -19978,7 +20205,7 @@
       <w:pPr>
         <w:numPr>
           <w:ilvl w:val="0"/>
-          <w:numId w:val="2"/>
+          <w:numId w:val="5"/>
         </w:numPr>
         <w:spacing w:after="200" w:lineRule="auto"/>
         <w:ind w:left="720" w:hanging="360"/>
@@ -20306,7 +20533,7 @@
         </w:rPr>
         <w:t xml:space="preserve"> state machine in CI/CD without waiting for a 20-minute physical AlloyDB DMS instance creation, </w:t>
       </w:r>
-      <w:hyperlink r:id="rId94">
+      <w:hyperlink r:id="rId102">
         <w:r>
           <w:rPr>
             <w:rFonts w:ascii="Roboto Mono" w:cs="Roboto Mono" w:eastAsia="Roboto Mono" w:hAnsi="Roboto Mono"/>
@@ -20323,7 +20550,7 @@
         </w:rPr>
         <w:t xml:space="preserve"> executes the CDC lag convergence, Firestore route flip, and session memory parity assertions in-memory while </w:t>
       </w:r>
-      <w:hyperlink r:id="rId95">
+      <w:hyperlink r:id="rId103">
         <w:r>
           <w:rPr>
             <w:rFonts w:ascii="Roboto Mono" w:cs="Roboto Mono" w:eastAsia="Roboto Mono" w:hAnsi="Roboto Mono"/>
@@ -20340,7 +20567,7 @@
         </w:rPr>
         <w:t xml:space="preserve"> and </w:t>
       </w:r>
-      <w:hyperlink r:id="rId96">
+      <w:hyperlink r:id="rId104">
         <w:r>
           <w:rPr>
             <w:rFonts w:ascii="Roboto Mono" w:cs="Roboto Mono" w:eastAsia="Roboto Mono" w:hAnsi="Roboto Mono"/>
@@ -20393,7 +20620,7 @@
         <w:keepLines w:val="1"/>
         <w:rPr/>
       </w:pPr>
-      <w:bookmarkStart w:colFirst="0" w:colLast="0" w:name="_jqzp6qcfs7yu" w:id="22"/>
+      <w:bookmarkStart w:colFirst="0" w:colLast="0" w:name="_d6gc3drurfe" w:id="22"/>
       <w:bookmarkEnd w:id="22"/>
       <w:r>
         <w:rPr>
@@ -21701,7 +21928,7 @@
                 <w:szCs w:val="19"/>
               </w:rPr>
             </w:pPr>
-            <w:hyperlink r:id="rId97">
+            <w:hyperlink r:id="rId105">
               <w:r>
                 <w:rPr>
                   <w:color w:val="1155cc"/>
@@ -21713,7 +21940,7 @@
                 <w:t xml:space="preserve">Live S3 Ledger JSON (</w:t>
               </w:r>
             </w:hyperlink>
-            <w:hyperlink r:id="rId98">
+            <w:hyperlink r:id="rId106">
               <w:r>
                 <w:rPr>
                   <w:rFonts w:ascii="Roboto Mono" w:cs="Roboto Mono" w:eastAsia="Roboto Mono" w:hAnsi="Roboto Mono"/>
@@ -21726,7 +21953,7 @@
                 <w:t xml:space="preserve">thoughtspot-spotter</w:t>
               </w:r>
             </w:hyperlink>
-            <w:hyperlink r:id="rId99">
+            <w:hyperlink r:id="rId107">
               <w:r>
                 <w:rPr>
                   <w:color w:val="1155cc"/>
@@ -22261,7 +22488,7 @@
                 <w:szCs w:val="19"/>
               </w:rPr>
             </w:pPr>
-            <w:hyperlink r:id="rId100">
+            <w:hyperlink r:id="rId108">
               <w:r>
                 <w:rPr>
                   <w:color w:val="1155cc"/>
@@ -22273,7 +22500,7 @@
                 <w:t xml:space="preserve">Live S3 Ledger JSON (</w:t>
               </w:r>
             </w:hyperlink>
-            <w:hyperlink r:id="rId101">
+            <w:hyperlink r:id="rId109">
               <w:r>
                 <w:rPr>
                   <w:rFonts w:ascii="Roboto Mono" w:cs="Roboto Mono" w:eastAsia="Roboto Mono" w:hAnsi="Roboto Mono"/>
@@ -22286,7 +22513,7 @@
                 <w:t xml:space="preserve">sigma-computing</w:t>
               </w:r>
             </w:hyperlink>
-            <w:hyperlink r:id="rId102">
+            <w:hyperlink r:id="rId110">
               <w:r>
                 <w:rPr>
                   <w:color w:val="1155cc"/>
@@ -22842,7 +23069,7 @@
                 <w:szCs w:val="19"/>
               </w:rPr>
             </w:pPr>
-            <w:hyperlink r:id="rId103">
+            <w:hyperlink r:id="rId111">
               <w:r>
                 <w:rPr>
                   <w:color w:val="1155cc"/>
@@ -22854,7 +23081,7 @@
                 <w:t xml:space="preserve">Live S3 Ledger JSON (</w:t>
               </w:r>
             </w:hyperlink>
-            <w:hyperlink r:id="rId104">
+            <w:hyperlink r:id="rId112">
               <w:r>
                 <w:rPr>
                   <w:rFonts w:ascii="Roboto Mono" w:cs="Roboto Mono" w:eastAsia="Roboto Mono" w:hAnsi="Roboto Mono"/>
@@ -22867,7 +23094,7 @@
                 <w:t xml:space="preserve">servicenow-itsm</w:t>
               </w:r>
             </w:hyperlink>
-            <w:hyperlink r:id="rId105">
+            <w:hyperlink r:id="rId113">
               <w:r>
                 <w:rPr>
                   <w:color w:val="1155cc"/>
@@ -23405,7 +23632,7 @@
                 <w:szCs w:val="19"/>
               </w:rPr>
             </w:pPr>
-            <w:hyperlink r:id="rId106">
+            <w:hyperlink r:id="rId114">
               <w:r>
                 <w:rPr>
                   <w:color w:val="1155cc"/>
@@ -23417,7 +23644,7 @@
                 <w:t xml:space="preserve">Live S3 Ledger JSON (</w:t>
               </w:r>
             </w:hyperlink>
-            <w:hyperlink r:id="rId107">
+            <w:hyperlink r:id="rId115">
               <w:r>
                 <w:rPr>
                   <w:rFonts w:ascii="Roboto Mono" w:cs="Roboto Mono" w:eastAsia="Roboto Mono" w:hAnsi="Roboto Mono"/>
@@ -23430,7 +23657,7 @@
                 <w:t xml:space="preserve">muse-poc</w:t>
               </w:r>
             </w:hyperlink>
-            <w:hyperlink r:id="rId108">
+            <w:hyperlink r:id="rId116">
               <w:r>
                 <w:rPr>
                   <w:color w:val="1155cc"/>
@@ -23986,7 +24213,7 @@
                 <w:szCs w:val="19"/>
               </w:rPr>
             </w:pPr>
-            <w:hyperlink r:id="rId109">
+            <w:hyperlink r:id="rId117">
               <w:r>
                 <w:rPr>
                   <w:color w:val="1155cc"/>
@@ -23998,7 +24225,7 @@
                 <w:t xml:space="preserve">Live S3 Ledger JSON (</w:t>
               </w:r>
             </w:hyperlink>
-            <w:hyperlink r:id="rId110">
+            <w:hyperlink r:id="rId118">
               <w:r>
                 <w:rPr>
                   <w:rFonts w:ascii="Roboto Mono" w:cs="Roboto Mono" w:eastAsia="Roboto Mono" w:hAnsi="Roboto Mono"/>
@@ -24011,7 +24238,7 @@
                 <w:t xml:space="preserve">salesforce-jira</w:t>
               </w:r>
             </w:hyperlink>
-            <w:hyperlink r:id="rId111">
+            <w:hyperlink r:id="rId119">
               <w:r>
                 <w:rPr>
                   <w:color w:val="1155cc"/>
@@ -24539,7 +24766,7 @@
                 <w:szCs w:val="19"/>
               </w:rPr>
             </w:pPr>
-            <w:hyperlink r:id="rId112">
+            <w:hyperlink r:id="rId120">
               <w:r>
                 <w:rPr>
                   <w:color w:val="1155cc"/>
@@ -24551,7 +24778,7 @@
                 <w:t xml:space="preserve">Live S3 Ledger JSON (</w:t>
               </w:r>
             </w:hyperlink>
-            <w:hyperlink r:id="rId113">
+            <w:hyperlink r:id="rId121">
               <w:r>
                 <w:rPr>
                   <w:rFonts w:ascii="Roboto Mono" w:cs="Roboto Mono" w:eastAsia="Roboto Mono" w:hAnsi="Roboto Mono"/>
@@ -24564,7 +24791,7 @@
                 <w:t xml:space="preserve">databricks-unity</w:t>
               </w:r>
             </w:hyperlink>
-            <w:hyperlink r:id="rId114">
+            <w:hyperlink r:id="rId122">
               <w:r>
                 <w:rPr>
                   <w:color w:val="1155cc"/>
@@ -25098,7 +25325,7 @@
                 <w:szCs w:val="19"/>
               </w:rPr>
             </w:pPr>
-            <w:hyperlink r:id="rId115">
+            <w:hyperlink r:id="rId123">
               <w:r>
                 <w:rPr>
                   <w:color w:val="1155cc"/>
@@ -25110,7 +25337,7 @@
                 <w:t xml:space="preserve">Live S3 Ledger JSON (</w:t>
               </w:r>
             </w:hyperlink>
-            <w:hyperlink r:id="rId116">
+            <w:hyperlink r:id="rId124">
               <w:r>
                 <w:rPr>
                   <w:rFonts w:ascii="Roboto Mono" w:cs="Roboto Mono" w:eastAsia="Roboto Mono" w:hAnsi="Roboto Mono"/>
@@ -25123,7 +25350,7 @@
                 <w:t xml:space="preserve">snowflake-cortex</w:t>
               </w:r>
             </w:hyperlink>
-            <w:hyperlink r:id="rId117">
+            <w:hyperlink r:id="rId125">
               <w:r>
                 <w:rPr>
                   <w:color w:val="1155cc"/>
@@ -25651,7 +25878,7 @@
                 <w:szCs w:val="19"/>
               </w:rPr>
             </w:pPr>
-            <w:hyperlink r:id="rId118">
+            <w:hyperlink r:id="rId126">
               <w:r>
                 <w:rPr>
                   <w:color w:val="1155cc"/>
@@ -25663,7 +25890,7 @@
                 <w:t xml:space="preserve">Live S3 Ledger JSON (</w:t>
               </w:r>
             </w:hyperlink>
-            <w:hyperlink r:id="rId119">
+            <w:hyperlink r:id="rId127">
               <w:r>
                 <w:rPr>
                   <w:rFonts w:ascii="Roboto Mono" w:cs="Roboto Mono" w:eastAsia="Roboto Mono" w:hAnsi="Roboto Mono"/>
@@ -25676,7 +25903,7 @@
                 <w:t xml:space="preserve">workday-raas</w:t>
               </w:r>
             </w:hyperlink>
-            <w:hyperlink r:id="rId120">
+            <w:hyperlink r:id="rId128">
               <w:r>
                 <w:rPr>
                   <w:color w:val="1155cc"/>
@@ -26204,7 +26431,7 @@
                 <w:szCs w:val="19"/>
               </w:rPr>
             </w:pPr>
-            <w:hyperlink r:id="rId121">
+            <w:hyperlink r:id="rId129">
               <w:r>
                 <w:rPr>
                   <w:color w:val="1155cc"/>
@@ -26216,7 +26443,7 @@
                 <w:t xml:space="preserve">Live S3 Ledger JSON (</w:t>
               </w:r>
             </w:hyperlink>
-            <w:hyperlink r:id="rId122">
+            <w:hyperlink r:id="rId130">
               <w:r>
                 <w:rPr>
                   <w:rFonts w:ascii="Roboto Mono" w:cs="Roboto Mono" w:eastAsia="Roboto Mono" w:hAnsi="Roboto Mono"/>
@@ -26229,7 +26456,7 @@
                 <w:t xml:space="preserve">datadog-sre</w:t>
               </w:r>
             </w:hyperlink>
-            <w:hyperlink r:id="rId123">
+            <w:hyperlink r:id="rId131">
               <w:r>
                 <w:rPr>
                   <w:color w:val="1155cc"/>
@@ -26745,7 +26972,7 @@
                 <w:szCs w:val="19"/>
               </w:rPr>
             </w:pPr>
-            <w:hyperlink r:id="rId124">
+            <w:hyperlink r:id="rId132">
               <w:r>
                 <w:rPr>
                   <w:color w:val="1155cc"/>
@@ -26757,7 +26984,7 @@
                 <w:t xml:space="preserve">Live S3 Ledger JSON (</w:t>
               </w:r>
             </w:hyperlink>
-            <w:hyperlink r:id="rId125">
+            <w:hyperlink r:id="rId133">
               <w:r>
                 <w:rPr>
                   <w:rFonts w:ascii="Roboto Mono" w:cs="Roboto Mono" w:eastAsia="Roboto Mono" w:hAnsi="Roboto Mono"/>
@@ -26770,7 +26997,7 @@
                 <w:t xml:space="preserve">crowdstrike-okta</w:t>
               </w:r>
             </w:hyperlink>
-            <w:hyperlink r:id="rId126">
+            <w:hyperlink r:id="rId134">
               <w:r>
                 <w:rPr>
                   <w:color w:val="1155cc"/>
@@ -27100,7 +27327,7 @@
         </w:rPr>
         <w:t xml:space="preserve">, verified in </w:t>
       </w:r>
-      <w:hyperlink r:id="rId127">
+      <w:hyperlink r:id="rId135">
         <w:r>
           <w:rPr>
             <w:rFonts w:ascii="Roboto Mono" w:cs="Roboto Mono" w:eastAsia="Roboto Mono" w:hAnsi="Roboto Mono"/>
@@ -27117,7 +27344,7 @@
         </w:rPr>
         <w:t xml:space="preserve"> and replayed via </w:t>
       </w:r>
-      <w:hyperlink r:id="rId128">
+      <w:hyperlink r:id="rId136">
         <w:r>
           <w:rPr>
             <w:rFonts w:ascii="Roboto Mono" w:cs="Roboto Mono" w:eastAsia="Roboto Mono" w:hAnsi="Roboto Mono"/>
@@ -27134,7 +27361,7 @@
         </w:rPr>
         <w:t xml:space="preserve"> (</w:t>
       </w:r>
-      <w:hyperlink r:id="rId129">
+      <w:hyperlink r:id="rId137">
         <w:r>
           <w:rPr>
             <w:rFonts w:ascii="Roboto Mono" w:cs="Roboto Mono" w:eastAsia="Roboto Mono" w:hAnsi="Roboto Mono"/>
@@ -27159,7 +27386,7 @@
         <w:keepLines w:val="1"/>
         <w:rPr/>
       </w:pPr>
-      <w:bookmarkStart w:colFirst="0" w:colLast="0" w:name="_f57vrsr5ufpp" w:id="23"/>
+      <w:bookmarkStart w:colFirst="0" w:colLast="0" w:name="_qjj73npu9b8e" w:id="23"/>
       <w:bookmarkEnd w:id="23"/>
       <w:r>
         <w:rPr>
@@ -27283,7 +27510,7 @@
         </w:rPr>
         <w:t xml:space="preserve"> Retina, distinct SHA-256 verified in </w:t>
       </w:r>
-      <w:hyperlink r:id="rId130">
+      <w:hyperlink r:id="rId138">
         <w:r>
           <w:rPr>
             <w:rFonts w:ascii="Roboto Mono" w:cs="Roboto Mono" w:eastAsia="Roboto Mono" w:hAnsi="Roboto Mono"/>
@@ -27328,7 +27555,7 @@
         </w:rPr>
         <w:t xml:space="preserve"> buttons directly below, inspect the </w:t>
       </w:r>
-      <w:hyperlink r:id="rId131">
+      <w:hyperlink r:id="rId139">
         <w:r>
           <w:rPr>
             <w:color w:val="1155cc"/>
@@ -27338,7 +27565,7 @@
           <w:t xml:space="preserve">10-SaaS Manual Testing Playbook (</w:t>
         </w:r>
       </w:hyperlink>
-      <w:hyperlink r:id="rId132">
+      <w:hyperlink r:id="rId140">
         <w:r>
           <w:rPr>
             <w:rFonts w:ascii="Roboto Mono" w:cs="Roboto Mono" w:eastAsia="Roboto Mono" w:hAnsi="Roboto Mono"/>
@@ -27349,7 +27576,7 @@
           <w:t xml:space="preserve">docs/10-THIRD-PARTY-SAAS-3-PATTERN-MANUAL-TESTING-PLAYBOOK.md</w:t>
         </w:r>
       </w:hyperlink>
-      <w:hyperlink r:id="rId133">
+      <w:hyperlink r:id="rId141">
         <w:r>
           <w:rPr>
             <w:color w:val="1155cc"/>
@@ -27370,7 +27597,7 @@
       <w:pPr>
         <w:numPr>
           <w:ilvl w:val="0"/>
-          <w:numId w:val="25"/>
+          <w:numId w:val="20"/>
         </w:numPr>
         <w:spacing w:after="200" w:lineRule="auto"/>
         <w:ind w:left="720" w:hanging="360"/>
@@ -27470,16 +27697,16 @@
           <wp:inline distB="114300" distT="114300" distL="114300" distR="114300">
             <wp:extent cx="6727635" cy="4206875"/>
             <wp:effectExtent b="0" l="0" r="0" t="0"/>
-            <wp:docPr id="6" name="image2.png"/>
+            <wp:docPr id="3" name="image1.png"/>
             <a:graphic>
               <a:graphicData uri="http://schemas.openxmlformats.org/drawingml/2006/picture">
                 <pic:pic>
                   <pic:nvPicPr>
-                    <pic:cNvPr id="0" name="image2.png"/>
+                    <pic:cNvPr id="0" name="image1.png"/>
                     <pic:cNvPicPr preferRelativeResize="0"/>
                   </pic:nvPicPr>
                   <pic:blipFill>
-                    <a:blip r:embed="rId134"/>
+                    <a:blip r:embed="rId142"/>
                     <a:srcRect b="0" l="0" r="0" t="0"/>
                     <a:stretch>
                       <a:fillRect/>
@@ -27535,16 +27762,16 @@
           <wp:inline distB="114300" distT="114300" distL="114300" distR="114300">
             <wp:extent cx="6727635" cy="4206875"/>
             <wp:effectExtent b="0" l="0" r="0" t="0"/>
-            <wp:docPr id="5" name="image7.png"/>
+            <wp:docPr id="9" name="image2.png"/>
             <a:graphic>
               <a:graphicData uri="http://schemas.openxmlformats.org/drawingml/2006/picture">
                 <pic:pic>
                   <pic:nvPicPr>
-                    <pic:cNvPr id="0" name="image7.png"/>
+                    <pic:cNvPr id="0" name="image2.png"/>
                     <pic:cNvPicPr preferRelativeResize="0"/>
                   </pic:nvPicPr>
                   <pic:blipFill>
-                    <a:blip r:embed="rId135"/>
+                    <a:blip r:embed="rId143"/>
                     <a:srcRect b="0" l="0" r="0" t="0"/>
                     <a:stretch>
                       <a:fillRect/>
@@ -27691,7 +27918,7 @@
           <wp:inline distB="114300" distT="114300" distL="114300" distR="114300">
             <wp:extent cx="6727635" cy="4206875"/>
             <wp:effectExtent b="0" l="0" r="0" t="0"/>
-            <wp:docPr id="1" name="image5.png"/>
+            <wp:docPr id="10" name="image5.png"/>
             <a:graphic>
               <a:graphicData uri="http://schemas.openxmlformats.org/drawingml/2006/picture">
                 <pic:pic>
@@ -27700,7 +27927,7 @@
                     <pic:cNvPicPr preferRelativeResize="0"/>
                   </pic:nvPicPr>
                   <pic:blipFill>
-                    <a:blip r:embed="rId136"/>
+                    <a:blip r:embed="rId144"/>
                     <a:srcRect b="0" l="0" r="0" t="0"/>
                     <a:stretch>
                       <a:fillRect/>
@@ -27756,16 +27983,16 @@
           <wp:inline distB="114300" distT="114300" distL="114300" distR="114300">
             <wp:extent cx="6727635" cy="4206875"/>
             <wp:effectExtent b="0" l="0" r="0" t="0"/>
-            <wp:docPr id="10" name="image4.png"/>
+            <wp:docPr id="2" name="image9.png"/>
             <a:graphic>
               <a:graphicData uri="http://schemas.openxmlformats.org/drawingml/2006/picture">
                 <pic:pic>
                   <pic:nvPicPr>
-                    <pic:cNvPr id="0" name="image4.png"/>
+                    <pic:cNvPr id="0" name="image9.png"/>
                     <pic:cNvPicPr preferRelativeResize="0"/>
                   </pic:nvPicPr>
                   <pic:blipFill>
-                    <a:blip r:embed="rId137"/>
+                    <a:blip r:embed="rId145"/>
                     <a:srcRect b="0" l="0" r="0" t="0"/>
                     <a:stretch>
                       <a:fillRect/>
@@ -27815,7 +28042,7 @@
         <w:keepLines w:val="1"/>
         <w:rPr/>
       </w:pPr>
-      <w:bookmarkStart w:colFirst="0" w:colLast="0" w:name="_igs8iu1rjyk2" w:id="24"/>
+      <w:bookmarkStart w:colFirst="0" w:colLast="0" w:name="_jwpzz9snftj7" w:id="24"/>
       <w:bookmarkEnd w:id="24"/>
       <w:r>
         <w:rPr>
@@ -27831,7 +28058,7 @@
         <w:keepLines w:val="1"/>
         <w:rPr/>
       </w:pPr>
-      <w:bookmarkStart w:colFirst="0" w:colLast="0" w:name="_ycfi0j3p3y82" w:id="25"/>
+      <w:bookmarkStart w:colFirst="0" w:colLast="0" w:name="_q33kfbd6tyz1" w:id="25"/>
       <w:bookmarkEnd w:id="25"/>
       <w:r>
         <w:rPr>
@@ -27851,7 +28078,7 @@
         </w:rPr>
         <w:t xml:space="preserve">Open the </w:t>
       </w:r>
-      <w:hyperlink r:id="rId138">
+      <w:hyperlink r:id="rId146">
         <w:r>
           <w:rPr>
             <w:color w:val="1155cc"/>
@@ -27861,7 +28088,7 @@
           <w:t xml:space="preserve">Workstream 4 Editable Google Slides Deck (</w:t>
         </w:r>
       </w:hyperlink>
-      <w:hyperlink r:id="rId139">
+      <w:hyperlink r:id="rId147">
         <w:r>
           <w:rPr>
             <w:rFonts w:ascii="Roboto Mono" w:cs="Roboto Mono" w:eastAsia="Roboto Mono" w:hAnsi="Roboto Mono"/>
@@ -27872,7 +28099,7 @@
           <w:t xml:space="preserve">ws4-pattern-c-hybrid-editable-slides.pptx</w:t>
         </w:r>
       </w:hyperlink>
-      <w:hyperlink r:id="rId140">
+      <w:hyperlink r:id="rId148">
         <w:r>
           <w:rPr>
             <w:color w:val="1155cc"/>
@@ -28253,7 +28480,7 @@
                 <w:szCs w:val="19"/>
               </w:rPr>
             </w:pPr>
-            <w:hyperlink r:id="rId141">
+            <w:hyperlink r:id="rId149">
               <w:r>
                 <w:rPr>
                   <w:rFonts w:ascii="Roboto Mono" w:cs="Roboto Mono" w:eastAsia="Roboto Mono" w:hAnsi="Roboto Mono"/>
@@ -28415,7 +28642,7 @@
                 <w:szCs w:val="19"/>
               </w:rPr>
             </w:pPr>
-            <w:hyperlink r:id="rId142">
+            <w:hyperlink r:id="rId150">
               <w:r>
                 <w:rPr>
                   <w:rFonts w:ascii="Roboto Mono" w:cs="Roboto Mono" w:eastAsia="Roboto Mono" w:hAnsi="Roboto Mono"/>
@@ -28436,7 +28663,7 @@
               </w:rPr>
               <w:t xml:space="preserve"> • </w:t>
             </w:r>
-            <w:hyperlink r:id="rId143">
+            <w:hyperlink r:id="rId151">
               <w:r>
                 <w:rPr>
                   <w:rFonts w:ascii="Roboto Mono" w:cs="Roboto Mono" w:eastAsia="Roboto Mono" w:hAnsi="Roboto Mono"/>
@@ -28616,7 +28843,7 @@
                 <w:szCs w:val="19"/>
               </w:rPr>
             </w:pPr>
-            <w:hyperlink r:id="rId144">
+            <w:hyperlink r:id="rId152">
               <w:r>
                 <w:rPr>
                   <w:rFonts w:ascii="Roboto Mono" w:cs="Roboto Mono" w:eastAsia="Roboto Mono" w:hAnsi="Roboto Mono"/>
@@ -28637,7 +28864,7 @@
               </w:rPr>
               <w:t xml:space="preserve"> • </w:t>
             </w:r>
-            <w:hyperlink r:id="rId145">
+            <w:hyperlink r:id="rId153">
               <w:r>
                 <w:rPr>
                   <w:rFonts w:ascii="Roboto Mono" w:cs="Roboto Mono" w:eastAsia="Roboto Mono" w:hAnsi="Roboto Mono"/>
@@ -28799,7 +29026,7 @@
                 <w:szCs w:val="19"/>
               </w:rPr>
             </w:pPr>
-            <w:hyperlink r:id="rId146">
+            <w:hyperlink r:id="rId154">
               <w:r>
                 <w:rPr>
                   <w:rFonts w:ascii="Roboto Mono" w:cs="Roboto Mono" w:eastAsia="Roboto Mono" w:hAnsi="Roboto Mono"/>
@@ -28820,7 +29047,7 @@
               </w:rPr>
               <w:t xml:space="preserve"> • </w:t>
             </w:r>
-            <w:hyperlink r:id="rId147">
+            <w:hyperlink r:id="rId155">
               <w:r>
                 <w:rPr>
                   <w:rFonts w:ascii="Roboto Mono" w:cs="Roboto Mono" w:eastAsia="Roboto Mono" w:hAnsi="Roboto Mono"/>
@@ -28846,7 +29073,7 @@
       <w:pPr>
         <w:numPr>
           <w:ilvl w:val="0"/>
-          <w:numId w:val="20"/>
+          <w:numId w:val="12"/>
         </w:numPr>
         <w:shd w:fill="auto" w:val="clear"/>
         <w:spacing w:after="0" w:afterAutospacing="0" w:before="360" w:lineRule="auto"/>
@@ -28870,7 +29097,7 @@
       <w:pPr>
         <w:numPr>
           <w:ilvl w:val="1"/>
-          <w:numId w:val="20"/>
+          <w:numId w:val="12"/>
         </w:numPr>
         <w:spacing w:after="0" w:afterAutospacing="0" w:lineRule="auto"/>
         <w:ind w:left="1440" w:hanging="360"/>
@@ -28878,7 +29105,7 @@
           <w:u w:val="none"/>
         </w:rPr>
       </w:pPr>
-      <w:hyperlink r:id="rId148">
+      <w:hyperlink r:id="rId156">
         <w:r>
           <w:rPr>
             <w:color w:val="1155cc"/>
@@ -28888,7 +29115,7 @@
           <w:t xml:space="preserve">Open Interactive 27-File Codebase Workbench &amp; Live Terminal Runner (</w:t>
         </w:r>
       </w:hyperlink>
-      <w:hyperlink r:id="rId149">
+      <w:hyperlink r:id="rId157">
         <w:r>
           <w:rPr>
             <w:rFonts w:ascii="Roboto Mono" w:cs="Roboto Mono" w:eastAsia="Roboto Mono" w:hAnsi="Roboto Mono"/>
@@ -28899,7 +29126,7 @@
           <w:t xml:space="preserve">#blog-e2e-pattern-execution-and-codebase-workbench</w:t>
         </w:r>
       </w:hyperlink>
-      <w:hyperlink r:id="rId150">
+      <w:hyperlink r:id="rId158">
         <w:r>
           <w:rPr>
             <w:color w:val="1155cc"/>
@@ -28919,7 +29146,7 @@
       <w:pPr>
         <w:numPr>
           <w:ilvl w:val="1"/>
-          <w:numId w:val="20"/>
+          <w:numId w:val="12"/>
         </w:numPr>
         <w:spacing w:after="0" w:afterAutospacing="0" w:lineRule="auto"/>
         <w:ind w:left="1440" w:hanging="360"/>
@@ -28927,7 +29154,7 @@
           <w:u w:val="none"/>
         </w:rPr>
       </w:pPr>
-      <w:hyperlink r:id="rId151">
+      <w:hyperlink r:id="rId159">
         <w:r>
           <w:rPr>
             <w:color w:val="1155cc"/>
@@ -28937,7 +29164,7 @@
           <w:t xml:space="preserve">1-Click Pattern C Hybrid Hub &amp; PSC Spoke Terraform Script (</w:t>
         </w:r>
       </w:hyperlink>
-      <w:hyperlink r:id="rId152">
+      <w:hyperlink r:id="rId160">
         <w:r>
           <w:rPr>
             <w:rFonts w:ascii="Roboto Mono" w:cs="Roboto Mono" w:eastAsia="Roboto Mono" w:hAnsi="Roboto Mono"/>
@@ -28948,7 +29175,7 @@
           <w:t xml:space="preserve">workstream-4-pattern-c-hybrid/4.6-terraform-hybrid-psc-blueprint/deploy_1click.sh</w:t>
         </w:r>
       </w:hyperlink>
-      <w:hyperlink r:id="rId153">
+      <w:hyperlink r:id="rId161">
         <w:r>
           <w:rPr>
             <w:color w:val="1155cc"/>
@@ -28968,7 +29195,7 @@
       <w:pPr>
         <w:numPr>
           <w:ilvl w:val="1"/>
-          <w:numId w:val="20"/>
+          <w:numId w:val="12"/>
         </w:numPr>
         <w:spacing w:after="0" w:afterAutospacing="0" w:lineRule="auto"/>
         <w:ind w:left="1440" w:hanging="360"/>
@@ -28976,7 +29203,7 @@
           <w:u w:val="none"/>
         </w:rPr>
       </w:pPr>
-      <w:hyperlink r:id="rId154">
+      <w:hyperlink r:id="rId162">
         <w:r>
           <w:rPr>
             <w:color w:val="1155cc"/>
@@ -28986,7 +29213,7 @@
           <w:t xml:space="preserve">Live GCP &amp; AWS Cloud Verification Receipt (</w:t>
         </w:r>
       </w:hyperlink>
-      <w:hyperlink r:id="rId155">
+      <w:hyperlink r:id="rId163">
         <w:r>
           <w:rPr>
             <w:rFonts w:ascii="Roboto Mono" w:cs="Roboto Mono" w:eastAsia="Roboto Mono" w:hAnsi="Roboto Mono"/>
@@ -28997,7 +29224,7 @@
           <w:t xml:space="preserve">docs/cloud_console_verification_receipt.json</w:t>
         </w:r>
       </w:hyperlink>
-      <w:hyperlink r:id="rId156">
+      <w:hyperlink r:id="rId164">
         <w:r>
           <w:rPr>
             <w:color w:val="1155cc"/>
@@ -29017,7 +29244,7 @@
       <w:pPr>
         <w:numPr>
           <w:ilvl w:val="0"/>
-          <w:numId w:val="20"/>
+          <w:numId w:val="12"/>
         </w:numPr>
         <w:spacing w:after="0" w:afterAutospacing="0" w:lineRule="auto"/>
         <w:ind w:left="720" w:hanging="360"/>
@@ -29036,7 +29263,7 @@
       <w:pPr>
         <w:numPr>
           <w:ilvl w:val="1"/>
-          <w:numId w:val="20"/>
+          <w:numId w:val="12"/>
         </w:numPr>
         <w:spacing w:after="0" w:afterAutospacing="0" w:lineRule="auto"/>
         <w:ind w:left="1440" w:hanging="360"/>
@@ -29044,7 +29271,7 @@
           <w:u w:val="none"/>
         </w:rPr>
       </w:pPr>
-      <w:hyperlink r:id="rId157">
+      <w:hyperlink r:id="rId165">
         <w:r>
           <w:rPr>
             <w:color w:val="1155cc"/>
@@ -29064,7 +29291,7 @@
       <w:pPr>
         <w:numPr>
           <w:ilvl w:val="1"/>
-          <w:numId w:val="20"/>
+          <w:numId w:val="12"/>
         </w:numPr>
         <w:spacing w:after="0" w:afterAutospacing="0" w:lineRule="auto"/>
         <w:ind w:left="1440" w:hanging="360"/>
@@ -29072,7 +29299,7 @@
           <w:u w:val="none"/>
         </w:rPr>
       </w:pPr>
-      <w:hyperlink r:id="rId158">
+      <w:hyperlink r:id="rId166">
         <w:r>
           <w:rPr>
             <w:color w:val="1155cc"/>
@@ -29092,7 +29319,7 @@
       <w:pPr>
         <w:numPr>
           <w:ilvl w:val="1"/>
-          <w:numId w:val="20"/>
+          <w:numId w:val="12"/>
         </w:numPr>
         <w:spacing w:after="0" w:afterAutospacing="0" w:lineRule="auto"/>
         <w:ind w:left="1440" w:hanging="360"/>
@@ -29100,7 +29327,7 @@
           <w:u w:val="none"/>
         </w:rPr>
       </w:pPr>
-      <w:hyperlink r:id="rId159">
+      <w:hyperlink r:id="rId167">
         <w:r>
           <w:rPr>
             <w:color w:val="1155cc"/>
@@ -29120,7 +29347,7 @@
       <w:pPr>
         <w:numPr>
           <w:ilvl w:val="1"/>
-          <w:numId w:val="20"/>
+          <w:numId w:val="12"/>
         </w:numPr>
         <w:spacing w:after="0" w:afterAutospacing="0" w:lineRule="auto"/>
         <w:ind w:left="1440" w:hanging="360"/>
@@ -29128,7 +29355,7 @@
           <w:u w:val="none"/>
         </w:rPr>
       </w:pPr>
-      <w:hyperlink r:id="rId160">
+      <w:hyperlink r:id="rId168">
         <w:r>
           <w:rPr>
             <w:color w:val="1155cc"/>
@@ -29148,7 +29375,7 @@
       <w:pPr>
         <w:numPr>
           <w:ilvl w:val="0"/>
-          <w:numId w:val="20"/>
+          <w:numId w:val="12"/>
         </w:numPr>
         <w:spacing w:after="0" w:afterAutospacing="0" w:lineRule="auto"/>
         <w:ind w:left="720" w:hanging="360"/>
@@ -29167,7 +29394,7 @@
       <w:pPr>
         <w:numPr>
           <w:ilvl w:val="1"/>
-          <w:numId w:val="20"/>
+          <w:numId w:val="12"/>
         </w:numPr>
         <w:spacing w:after="0" w:afterAutospacing="0" w:lineRule="auto"/>
         <w:ind w:left="1440" w:hanging="360"/>
@@ -29175,7 +29402,7 @@
           <w:u w:val="none"/>
         </w:rPr>
       </w:pPr>
-      <w:hyperlink r:id="rId161">
+      <w:hyperlink r:id="rId169">
         <w:r>
           <w:rPr>
             <w:color w:val="1155cc"/>
@@ -29195,7 +29422,7 @@
       <w:pPr>
         <w:numPr>
           <w:ilvl w:val="1"/>
-          <w:numId w:val="20"/>
+          <w:numId w:val="12"/>
         </w:numPr>
         <w:spacing w:after="0" w:afterAutospacing="0" w:lineRule="auto"/>
         <w:ind w:left="1440" w:hanging="360"/>
@@ -29203,7 +29430,7 @@
           <w:u w:val="none"/>
         </w:rPr>
       </w:pPr>
-      <w:hyperlink r:id="rId162">
+      <w:hyperlink r:id="rId170">
         <w:r>
           <w:rPr>
             <w:color w:val="1155cc"/>
@@ -29223,7 +29450,7 @@
       <w:pPr>
         <w:numPr>
           <w:ilvl w:val="1"/>
-          <w:numId w:val="20"/>
+          <w:numId w:val="12"/>
         </w:numPr>
         <w:spacing w:after="0" w:afterAutospacing="0" w:lineRule="auto"/>
         <w:ind w:left="1440" w:hanging="360"/>
@@ -29231,7 +29458,7 @@
           <w:u w:val="none"/>
         </w:rPr>
       </w:pPr>
-      <w:hyperlink r:id="rId163">
+      <w:hyperlink r:id="rId171">
         <w:r>
           <w:rPr>
             <w:color w:val="1155cc"/>
@@ -29241,7 +29468,7 @@
           <w:t xml:space="preserve">4.3 Hybrid Router &amp; 3-Phase Live Tier Migrator (</w:t>
         </w:r>
       </w:hyperlink>
-      <w:hyperlink r:id="rId164">
+      <w:hyperlink r:id="rId172">
         <w:r>
           <w:rPr>
             <w:rFonts w:ascii="Roboto Mono" w:cs="Roboto Mono" w:eastAsia="Roboto Mono" w:hAnsi="Roboto Mono"/>
@@ -29252,7 +29479,7 @@
           <w:t xml:space="preserve">pattern_c_hybrid_router_and_migrator.py</w:t>
         </w:r>
       </w:hyperlink>
-      <w:hyperlink r:id="rId165">
+      <w:hyperlink r:id="rId173">
         <w:r>
           <w:rPr>
             <w:color w:val="1155cc"/>
@@ -29272,7 +29499,7 @@
       <w:pPr>
         <w:numPr>
           <w:ilvl w:val="1"/>
-          <w:numId w:val="20"/>
+          <w:numId w:val="12"/>
         </w:numPr>
         <w:spacing w:after="0" w:afterAutospacing="0" w:lineRule="auto"/>
         <w:ind w:left="1440" w:hanging="360"/>
@@ -29280,7 +29507,7 @@
           <w:u w:val="none"/>
         </w:rPr>
       </w:pPr>
-      <w:hyperlink r:id="rId166">
+      <w:hyperlink r:id="rId174">
         <w:r>
           <w:rPr>
             <w:color w:val="1155cc"/>
@@ -29300,7 +29527,7 @@
       <w:pPr>
         <w:numPr>
           <w:ilvl w:val="1"/>
-          <w:numId w:val="20"/>
+          <w:numId w:val="12"/>
         </w:numPr>
         <w:spacing w:after="0" w:afterAutospacing="0" w:lineRule="auto"/>
         <w:ind w:left="1440" w:hanging="360"/>
@@ -29308,7 +29535,7 @@
           <w:u w:val="none"/>
         </w:rPr>
       </w:pPr>
-      <w:hyperlink r:id="rId167">
+      <w:hyperlink r:id="rId175">
         <w:r>
           <w:rPr>
             <w:color w:val="1155cc"/>
@@ -29318,7 +29545,7 @@
           <w:t xml:space="preserve">4.5 4-Point Hybrid Routing &amp; Zero-Downtime Migration Tests (</w:t>
         </w:r>
       </w:hyperlink>
-      <w:hyperlink r:id="rId168">
+      <w:hyperlink r:id="rId176">
         <w:r>
           <w:rPr>
             <w:rFonts w:ascii="Roboto Mono" w:cs="Roboto Mono" w:eastAsia="Roboto Mono" w:hAnsi="Roboto Mono"/>
@@ -29329,7 +29556,7 @@
           <w:t xml:space="preserve">run_tier_migration_suite.py</w:t>
         </w:r>
       </w:hyperlink>
-      <w:hyperlink r:id="rId169">
+      <w:hyperlink r:id="rId177">
         <w:r>
           <w:rPr>
             <w:color w:val="1155cc"/>
@@ -29349,7 +29576,7 @@
       <w:pPr>
         <w:numPr>
           <w:ilvl w:val="1"/>
-          <w:numId w:val="20"/>
+          <w:numId w:val="12"/>
         </w:numPr>
         <w:spacing w:after="0" w:afterAutospacing="0" w:lineRule="auto"/>
         <w:ind w:left="1440" w:hanging="360"/>
@@ -29357,7 +29584,7 @@
           <w:u w:val="none"/>
         </w:rPr>
       </w:pPr>
-      <w:hyperlink r:id="rId170">
+      <w:hyperlink r:id="rId178">
         <w:r>
           <w:rPr>
             <w:color w:val="1155cc"/>
@@ -29367,7 +29594,7 @@
           <w:t xml:space="preserve">4.6 Dual-Provider Terraform Hybrid PSC Blueprint (</w:t>
         </w:r>
       </w:hyperlink>
-      <w:hyperlink r:id="rId171">
+      <w:hyperlink r:id="rId179">
         <w:r>
           <w:rPr>
             <w:rFonts w:ascii="Roboto Mono" w:cs="Roboto Mono" w:eastAsia="Roboto Mono" w:hAnsi="Roboto Mono"/>
@@ -29378,7 +29605,7 @@
           <w:t xml:space="preserve">main.tf</w:t>
         </w:r>
       </w:hyperlink>
-      <w:hyperlink r:id="rId172">
+      <w:hyperlink r:id="rId180">
         <w:r>
           <w:rPr>
             <w:color w:val="1155cc"/>
@@ -29398,7 +29625,7 @@
       <w:pPr>
         <w:numPr>
           <w:ilvl w:val="1"/>
-          <w:numId w:val="20"/>
+          <w:numId w:val="12"/>
         </w:numPr>
         <w:spacing w:after="0" w:afterAutospacing="0" w:lineRule="auto"/>
         <w:ind w:left="1440" w:hanging="360"/>
@@ -29406,7 +29633,7 @@
           <w:u w:val="none"/>
         </w:rPr>
       </w:pPr>
-      <w:hyperlink r:id="rId173">
+      <w:hyperlink r:id="rId181">
         <w:r>
           <w:rPr>
             <w:color w:val="1155cc"/>
@@ -29426,7 +29653,7 @@
       <w:pPr>
         <w:numPr>
           <w:ilvl w:val="1"/>
-          <w:numId w:val="20"/>
+          <w:numId w:val="12"/>
         </w:numPr>
         <w:spacing w:after="0" w:afterAutospacing="0" w:lineRule="auto"/>
         <w:ind w:left="1440" w:hanging="360"/>
@@ -29434,7 +29661,7 @@
           <w:u w:val="none"/>
         </w:rPr>
       </w:pPr>
-      <w:hyperlink r:id="rId174">
+      <w:hyperlink r:id="rId182">
         <w:r>
           <w:rPr>
             <w:color w:val="1155cc"/>
@@ -29444,7 +29671,7 @@
           <w:t xml:space="preserve">10 Third-Party SaaS × 3-Pattern Manual Testing Playbook (</w:t>
         </w:r>
       </w:hyperlink>
-      <w:hyperlink r:id="rId175">
+      <w:hyperlink r:id="rId183">
         <w:r>
           <w:rPr>
             <w:rFonts w:ascii="Roboto Mono" w:cs="Roboto Mono" w:eastAsia="Roboto Mono" w:hAnsi="Roboto Mono"/>
@@ -29455,7 +29682,7 @@
           <w:t xml:space="preserve">10-THIRD-PARTY-SAAS-3-PATTERN-MANUAL-TESTING-PLAYBOOK.md</w:t>
         </w:r>
       </w:hyperlink>
-      <w:hyperlink r:id="rId176">
+      <w:hyperlink r:id="rId184">
         <w:r>
           <w:rPr>
             <w:color w:val="1155cc"/>
@@ -29475,7 +29702,7 @@
       <w:pPr>
         <w:numPr>
           <w:ilvl w:val="0"/>
-          <w:numId w:val="20"/>
+          <w:numId w:val="12"/>
         </w:numPr>
         <w:spacing w:after="0" w:afterAutospacing="0" w:lineRule="auto"/>
         <w:ind w:left="720" w:hanging="360"/>
@@ -29494,25 +29721,83 @@
       <w:pPr>
         <w:numPr>
           <w:ilvl w:val="1"/>
-          <w:numId w:val="20"/>
+          <w:numId w:val="12"/>
         </w:numPr>
-        <w:spacing w:after="200" w:lineRule="auto"/>
+        <w:spacing w:after="0" w:afterAutospacing="0" w:lineRule="auto"/>
         <w:ind w:left="1440" w:hanging="360"/>
         <w:rPr>
           <w:u w:val="none"/>
         </w:rPr>
       </w:pPr>
-      <w:hyperlink r:id="rId177">
+      <w:hyperlink r:id="rId185">
+        <w:r>
+          <w:rPr>
+            <w:rFonts w:ascii="Arial Unicode MS" w:cs="Arial Unicode MS" w:eastAsia="Arial Unicode MS" w:hAnsi="Arial Unicode MS"/>
+            <w:color w:val="1155cc"/>
+            <w:u w:val="single"/>
+            <w:rtl w:val="0"/>
+          </w:rPr>
+          <w:t xml:space="preserve">Open WS4 12-Slide Presentation in Google Slides ↗</w:t>
+        </w:r>
+      </w:hyperlink>
+      <w:r>
+        <w:rPr>
+          <w:rtl w:val="0"/>
+        </w:rPr>
+      </w:r>
+    </w:p>
+    <w:p>
+      <w:pPr>
+        <w:numPr>
+          <w:ilvl w:val="1"/>
+          <w:numId w:val="12"/>
+        </w:numPr>
+        <w:spacing w:after="0" w:afterAutospacing="0" w:lineRule="auto"/>
+        <w:ind w:left="1440" w:hanging="360"/>
+        <w:rPr>
+          <w:u w:val="none"/>
+        </w:rPr>
+      </w:pPr>
+      <w:hyperlink r:id="rId186">
+        <w:r>
+          <w:rPr>
+            <w:rFonts w:ascii="Arial Unicode MS" w:cs="Arial Unicode MS" w:eastAsia="Arial Unicode MS" w:hAnsi="Arial Unicode MS"/>
+            <w:color w:val="1155cc"/>
+            <w:u w:val="single"/>
+            <w:rtl w:val="0"/>
+          </w:rPr>
+          <w:t xml:space="preserve">Open WS4 GCP-Branded Document in Google Docs ↗</w:t>
+        </w:r>
+      </w:hyperlink>
+      <w:r>
+        <w:rPr>
+          <w:rtl w:val="0"/>
+        </w:rPr>
+      </w:r>
+    </w:p>
+    <w:p>
+      <w:pPr>
+        <w:numPr>
+          <w:ilvl w:val="1"/>
+          <w:numId w:val="12"/>
+        </w:numPr>
+        <w:spacing w:after="0" w:afterAutospacing="0" w:lineRule="auto"/>
+        <w:ind w:left="1440" w:hanging="360"/>
+        <w:rPr>
+          <w:u w:val="none"/>
+        </w:rPr>
+      </w:pPr>
+      <w:hyperlink r:id="rId187">
         <w:r>
           <w:rPr>
             <w:color w:val="1155cc"/>
             <w:u w:val="single"/>
             <w:rtl w:val="0"/>
           </w:rPr>
-          <w:t xml:space="preserve">Workstream 4 Editable Google Slides Deck (</w:t>
+          <w:t xml:space="preserve">Download Workstream 4 Editable Word Document (</w:t>
         </w:r>
       </w:hyperlink>
-      <w:hyperlink r:id="rId178">
+      <w:hyperlink r:id="rId188">
         <w:r>
           <w:rPr>
             <w:rFonts w:ascii="Roboto Mono" w:cs="Roboto Mono" w:eastAsia="Roboto Mono" w:hAnsi="Roboto Mono"/>
@@ -29520,10 +29805,255 @@
             <w:u w:val="single"/>
             <w:rtl w:val="0"/>
           </w:rPr>
-          <w:t xml:space="preserve">ws4-pattern-c-hybrid-editable-slides.pptx</w:t>
+          <w:t xml:space="preserve">.docx</w:t>
         </w:r>
       </w:hyperlink>
-      <w:hyperlink r:id="rId179">
+      <w:hyperlink r:id="rId189">
+        <w:r>
+          <w:rPr>
+            <w:color w:val="1155cc"/>
+            <w:u w:val="single"/>
+            <w:rtl w:val="0"/>
+          </w:rPr>
+          <w:t xml:space="preserve">)</w:t>
+        </w:r>
+      </w:hyperlink>
+      <w:r>
+        <w:rPr>
+          <w:rtl w:val="0"/>
+        </w:rPr>
+      </w:r>
+    </w:p>
+    <w:p>
+      <w:pPr>
+        <w:numPr>
+          <w:ilvl w:val="1"/>
+          <w:numId w:val="12"/>
+        </w:numPr>
+        <w:spacing w:after="0" w:afterAutospacing="0" w:lineRule="auto"/>
+        <w:ind w:left="1440" w:hanging="360"/>
+        <w:rPr>
+          <w:u w:val="none"/>
+        </w:rPr>
+      </w:pPr>
+      <w:hyperlink r:id="rId190">
+        <w:r>
+          <w:rPr>
+            <w:color w:val="1155cc"/>
+            <w:u w:val="single"/>
+            <w:rtl w:val="0"/>
+          </w:rPr>
+          <w:t xml:space="preserve">Download Workstream 4 Canonical 12-Slide Presentation (</w:t>
+        </w:r>
+      </w:hyperlink>
+      <w:hyperlink r:id="rId191">
+        <w:r>
+          <w:rPr>
+            <w:rFonts w:ascii="Roboto Mono" w:cs="Roboto Mono" w:eastAsia="Roboto Mono" w:hAnsi="Roboto Mono"/>
+            <w:color w:val="1155cc"/>
+            <w:u w:val="single"/>
+            <w:rtl w:val="0"/>
+          </w:rPr>
+          <w:t xml:space="preserve">.pptx</w:t>
+        </w:r>
+      </w:hyperlink>
+      <w:hyperlink r:id="rId192">
+        <w:r>
+          <w:rPr>
+            <w:color w:val="1155cc"/>
+            <w:u w:val="single"/>
+            <w:rtl w:val="0"/>
+          </w:rPr>
+          <w:t xml:space="preserve">)</w:t>
+        </w:r>
+      </w:hyperlink>
+      <w:r>
+        <w:rPr>
+          <w:rtl w:val="0"/>
+        </w:rPr>
+      </w:r>
+    </w:p>
+    <w:p>
+      <w:pPr>
+        <w:numPr>
+          <w:ilvl w:val="1"/>
+          <w:numId w:val="12"/>
+        </w:numPr>
+        <w:spacing w:after="0" w:afterAutospacing="0" w:lineRule="auto"/>
+        <w:ind w:left="1440" w:hanging="360"/>
+        <w:rPr>
+          <w:u w:val="none"/>
+        </w:rPr>
+      </w:pPr>
+      <w:hyperlink r:id="rId193">
+        <w:r>
+          <w:rPr>
+            <w:color w:val="1155cc"/>
+            <w:u w:val="single"/>
+            <w:rtl w:val="0"/>
+          </w:rPr>
+          <w:t xml:space="preserve">Figure 1 Draw.io Source (</w:t>
+        </w:r>
+      </w:hyperlink>
+      <w:hyperlink r:id="rId194">
+        <w:r>
+          <w:rPr>
+            <w:rFonts w:ascii="Roboto Mono" w:cs="Roboto Mono" w:eastAsia="Roboto Mono" w:hAnsi="Roboto Mono"/>
+            <w:color w:val="1155cc"/>
+            <w:u w:val="single"/>
+            <w:rtl w:val="0"/>
+          </w:rPr>
+          <w:t xml:space="preserve">ws4-pattern-c-hybrid-psc-and-migration.drawio</w:t>
+        </w:r>
+      </w:hyperlink>
+      <w:hyperlink r:id="rId195">
+        <w:r>
+          <w:rPr>
+            <w:color w:val="1155cc"/>
+            <w:u w:val="single"/>
+            <w:rtl w:val="0"/>
+          </w:rPr>
+          <w:t xml:space="preserve">)</w:t>
+        </w:r>
+      </w:hyperlink>
+      <w:r>
+        <w:rPr>
+          <w:rtl w:val="0"/>
+        </w:rPr>
+      </w:r>
+    </w:p>
+    <w:p>
+      <w:pPr>
+        <w:numPr>
+          <w:ilvl w:val="1"/>
+          <w:numId w:val="12"/>
+        </w:numPr>
+        <w:spacing w:after="0" w:afterAutospacing="0" w:lineRule="auto"/>
+        <w:ind w:left="1440" w:hanging="360"/>
+        <w:rPr>
+          <w:u w:val="none"/>
+        </w:rPr>
+      </w:pPr>
+      <w:hyperlink r:id="rId196">
+        <w:r>
+          <w:rPr>
+            <w:color w:val="1155cc"/>
+            <w:u w:val="single"/>
+            <w:rtl w:val="0"/>
+          </w:rPr>
+          <w:t xml:space="preserve">Figure 2 Draw.io Source (</w:t>
+        </w:r>
+      </w:hyperlink>
+      <w:hyperlink r:id="rId197">
+        <w:r>
+          <w:rPr>
+            <w:rFonts w:ascii="Roboto Mono" w:cs="Roboto Mono" w:eastAsia="Roboto Mono" w:hAnsi="Roboto Mono"/>
+            <w:color w:val="1155cc"/>
+            <w:u w:val="single"/>
+            <w:rtl w:val="0"/>
+          </w:rPr>
+          <w:t xml:space="preserve">ws4-hub-and-spoke-demo-env-setup-topology.drawio</w:t>
+        </w:r>
+      </w:hyperlink>
+      <w:hyperlink r:id="rId198">
+        <w:r>
+          <w:rPr>
+            <w:color w:val="1155cc"/>
+            <w:u w:val="single"/>
+            <w:rtl w:val="0"/>
+          </w:rPr>
+          <w:t xml:space="preserve">)</w:t>
+        </w:r>
+      </w:hyperlink>
+      <w:r>
+        <w:rPr>
+          <w:rtl w:val="0"/>
+        </w:rPr>
+      </w:r>
+    </w:p>
+    <w:p>
+      <w:pPr>
+        <w:numPr>
+          <w:ilvl w:val="1"/>
+          <w:numId w:val="12"/>
+        </w:numPr>
+        <w:spacing w:after="0" w:afterAutospacing="0" w:lineRule="auto"/>
+        <w:ind w:left="1440" w:hanging="360"/>
+        <w:rPr>
+          <w:u w:val="none"/>
+        </w:rPr>
+      </w:pPr>
+      <w:hyperlink r:id="rId199">
+        <w:r>
+          <w:rPr>
+            <w:color w:val="1155cc"/>
+            <w:u w:val="single"/>
+            <w:rtl w:val="0"/>
+          </w:rPr>
+          <w:t xml:space="preserve">Figure 3 Draw.io Source (</w:t>
+        </w:r>
+      </w:hyperlink>
+      <w:hyperlink r:id="rId200">
+        <w:r>
+          <w:rPr>
+            <w:rFonts w:ascii="Roboto Mono" w:cs="Roboto Mono" w:eastAsia="Roboto Mono" w:hAnsi="Roboto Mono"/>
+            <w:color w:val="1155cc"/>
+            <w:u w:val="single"/>
+            <w:rtl w:val="0"/>
+          </w:rPr>
+          <w:t xml:space="preserve">ws4-zero-downtime-tier-upgrade-sequence.drawio</w:t>
+        </w:r>
+      </w:hyperlink>
+      <w:hyperlink r:id="rId201">
+        <w:r>
+          <w:rPr>
+            <w:color w:val="1155cc"/>
+            <w:u w:val="single"/>
+            <w:rtl w:val="0"/>
+          </w:rPr>
+          <w:t xml:space="preserve">)</w:t>
+        </w:r>
+      </w:hyperlink>
+      <w:r>
+        <w:rPr>
+          <w:rtl w:val="0"/>
+        </w:rPr>
+      </w:r>
+    </w:p>
+    <w:p>
+      <w:pPr>
+        <w:numPr>
+          <w:ilvl w:val="1"/>
+          <w:numId w:val="12"/>
+        </w:numPr>
+        <w:spacing w:after="200" w:lineRule="auto"/>
+        <w:ind w:left="1440" w:hanging="360"/>
+        <w:rPr>
+          <w:u w:val="none"/>
+        </w:rPr>
+      </w:pPr>
+      <w:hyperlink r:id="rId202">
+        <w:r>
+          <w:rPr>
+            <w:color w:val="1155cc"/>
+            <w:u w:val="single"/>
+            <w:rtl w:val="0"/>
+          </w:rPr>
+          <w:t xml:space="preserve">Figure 4 Draw.io Source (</w:t>
+        </w:r>
+      </w:hyperlink>
+      <w:hyperlink r:id="rId203">
+        <w:r>
+          <w:rPr>
+            <w:rFonts w:ascii="Roboto Mono" w:cs="Roboto Mono" w:eastAsia="Roboto Mono" w:hAnsi="Roboto Mono"/>
+            <w:color w:val="1155cc"/>
+            <w:u w:val="single"/>
+            <w:rtl w:val="0"/>
+          </w:rPr>
+          <w:t xml:space="preserve">ws4-terraform-hybrid-psc-blueprint-resource-graph.drawio</w:t>
+        </w:r>
+      </w:hyperlink>
+      <w:hyperlink r:id="rId204">
         <w:r>
           <w:rPr>
             <w:color w:val="1155cc"/>
@@ -29682,8 +30212,8 @@
   <w:abstractNum w:abstractNumId="2">
     <w:lvl w:ilvl="0">
       <w:start w:val="1"/>
-      <w:numFmt w:val="bullet"/>
-      <w:lvlText w:val="●"/>
+      <w:numFmt w:val="decimal"/>
+      <w:lvlText w:val="%1."/>
       <w:lvlJc w:val="left"/>
       <w:pPr>
         <w:ind w:left="720" w:hanging="360"/>
@@ -29694,8 +30224,8 @@
     </w:lvl>
     <w:lvl w:ilvl="1">
       <w:start w:val="1"/>
-      <w:numFmt w:val="bullet"/>
-      <w:lvlText w:val="○"/>
+      <w:numFmt w:val="lowerLetter"/>
+      <w:lvlText w:val="%2."/>
       <w:lvlJc w:val="left"/>
       <w:pPr>
         <w:ind w:left="1440" w:hanging="360"/>
@@ -29706,9 +30236,9 @@
     </w:lvl>
     <w:lvl w:ilvl="2">
       <w:start w:val="1"/>
-      <w:numFmt w:val="bullet"/>
-      <w:lvlText w:val="■"/>
-      <w:lvlJc w:val="left"/>
+      <w:numFmt w:val="lowerRoman"/>
+      <w:lvlText w:val="%3."/>
+      <w:lvlJc w:val="right"/>
       <w:pPr>
         <w:ind w:left="2160" w:hanging="360"/>
       </w:pPr>
@@ -29718,8 +30248,8 @@
     </w:lvl>
     <w:lvl w:ilvl="3">
       <w:start w:val="1"/>
-      <w:numFmt w:val="bullet"/>
-      <w:lvlText w:val="●"/>
+      <w:numFmt w:val="decimal"/>
+      <w:lvlText w:val="%4."/>
       <w:lvlJc w:val="left"/>
       <w:pPr>
         <w:ind w:left="2880" w:hanging="360"/>
@@ -29730,8 +30260,8 @@
     </w:lvl>
     <w:lvl w:ilvl="4">
       <w:start w:val="1"/>
-      <w:numFmt w:val="bullet"/>
-      <w:lvlText w:val="○"/>
+      <w:numFmt w:val="lowerLetter"/>
+      <w:lvlText w:val="%5."/>
       <w:lvlJc w:val="left"/>
       <w:pPr>
         <w:ind w:left="3600" w:hanging="360"/>
@@ -29742,9 +30272,9 @@
     </w:lvl>
     <w:lvl w:ilvl="5">
       <w:start w:val="1"/>
-      <w:numFmt w:val="bullet"/>
-      <w:lvlText w:val="■"/>
-      <w:lvlJc w:val="left"/>
+      <w:numFmt w:val="lowerRoman"/>
+      <w:lvlText w:val="%6."/>
+      <w:lvlJc w:val="right"/>
       <w:pPr>
         <w:ind w:left="4320" w:hanging="360"/>
       </w:pPr>
@@ -29754,8 +30284,8 @@
     </w:lvl>
     <w:lvl w:ilvl="6">
       <w:start w:val="1"/>
-      <w:numFmt w:val="bullet"/>
-      <w:lvlText w:val="●"/>
+      <w:numFmt w:val="decimal"/>
+      <w:lvlText w:val="%7."/>
       <w:lvlJc w:val="left"/>
       <w:pPr>
         <w:ind w:left="5040" w:hanging="360"/>
@@ -29766,8 +30296,8 @@
     </w:lvl>
     <w:lvl w:ilvl="7">
       <w:start w:val="1"/>
-      <w:numFmt w:val="bullet"/>
-      <w:lvlText w:val="○"/>
+      <w:numFmt w:val="lowerLetter"/>
+      <w:lvlText w:val="%8."/>
       <w:lvlJc w:val="left"/>
       <w:pPr>
         <w:ind w:left="5760" w:hanging="360"/>
@@ -29778,9 +30308,9 @@
     </w:lvl>
     <w:lvl w:ilvl="8">
       <w:start w:val="1"/>
-      <w:numFmt w:val="bullet"/>
-      <w:lvlText w:val="■"/>
-      <w:lvlJc w:val="left"/>
+      <w:numFmt w:val="lowerRoman"/>
+      <w:lvlText w:val="%9."/>
+      <w:lvlJc w:val="right"/>
       <w:pPr>
         <w:ind w:left="6480" w:hanging="360"/>
       </w:pPr>
@@ -29902,6 +30432,116 @@
   <w:abstractNum w:abstractNumId="4">
     <w:lvl w:ilvl="0">
       <w:start w:val="1"/>
+      <w:numFmt w:val="decimal"/>
+      <w:lvlText w:val="%1."/>
+      <w:lvlJc w:val="left"/>
+      <w:pPr>
+        <w:ind w:left="720" w:hanging="360"/>
+      </w:pPr>
+      <w:rPr>
+        <w:u w:val="none"/>
+      </w:rPr>
+    </w:lvl>
+    <w:lvl w:ilvl="1">
+      <w:start w:val="1"/>
+      <w:numFmt w:val="lowerLetter"/>
+      <w:lvlText w:val="%2."/>
+      <w:lvlJc w:val="left"/>
+      <w:pPr>
+        <w:ind w:left="1440" w:hanging="360"/>
+      </w:pPr>
+      <w:rPr>
+        <w:u w:val="none"/>
+      </w:rPr>
+    </w:lvl>
+    <w:lvl w:ilvl="2">
+      <w:start w:val="1"/>
+      <w:numFmt w:val="lowerRoman"/>
+      <w:lvlText w:val="%3."/>
+      <w:lvlJc w:val="right"/>
+      <w:pPr>
+        <w:ind w:left="2160" w:hanging="360"/>
+      </w:pPr>
+      <w:rPr>
+        <w:u w:val="none"/>
+      </w:rPr>
+    </w:lvl>
+    <w:lvl w:ilvl="3">
+      <w:start w:val="1"/>
+      <w:numFmt w:val="decimal"/>
+      <w:lvlText w:val="%4."/>
+      <w:lvlJc w:val="left"/>
+      <w:pPr>
+        <w:ind w:left="2880" w:hanging="360"/>
+      </w:pPr>
+      <w:rPr>
+        <w:u w:val="none"/>
+      </w:rPr>
+    </w:lvl>
+    <w:lvl w:ilvl="4">
+      <w:start w:val="1"/>
+      <w:numFmt w:val="lowerLetter"/>
+      <w:lvlText w:val="%5."/>
+      <w:lvlJc w:val="left"/>
+      <w:pPr>
+        <w:ind w:left="3600" w:hanging="360"/>
+      </w:pPr>
+      <w:rPr>
+        <w:u w:val="none"/>
+      </w:rPr>
+    </w:lvl>
+    <w:lvl w:ilvl="5">
+      <w:start w:val="1"/>
+      <w:numFmt w:val="lowerRoman"/>
+      <w:lvlText w:val="%6."/>
+      <w:lvlJc w:val="right"/>
+      <w:pPr>
+        <w:ind w:left="4320" w:hanging="360"/>
+      </w:pPr>
+      <w:rPr>
+        <w:u w:val="none"/>
+      </w:rPr>
+    </w:lvl>
+    <w:lvl w:ilvl="6">
+      <w:start w:val="1"/>
+      <w:numFmt w:val="decimal"/>
+      <w:lvlText w:val="%7."/>
+      <w:lvlJc w:val="left"/>
+      <w:pPr>
+        <w:ind w:left="5040" w:hanging="360"/>
+      </w:pPr>
+      <w:rPr>
+        <w:u w:val="none"/>
+      </w:rPr>
+    </w:lvl>
+    <w:lvl w:ilvl="7">
+      <w:start w:val="1"/>
+      <w:numFmt w:val="lowerLetter"/>
+      <w:lvlText w:val="%8."/>
+      <w:lvlJc w:val="left"/>
+      <w:pPr>
+        <w:ind w:left="5760" w:hanging="360"/>
+      </w:pPr>
+      <w:rPr>
+        <w:u w:val="none"/>
+      </w:rPr>
+    </w:lvl>
+    <w:lvl w:ilvl="8">
+      <w:start w:val="1"/>
+      <w:numFmt w:val="lowerRoman"/>
+      <w:lvlText w:val="%9."/>
+      <w:lvlJc w:val="right"/>
+      <w:pPr>
+        <w:ind w:left="6480" w:hanging="360"/>
+      </w:pPr>
+      <w:rPr>
+        <w:u w:val="none"/>
+      </w:rPr>
+    </w:lvl>
+  </w:abstractNum>
+  <w:abstractNum w:abstractNumId="5">
+    <w:lvl w:ilvl="0">
+      <w:start w:val="1"/>
       <w:numFmt w:val="bullet"/>
       <w:lvlText w:val="●"/>
       <w:lvlJc w:val="left"/>
@@ -30001,116 +30641,6 @@
       <w:numFmt w:val="bullet"/>
       <w:lvlText w:val="■"/>
       <w:lvlJc w:val="left"/>
-      <w:pPr>
-        <w:ind w:left="6480" w:hanging="360"/>
-      </w:pPr>
-      <w:rPr>
-        <w:u w:val="none"/>
-      </w:rPr>
-    </w:lvl>
-  </w:abstractNum>
-  <w:abstractNum w:abstractNumId="5">
-    <w:lvl w:ilvl="0">
-      <w:start w:val="1"/>
-      <w:numFmt w:val="decimal"/>
-      <w:lvlText w:val="%1."/>
-      <w:lvlJc w:val="left"/>
-      <w:pPr>
-        <w:ind w:left="720" w:hanging="360"/>
-      </w:pPr>
-      <w:rPr>
-        <w:u w:val="none"/>
-      </w:rPr>
-    </w:lvl>
-    <w:lvl w:ilvl="1">
-      <w:start w:val="1"/>
-      <w:numFmt w:val="lowerLetter"/>
-      <w:lvlText w:val="%2."/>
-      <w:lvlJc w:val="left"/>
-      <w:pPr>
-        <w:ind w:left="1440" w:hanging="360"/>
-      </w:pPr>
-      <w:rPr>
-        <w:u w:val="none"/>
-      </w:rPr>
-    </w:lvl>
-    <w:lvl w:ilvl="2">
-      <w:start w:val="1"/>
-      <w:numFmt w:val="lowerRoman"/>
-      <w:lvlText w:val="%3."/>
-      <w:lvlJc w:val="right"/>
-      <w:pPr>
-        <w:ind w:left="2160" w:hanging="360"/>
-      </w:pPr>
-      <w:rPr>
-        <w:u w:val="none"/>
-      </w:rPr>
-    </w:lvl>
-    <w:lvl w:ilvl="3">
-      <w:start w:val="1"/>
-      <w:numFmt w:val="decimal"/>
-      <w:lvlText w:val="%4."/>
-      <w:lvlJc w:val="left"/>
-      <w:pPr>
-        <w:ind w:left="2880" w:hanging="360"/>
-      </w:pPr>
-      <w:rPr>
-        <w:u w:val="none"/>
-      </w:rPr>
-    </w:lvl>
-    <w:lvl w:ilvl="4">
-      <w:start w:val="1"/>
-      <w:numFmt w:val="lowerLetter"/>
-      <w:lvlText w:val="%5."/>
-      <w:lvlJc w:val="left"/>
-      <w:pPr>
-        <w:ind w:left="3600" w:hanging="360"/>
-      </w:pPr>
-      <w:rPr>
-        <w:u w:val="none"/>
-      </w:rPr>
-    </w:lvl>
-    <w:lvl w:ilvl="5">
-      <w:start w:val="1"/>
-      <w:numFmt w:val="lowerRoman"/>
-      <w:lvlText w:val="%6."/>
-      <w:lvlJc w:val="right"/>
-      <w:pPr>
-        <w:ind w:left="4320" w:hanging="360"/>
-      </w:pPr>
-      <w:rPr>
-        <w:u w:val="none"/>
-      </w:rPr>
-    </w:lvl>
-    <w:lvl w:ilvl="6">
-      <w:start w:val="1"/>
-      <w:numFmt w:val="decimal"/>
-      <w:lvlText w:val="%7."/>
-      <w:lvlJc w:val="left"/>
-      <w:pPr>
-        <w:ind w:left="5040" w:hanging="360"/>
-      </w:pPr>
-      <w:rPr>
-        <w:u w:val="none"/>
-      </w:rPr>
-    </w:lvl>
-    <w:lvl w:ilvl="7">
-      <w:start w:val="1"/>
-      <w:numFmt w:val="lowerLetter"/>
-      <w:lvlText w:val="%8."/>
-      <w:lvlJc w:val="left"/>
-      <w:pPr>
-        <w:ind w:left="5760" w:hanging="360"/>
-      </w:pPr>
-      <w:rPr>
-        <w:u w:val="none"/>
-      </w:rPr>
-    </w:lvl>
-    <w:lvl w:ilvl="8">
-      <w:start w:val="1"/>
-      <w:numFmt w:val="lowerRoman"/>
-      <w:lvlText w:val="%9."/>
-      <w:lvlJc w:val="right"/>
       <w:pPr>
         <w:ind w:left="6480" w:hanging="360"/>
       </w:pPr>
@@ -30672,8 +31202,8 @@
   <w:abstractNum w:abstractNumId="11">
     <w:lvl w:ilvl="0">
       <w:start w:val="1"/>
-      <w:numFmt w:val="decimal"/>
-      <w:lvlText w:val="%1."/>
+      <w:numFmt w:val="bullet"/>
+      <w:lvlText w:val="●"/>
       <w:lvlJc w:val="left"/>
       <w:pPr>
         <w:ind w:left="720" w:hanging="360"/>
@@ -30684,8 +31214,8 @@
     </w:lvl>
     <w:lvl w:ilvl="1">
       <w:start w:val="1"/>
-      <w:numFmt w:val="lowerLetter"/>
-      <w:lvlText w:val="%2."/>
+      <w:numFmt w:val="bullet"/>
+      <w:lvlText w:val="○"/>
       <w:lvlJc w:val="left"/>
       <w:pPr>
         <w:ind w:left="1440" w:hanging="360"/>
@@ -30696,9 +31226,9 @@
     </w:lvl>
     <w:lvl w:ilvl="2">
       <w:start w:val="1"/>
-      <w:numFmt w:val="lowerRoman"/>
-      <w:lvlText w:val="%3."/>
-      <w:lvlJc w:val="right"/>
+      <w:numFmt w:val="bullet"/>
+      <w:lvlText w:val="■"/>
+      <w:lvlJc w:val="left"/>
       <w:pPr>
         <w:ind w:left="2160" w:hanging="360"/>
       </w:pPr>
@@ -30708,8 +31238,8 @@
     </w:lvl>
     <w:lvl w:ilvl="3">
       <w:start w:val="1"/>
-      <w:numFmt w:val="decimal"/>
-      <w:lvlText w:val="%4."/>
+      <w:numFmt w:val="bullet"/>
+      <w:lvlText w:val="●"/>
       <w:lvlJc w:val="left"/>
       <w:pPr>
         <w:ind w:left="2880" w:hanging="360"/>
@@ -30720,8 +31250,8 @@
     </w:lvl>
     <w:lvl w:ilvl="4">
       <w:start w:val="1"/>
-      <w:numFmt w:val="lowerLetter"/>
-      <w:lvlText w:val="%5."/>
+      <w:numFmt w:val="bullet"/>
+      <w:lvlText w:val="○"/>
       <w:lvlJc w:val="left"/>
       <w:pPr>
         <w:ind w:left="3600" w:hanging="360"/>
@@ -30732,9 +31262,9 @@
     </w:lvl>
     <w:lvl w:ilvl="5">
       <w:start w:val="1"/>
-      <w:numFmt w:val="lowerRoman"/>
-      <w:lvlText w:val="%6."/>
-      <w:lvlJc w:val="right"/>
+      <w:numFmt w:val="bullet"/>
+      <w:lvlText w:val="■"/>
+      <w:lvlJc w:val="left"/>
       <w:pPr>
         <w:ind w:left="4320" w:hanging="360"/>
       </w:pPr>
@@ -30744,8 +31274,8 @@
     </w:lvl>
     <w:lvl w:ilvl="6">
       <w:start w:val="1"/>
-      <w:numFmt w:val="decimal"/>
-      <w:lvlText w:val="%7."/>
+      <w:numFmt w:val="bullet"/>
+      <w:lvlText w:val="●"/>
       <w:lvlJc w:val="left"/>
       <w:pPr>
         <w:ind w:left="5040" w:hanging="360"/>
@@ -30756,8 +31286,8 @@
     </w:lvl>
     <w:lvl w:ilvl="7">
       <w:start w:val="1"/>
-      <w:numFmt w:val="lowerLetter"/>
-      <w:lvlText w:val="%8."/>
+      <w:numFmt w:val="bullet"/>
+      <w:lvlText w:val="○"/>
       <w:lvlJc w:val="left"/>
       <w:pPr>
         <w:ind w:left="5760" w:hanging="360"/>
@@ -30768,9 +31298,9 @@
     </w:lvl>
     <w:lvl w:ilvl="8">
       <w:start w:val="1"/>
-      <w:numFmt w:val="lowerRoman"/>
-      <w:lvlText w:val="%9."/>
-      <w:lvlJc w:val="right"/>
+      <w:numFmt w:val="bullet"/>
+      <w:lvlText w:val="■"/>
+      <w:lvlJc w:val="left"/>
       <w:pPr>
         <w:ind w:left="6480" w:hanging="360"/>
       </w:pPr>
